--- a/templates/report-template-list.docx
+++ b/templates/report-template-list.docx
@@ -4,168 +4,1231 @@
   <w:body>
     <w:p>
       <w:pPr>
-        <w:jc w:val="center"/>
+        <w:spacing w:before="60" w:after="0"/>
       </w:pPr>
       <w:r>
         <w:rPr>
+          <w:rFonts w:ascii="Microsoft YaHei" w:hAnsi="Microsoft YaHei" w:eastAsia="Microsoft YaHei"/>
           <w:b/>
+          <w:i w:val="0"/>
           <w:color w:val="1769E0"/>
-          <w:sz w:val="20"/>
+          <w:sz w:val="19"/>
         </w:rPr>
-        <w:t>实施项目管理平台</w:t>
+        <w:t>SOP · 事前准备</w:t>
       </w:r>
     </w:p>
     <w:p>
       <w:pPr>
-        <w:jc w:val="center"/>
+        <w:keepNext/>
+        <w:spacing w:before="0" w:after="60"/>
       </w:pPr>
       <w:r>
         <w:rPr>
+          <w:rFonts w:ascii="Microsoft YaHei" w:hAnsi="Microsoft YaHei" w:eastAsia="Microsoft YaHei"/>
           <w:b/>
-          <w:color w:val="16365F"/>
-          <w:sz w:val="36"/>
+          <w:i w:val="0"/>
+          <w:color w:val="17365D"/>
+          <w:sz w:val="46"/>
         </w:rPr>
         <w:t>报告模板清单</w:t>
+      </w:r>
+    </w:p>
+    <w:p>
+      <w:pPr>
+        <w:keepNext/>
+        <w:spacing w:before="0" w:after="180"/>
+      </w:pPr>
+      <w:r>
+        <w:rPr>
+          <w:rFonts w:ascii="Microsoft YaHei" w:hAnsi="Microsoft YaHei" w:eastAsia="Microsoft YaHei"/>
+          <w:b w:val="0"/>
+          <w:i w:val="0"/>
+          <w:color w:val="667A90"/>
+          <w:sz w:val="21"/>
+        </w:rPr>
+        <w:t>用于确认项目需交付的报告、单据、标签和统计模板</w:t>
       </w:r>
     </w:p>
     <w:tbl>
       <w:tblPr>
         <w:tblStyle w:val="TableGrid"/>
-        <w:tblW w:type="auto" w:w="0"/>
-        <w:jc w:val="center"/>
+        <w:tblW w:type="dxa" w:w="14900"/>
+        <w:jc w:val="left"/>
+        <w:tblLayout w:type="fixed"/>
         <w:tblLook w:firstColumn="1" w:firstRow="1" w:lastColumn="0" w:lastRow="0" w:noHBand="0" w:noVBand="1" w:val="04A0"/>
+        <w:tblInd w:w="120" w:type="dxa"/>
+        <w:tblBorders>
+          <w:top w:val="single" w:sz="5" w:color="C8D8EA"/>
+          <w:left w:val="single" w:sz="5" w:color="C8D8EA"/>
+          <w:bottom w:val="single" w:sz="5" w:color="C8D8EA"/>
+          <w:right w:val="single" w:sz="5" w:color="C8D8EA"/>
+          <w:insideH w:val="single" w:sz="5" w:color="C8D8EA"/>
+          <w:insideV w:val="single" w:sz="5" w:color="C8D8EA"/>
+        </w:tblBorders>
       </w:tblPr>
       <w:tblGrid>
-        <w:gridCol w:w="2592"/>
-        <w:gridCol w:w="2592"/>
-        <w:gridCol w:w="2592"/>
-        <w:gridCol w:w="2592"/>
+        <w:gridCol w:w="1192"/>
+        <w:gridCol w:w="2566"/>
+        <w:gridCol w:w="1192"/>
+        <w:gridCol w:w="2566"/>
+        <w:gridCol w:w="1192"/>
+        <w:gridCol w:w="2235"/>
+        <w:gridCol w:w="1192"/>
+        <w:gridCol w:w="2765"/>
       </w:tblGrid>
       <w:tr>
+        <w:trPr>
+          <w:cantSplit/>
+        </w:trPr>
         <w:tc>
           <w:tcPr>
-            <w:tcW w:type="dxa" w:w="2592"/>
+            <w:tcW w:type="dxa" w:w="1192"/>
+            <w:shd w:fill="EDF5FF"/>
             <w:vAlign w:val="center"/>
+            <w:tcMar>
+              <w:top w:w="80" w:type="dxa"/>
+              <w:start w:w="120" w:type="dxa"/>
+              <w:bottom w:w="80" w:type="dxa"/>
+              <w:end w:w="120" w:type="dxa"/>
+            </w:tcMar>
           </w:tcPr>
           <w:p>
+            <w:pPr>
+              <w:spacing w:before="40" w:after="40" w:line="276" w:lineRule="auto"/>
+              <w:jc w:val="center"/>
+            </w:pPr>
+            <w:r/>
             <w:r>
-              <w:t>项目名称：</w:t>
+              <w:rPr>
+                <w:rFonts w:ascii="Microsoft YaHei" w:hAnsi="Microsoft YaHei" w:eastAsia="Microsoft YaHei"/>
+                <w:b/>
+                <w:i w:val="0"/>
+                <w:color w:val="17365D"/>
+                <w:sz w:val="18"/>
+              </w:rPr>
+              <w:t>项目名称</w:t>
             </w:r>
           </w:p>
         </w:tc>
         <w:tc>
           <w:tcPr>
-            <w:tcW w:type="dxa" w:w="2592"/>
+            <w:tcW w:type="dxa" w:w="2566"/>
+            <w:shd w:fill="FFF9E8"/>
             <w:vAlign w:val="center"/>
+            <w:tcMar>
+              <w:top w:w="80" w:type="dxa"/>
+              <w:start w:w="120" w:type="dxa"/>
+              <w:bottom w:w="80" w:type="dxa"/>
+              <w:end w:w="120" w:type="dxa"/>
+            </w:tcMar>
           </w:tcPr>
           <w:p>
+            <w:pPr>
+              <w:spacing w:before="40" w:after="40" w:line="276" w:lineRule="auto"/>
+              <w:jc w:val="left"/>
+            </w:pPr>
+            <w:r/>
             <w:r>
-              <w:t>客户：</w:t>
+              <w:rPr>
+                <w:rFonts w:ascii="Microsoft YaHei" w:hAnsi="Microsoft YaHei" w:eastAsia="Microsoft YaHei"/>
+                <w:b w:val="0"/>
+                <w:i w:val="0"/>
+                <w:color w:val="24364B"/>
+                <w:sz w:val="18"/>
+              </w:rPr>
             </w:r>
           </w:p>
         </w:tc>
         <w:tc>
           <w:tcPr>
-            <w:tcW w:type="dxa" w:w="2592"/>
+            <w:tcW w:type="dxa" w:w="1192"/>
+            <w:shd w:fill="EDF5FF"/>
             <w:vAlign w:val="center"/>
+            <w:tcMar>
+              <w:top w:w="80" w:type="dxa"/>
+              <w:start w:w="120" w:type="dxa"/>
+              <w:bottom w:w="80" w:type="dxa"/>
+              <w:end w:w="120" w:type="dxa"/>
+            </w:tcMar>
           </w:tcPr>
           <w:p>
+            <w:pPr>
+              <w:spacing w:before="40" w:after="40" w:line="276" w:lineRule="auto"/>
+              <w:jc w:val="center"/>
+            </w:pPr>
+            <w:r/>
             <w:r>
-              <w:t>负责人：</w:t>
+              <w:rPr>
+                <w:rFonts w:ascii="Microsoft YaHei" w:hAnsi="Microsoft YaHei" w:eastAsia="Microsoft YaHei"/>
+                <w:b/>
+                <w:i w:val="0"/>
+                <w:color w:val="17365D"/>
+                <w:sz w:val="18"/>
+              </w:rPr>
+              <w:t>客户单位</w:t>
             </w:r>
           </w:p>
         </w:tc>
         <w:tc>
           <w:tcPr>
-            <w:tcW w:type="dxa" w:w="2592"/>
+            <w:tcW w:type="dxa" w:w="2566"/>
+            <w:shd w:fill="FFF9E8"/>
             <w:vAlign w:val="center"/>
+            <w:tcMar>
+              <w:top w:w="80" w:type="dxa"/>
+              <w:start w:w="120" w:type="dxa"/>
+              <w:bottom w:w="80" w:type="dxa"/>
+              <w:end w:w="120" w:type="dxa"/>
+            </w:tcMar>
           </w:tcPr>
           <w:p>
+            <w:pPr>
+              <w:spacing w:before="40" w:after="40" w:line="276" w:lineRule="auto"/>
+              <w:jc w:val="left"/>
+            </w:pPr>
+            <w:r/>
             <w:r>
-              <w:t>模板版本：V1.0</w:t>
+              <w:rPr>
+                <w:rFonts w:ascii="Microsoft YaHei" w:hAnsi="Microsoft YaHei" w:eastAsia="Microsoft YaHei"/>
+                <w:b w:val="0"/>
+                <w:i w:val="0"/>
+                <w:color w:val="24364B"/>
+                <w:sz w:val="18"/>
+              </w:rPr>
+            </w:r>
+          </w:p>
+        </w:tc>
+        <w:tc>
+          <w:tcPr>
+            <w:tcW w:type="dxa" w:w="1192"/>
+            <w:shd w:fill="EDF5FF"/>
+            <w:vAlign w:val="center"/>
+            <w:tcMar>
+              <w:top w:w="80" w:type="dxa"/>
+              <w:start w:w="120" w:type="dxa"/>
+              <w:bottom w:w="80" w:type="dxa"/>
+              <w:end w:w="120" w:type="dxa"/>
+            </w:tcMar>
+          </w:tcPr>
+          <w:p>
+            <w:pPr>
+              <w:spacing w:before="40" w:after="40" w:line="276" w:lineRule="auto"/>
+              <w:jc w:val="center"/>
+            </w:pPr>
+            <w:r/>
+            <w:r>
+              <w:rPr>
+                <w:rFonts w:ascii="Microsoft YaHei" w:hAnsi="Microsoft YaHei" w:eastAsia="Microsoft YaHei"/>
+                <w:b/>
+                <w:i w:val="0"/>
+                <w:color w:val="17365D"/>
+                <w:sz w:val="18"/>
+              </w:rPr>
+              <w:t>项目经理</w:t>
+            </w:r>
+          </w:p>
+        </w:tc>
+        <w:tc>
+          <w:tcPr>
+            <w:tcW w:type="dxa" w:w="2235"/>
+            <w:shd w:fill="FFF9E8"/>
+            <w:vAlign w:val="center"/>
+            <w:tcMar>
+              <w:top w:w="80" w:type="dxa"/>
+              <w:start w:w="120" w:type="dxa"/>
+              <w:bottom w:w="80" w:type="dxa"/>
+              <w:end w:w="120" w:type="dxa"/>
+            </w:tcMar>
+          </w:tcPr>
+          <w:p>
+            <w:pPr>
+              <w:spacing w:before="40" w:after="40" w:line="276" w:lineRule="auto"/>
+              <w:jc w:val="left"/>
+            </w:pPr>
+            <w:r/>
+            <w:r>
+              <w:rPr>
+                <w:rFonts w:ascii="Microsoft YaHei" w:hAnsi="Microsoft YaHei" w:eastAsia="Microsoft YaHei"/>
+                <w:b w:val="0"/>
+                <w:i w:val="0"/>
+                <w:color w:val="24364B"/>
+                <w:sz w:val="18"/>
+              </w:rPr>
+            </w:r>
+          </w:p>
+        </w:tc>
+        <w:tc>
+          <w:tcPr>
+            <w:tcW w:type="dxa" w:w="1192"/>
+            <w:shd w:fill="EDF5FF"/>
+            <w:vAlign w:val="center"/>
+            <w:tcMar>
+              <w:top w:w="80" w:type="dxa"/>
+              <w:start w:w="120" w:type="dxa"/>
+              <w:bottom w:w="80" w:type="dxa"/>
+              <w:end w:w="120" w:type="dxa"/>
+            </w:tcMar>
+          </w:tcPr>
+          <w:p>
+            <w:pPr>
+              <w:spacing w:before="40" w:after="40" w:line="276" w:lineRule="auto"/>
+              <w:jc w:val="center"/>
+            </w:pPr>
+            <w:r/>
+            <w:r>
+              <w:rPr>
+                <w:rFonts w:ascii="Microsoft YaHei" w:hAnsi="Microsoft YaHei" w:eastAsia="Microsoft YaHei"/>
+                <w:b/>
+                <w:i w:val="0"/>
+                <w:color w:val="17365D"/>
+                <w:sz w:val="18"/>
+              </w:rPr>
+              <w:t>文档编号</w:t>
+            </w:r>
+          </w:p>
+        </w:tc>
+        <w:tc>
+          <w:tcPr>
+            <w:tcW w:type="dxa" w:w="2765"/>
+            <w:shd w:fill="FFF9E8"/>
+            <w:vAlign w:val="center"/>
+            <w:tcMar>
+              <w:top w:w="80" w:type="dxa"/>
+              <w:start w:w="120" w:type="dxa"/>
+              <w:bottom w:w="80" w:type="dxa"/>
+              <w:end w:w="120" w:type="dxa"/>
+            </w:tcMar>
+          </w:tcPr>
+          <w:p>
+            <w:pPr>
+              <w:spacing w:before="40" w:after="40" w:line="276" w:lineRule="auto"/>
+              <w:jc w:val="left"/>
+            </w:pPr>
+            <w:r/>
+            <w:r>
+              <w:rPr>
+                <w:rFonts w:ascii="Microsoft YaHei" w:hAnsi="Microsoft YaHei" w:eastAsia="Microsoft YaHei"/>
+                <w:b w:val="0"/>
+                <w:i w:val="0"/>
+                <w:color w:val="24364B"/>
+                <w:sz w:val="18"/>
+              </w:rPr>
             </w:r>
           </w:p>
         </w:tc>
       </w:tr>
       <w:tr>
+        <w:trPr>
+          <w:cantSplit/>
+        </w:trPr>
         <w:tc>
           <w:tcPr>
-            <w:tcW w:type="dxa" w:w="2592"/>
+            <w:tcW w:type="dxa" w:w="1192"/>
+            <w:shd w:fill="EDF5FF"/>
             <w:vAlign w:val="center"/>
+            <w:tcMar>
+              <w:top w:w="80" w:type="dxa"/>
+              <w:start w:w="120" w:type="dxa"/>
+              <w:bottom w:w="80" w:type="dxa"/>
+              <w:end w:w="120" w:type="dxa"/>
+            </w:tcMar>
           </w:tcPr>
           <w:p>
+            <w:pPr>
+              <w:spacing w:before="40" w:after="40" w:line="276" w:lineRule="auto"/>
+              <w:jc w:val="center"/>
+            </w:pPr>
+            <w:r/>
             <w:r>
-              <w:t>文档编号：</w:t>
+              <w:rPr>
+                <w:rFonts w:ascii="Microsoft YaHei" w:hAnsi="Microsoft YaHei" w:eastAsia="Microsoft YaHei"/>
+                <w:b/>
+                <w:i w:val="0"/>
+                <w:color w:val="17365D"/>
+                <w:sz w:val="18"/>
+              </w:rPr>
+              <w:t>实施负责人</w:t>
             </w:r>
           </w:p>
         </w:tc>
         <w:tc>
           <w:tcPr>
-            <w:tcW w:type="dxa" w:w="2592"/>
+            <w:tcW w:type="dxa" w:w="2566"/>
+            <w:shd w:fill="FFF9E8"/>
             <w:vAlign w:val="center"/>
+            <w:tcMar>
+              <w:top w:w="80" w:type="dxa"/>
+              <w:start w:w="120" w:type="dxa"/>
+              <w:bottom w:w="80" w:type="dxa"/>
+              <w:end w:w="120" w:type="dxa"/>
+            </w:tcMar>
           </w:tcPr>
           <w:p>
+            <w:pPr>
+              <w:spacing w:before="40" w:after="40" w:line="276" w:lineRule="auto"/>
+              <w:jc w:val="left"/>
+            </w:pPr>
+            <w:r/>
             <w:r>
-              <w:t>填写日期：</w:t>
+              <w:rPr>
+                <w:rFonts w:ascii="Microsoft YaHei" w:hAnsi="Microsoft YaHei" w:eastAsia="Microsoft YaHei"/>
+                <w:b w:val="0"/>
+                <w:i w:val="0"/>
+                <w:color w:val="24364B"/>
+                <w:sz w:val="18"/>
+              </w:rPr>
             </w:r>
           </w:p>
         </w:tc>
         <w:tc>
           <w:tcPr>
-            <w:tcW w:type="dxa" w:w="2592"/>
+            <w:tcW w:type="dxa" w:w="1192"/>
+            <w:shd w:fill="EDF5FF"/>
             <w:vAlign w:val="center"/>
+            <w:tcMar>
+              <w:top w:w="80" w:type="dxa"/>
+              <w:start w:w="120" w:type="dxa"/>
+              <w:bottom w:w="80" w:type="dxa"/>
+              <w:end w:w="120" w:type="dxa"/>
+            </w:tcMar>
           </w:tcPr>
           <w:p>
+            <w:pPr>
+              <w:spacing w:before="40" w:after="40" w:line="276" w:lineRule="auto"/>
+              <w:jc w:val="center"/>
+            </w:pPr>
+            <w:r/>
             <w:r>
-              <w:t>审核人：</w:t>
+              <w:rPr>
+                <w:rFonts w:ascii="Microsoft YaHei" w:hAnsi="Microsoft YaHei" w:eastAsia="Microsoft YaHei"/>
+                <w:b/>
+                <w:i w:val="0"/>
+                <w:color w:val="17365D"/>
+                <w:sz w:val="18"/>
+              </w:rPr>
+              <w:t>编制日期</w:t>
             </w:r>
           </w:p>
         </w:tc>
         <w:tc>
           <w:tcPr>
-            <w:tcW w:type="dxa" w:w="2592"/>
+            <w:tcW w:type="dxa" w:w="2566"/>
+            <w:shd w:fill="FFF9E8"/>
             <w:vAlign w:val="center"/>
+            <w:tcMar>
+              <w:top w:w="80" w:type="dxa"/>
+              <w:start w:w="120" w:type="dxa"/>
+              <w:bottom w:w="80" w:type="dxa"/>
+              <w:end w:w="120" w:type="dxa"/>
+            </w:tcMar>
           </w:tcPr>
           <w:p>
+            <w:pPr>
+              <w:spacing w:before="40" w:after="40" w:line="276" w:lineRule="auto"/>
+              <w:jc w:val="left"/>
+            </w:pPr>
+            <w:r/>
             <w:r>
-              <w:t>状态：□草稿  □已确认</w:t>
+              <w:rPr>
+                <w:rFonts w:ascii="Microsoft YaHei" w:hAnsi="Microsoft YaHei" w:eastAsia="Microsoft YaHei"/>
+                <w:b w:val="0"/>
+                <w:i w:val="0"/>
+                <w:color w:val="24364B"/>
+                <w:sz w:val="18"/>
+              </w:rPr>
+            </w:r>
+          </w:p>
+        </w:tc>
+        <w:tc>
+          <w:tcPr>
+            <w:tcW w:type="dxa" w:w="1192"/>
+            <w:shd w:fill="EDF5FF"/>
+            <w:vAlign w:val="center"/>
+            <w:tcMar>
+              <w:top w:w="80" w:type="dxa"/>
+              <w:start w:w="120" w:type="dxa"/>
+              <w:bottom w:w="80" w:type="dxa"/>
+              <w:end w:w="120" w:type="dxa"/>
+            </w:tcMar>
+          </w:tcPr>
+          <w:p>
+            <w:pPr>
+              <w:spacing w:before="40" w:after="40" w:line="276" w:lineRule="auto"/>
+              <w:jc w:val="center"/>
+            </w:pPr>
+            <w:r/>
+            <w:r>
+              <w:rPr>
+                <w:rFonts w:ascii="Microsoft YaHei" w:hAnsi="Microsoft YaHei" w:eastAsia="Microsoft YaHei"/>
+                <w:b/>
+                <w:i w:val="0"/>
+                <w:color w:val="17365D"/>
+                <w:sz w:val="18"/>
+              </w:rPr>
+              <w:t>模板版本</w:t>
+            </w:r>
+          </w:p>
+        </w:tc>
+        <w:tc>
+          <w:tcPr>
+            <w:tcW w:type="dxa" w:w="2235"/>
+            <w:shd w:fill="FFFFFF"/>
+            <w:vAlign w:val="center"/>
+            <w:tcMar>
+              <w:top w:w="80" w:type="dxa"/>
+              <w:start w:w="120" w:type="dxa"/>
+              <w:bottom w:w="80" w:type="dxa"/>
+              <w:end w:w="120" w:type="dxa"/>
+            </w:tcMar>
+          </w:tcPr>
+          <w:p>
+            <w:pPr>
+              <w:spacing w:before="40" w:after="40" w:line="276" w:lineRule="auto"/>
+              <w:jc w:val="left"/>
+            </w:pPr>
+            <w:r/>
+            <w:r>
+              <w:rPr>
+                <w:rFonts w:ascii="Microsoft YaHei" w:hAnsi="Microsoft YaHei" w:eastAsia="Microsoft YaHei"/>
+                <w:b w:val="0"/>
+                <w:i w:val="0"/>
+                <w:color w:val="24364B"/>
+                <w:sz w:val="18"/>
+              </w:rPr>
+              <w:t>V2.0</w:t>
+            </w:r>
+          </w:p>
+        </w:tc>
+        <w:tc>
+          <w:tcPr>
+            <w:tcW w:type="dxa" w:w="1192"/>
+            <w:shd w:fill="EDF5FF"/>
+            <w:vAlign w:val="center"/>
+            <w:tcMar>
+              <w:top w:w="80" w:type="dxa"/>
+              <w:start w:w="120" w:type="dxa"/>
+              <w:bottom w:w="80" w:type="dxa"/>
+              <w:end w:w="120" w:type="dxa"/>
+            </w:tcMar>
+          </w:tcPr>
+          <w:p>
+            <w:pPr>
+              <w:spacing w:before="40" w:after="40" w:line="276" w:lineRule="auto"/>
+              <w:jc w:val="center"/>
+            </w:pPr>
+            <w:r/>
+            <w:r>
+              <w:rPr>
+                <w:rFonts w:ascii="Microsoft YaHei" w:hAnsi="Microsoft YaHei" w:eastAsia="Microsoft YaHei"/>
+                <w:b/>
+                <w:i w:val="0"/>
+                <w:color w:val="17365D"/>
+                <w:sz w:val="18"/>
+              </w:rPr>
+              <w:t>文档状态</w:t>
+            </w:r>
+          </w:p>
+        </w:tc>
+        <w:tc>
+          <w:tcPr>
+            <w:tcW w:type="dxa" w:w="2765"/>
+            <w:shd w:fill="FFFFFF"/>
+            <w:vAlign w:val="center"/>
+            <w:tcMar>
+              <w:top w:w="80" w:type="dxa"/>
+              <w:start w:w="120" w:type="dxa"/>
+              <w:bottom w:w="80" w:type="dxa"/>
+              <w:end w:w="120" w:type="dxa"/>
+            </w:tcMar>
+          </w:tcPr>
+          <w:p>
+            <w:pPr>
+              <w:spacing w:before="40" w:after="40" w:line="276" w:lineRule="auto"/>
+              <w:jc w:val="left"/>
+            </w:pPr>
+            <w:r/>
+            <w:r>
+              <w:rPr>
+                <w:rFonts w:ascii="Microsoft YaHei" w:hAnsi="Microsoft YaHei" w:eastAsia="Microsoft YaHei"/>
+                <w:b w:val="0"/>
+                <w:i w:val="0"/>
+                <w:color w:val="24364B"/>
+                <w:sz w:val="18"/>
+              </w:rPr>
+              <w:t>☐ 草稿  ☐ 已确认</w:t>
+            </w:r>
+          </w:p>
+        </w:tc>
+      </w:tr>
+    </w:tbl>
+    <w:tbl>
+      <w:tblPr>
+        <w:tblStyle w:val="TableGrid"/>
+        <w:tblW w:type="dxa" w:w="14900"/>
+        <w:jc w:val="left"/>
+        <w:tblLayout w:type="fixed"/>
+        <w:tblLook w:firstColumn="1" w:firstRow="1" w:lastColumn="0" w:lastRow="0" w:noHBand="0" w:noVBand="1" w:val="04A0"/>
+        <w:tblInd w:w="120" w:type="dxa"/>
+        <w:tblBorders>
+          <w:top w:val="single" w:sz="5" w:color="B7D2F1"/>
+          <w:left w:val="single" w:sz="5" w:color="B7D2F1"/>
+          <w:bottom w:val="single" w:sz="5" w:color="B7D2F1"/>
+          <w:right w:val="single" w:sz="5" w:color="B7D2F1"/>
+          <w:insideH w:val="single" w:sz="5" w:color="B7D2F1"/>
+          <w:insideV w:val="single" w:sz="5" w:color="B7D2F1"/>
+        </w:tblBorders>
+      </w:tblPr>
+      <w:tblGrid>
+        <w:gridCol w:w="14900"/>
+      </w:tblGrid>
+      <w:tr>
+        <w:trPr>
+          <w:cantSplit/>
+        </w:trPr>
+        <w:tc>
+          <w:tcPr>
+            <w:tcW w:type="dxa" w:w="14900"/>
+            <w:shd w:fill="F6F9FD"/>
+            <w:vAlign w:val="center"/>
+            <w:tcMar>
+              <w:top w:w="80" w:type="dxa"/>
+              <w:start w:w="120" w:type="dxa"/>
+              <w:bottom w:w="80" w:type="dxa"/>
+              <w:end w:w="120" w:type="dxa"/>
+            </w:tcMar>
+          </w:tcPr>
+          <w:p>
+            <w:pPr>
+              <w:spacing w:before="40" w:after="40" w:line="276" w:lineRule="auto"/>
+              <w:jc w:val="left"/>
+            </w:pPr>
+            <w:r>
+              <w:rPr>
+                <w:b w:val="0"/>
+              </w:rPr>
+            </w:r>
+            <w:r>
+              <w:rPr>
+                <w:rFonts w:ascii="Microsoft YaHei" w:hAnsi="Microsoft YaHei" w:eastAsia="Microsoft YaHei"/>
+                <w:b w:val="0"/>
+                <w:i w:val="0"/>
+                <w:color w:val="24364B"/>
+                <w:sz w:val="18"/>
+              </w:rPr>
+              <w:t>填写提示  |  逐项确认模板来源、适用业务、样例版本和业务确认人；涉及打印的模板需同步验证纸张与打印机设置。</w:t>
             </w:r>
           </w:p>
         </w:tc>
       </w:tr>
     </w:tbl>
     <w:p>
+      <w:pPr>
+        <w:pStyle w:val="Heading2"/>
+        <w:keepNext/>
+      </w:pPr>
       <w:r>
-        <w:t>填写说明：请依据项目实际情况填写，涉及确认的内容应由责任方签字或确认。</w:t>
+        <w:rPr>
+          <w:rFonts w:ascii="Microsoft YaHei" w:hAnsi="Microsoft YaHei" w:eastAsia="Microsoft YaHei"/>
+          <w:b/>
+          <w:i w:val="0"/>
+          <w:color w:val="1769E0"/>
+          <w:sz w:val="26"/>
+        </w:rPr>
+        <w:t>一、范围与基本信息</w:t>
       </w:r>
     </w:p>
     <w:tbl>
       <w:tblPr>
         <w:tblStyle w:val="TableGrid"/>
-        <w:tblW w:type="auto" w:w="0"/>
-        <w:jc w:val="center"/>
+        <w:tblW w:type="dxa" w:w="14900"/>
+        <w:jc w:val="left"/>
+        <w:tblLayout w:type="fixed"/>
         <w:tblLook w:firstColumn="1" w:firstRow="1" w:lastColumn="0" w:lastRow="0" w:noHBand="0" w:noVBand="1" w:val="04A0"/>
+        <w:tblInd w:w="120" w:type="dxa"/>
+        <w:tblBorders>
+          <w:top w:val="single" w:sz="5" w:color="C8D8EA"/>
+          <w:left w:val="single" w:sz="5" w:color="C8D8EA"/>
+          <w:bottom w:val="single" w:sz="5" w:color="C8D8EA"/>
+          <w:right w:val="single" w:sz="5" w:color="C8D8EA"/>
+          <w:insideH w:val="single" w:sz="5" w:color="C8D8EA"/>
+          <w:insideV w:val="single" w:sz="5" w:color="C8D8EA"/>
+        </w:tblBorders>
       </w:tblPr>
       <w:tblGrid>
-        <w:gridCol w:w="1296"/>
-        <w:gridCol w:w="1296"/>
-        <w:gridCol w:w="1296"/>
-        <w:gridCol w:w="1296"/>
-        <w:gridCol w:w="1296"/>
-        <w:gridCol w:w="1296"/>
-        <w:gridCol w:w="1296"/>
-        <w:gridCol w:w="1296"/>
+        <w:gridCol w:w="1215"/>
+        <w:gridCol w:w="2510"/>
+        <w:gridCol w:w="1215"/>
+        <w:gridCol w:w="2510"/>
+        <w:gridCol w:w="1215"/>
+        <w:gridCol w:w="2510"/>
+        <w:gridCol w:w="1215"/>
+        <w:gridCol w:w="2510"/>
       </w:tblGrid>
       <w:tr>
+        <w:trPr>
+          <w:cantSplit/>
+        </w:trPr>
         <w:tc>
           <w:tcPr>
-            <w:tcW w:type="dxa" w:w="1296"/>
-            <w:shd w:fill="DCEBFA"/>
+            <w:tcW w:type="dxa" w:w="1215"/>
+            <w:shd w:fill="EDF5FF"/>
+            <w:vAlign w:val="center"/>
+            <w:tcMar>
+              <w:top w:w="80" w:type="dxa"/>
+              <w:start w:w="120" w:type="dxa"/>
+              <w:bottom w:w="80" w:type="dxa"/>
+              <w:end w:w="120" w:type="dxa"/>
+            </w:tcMar>
           </w:tcPr>
           <w:p>
+            <w:pPr>
+              <w:spacing w:before="40" w:after="40" w:line="276" w:lineRule="auto"/>
+              <w:jc w:val="center"/>
+            </w:pPr>
+            <w:r/>
             <w:r>
               <w:rPr>
+                <w:rFonts w:ascii="Microsoft YaHei" w:hAnsi="Microsoft YaHei" w:eastAsia="Microsoft YaHei"/>
                 <w:b/>
+                <w:i w:val="0"/>
+                <w:color w:val="17365D"/>
+                <w:sz w:val="17"/>
+              </w:rPr>
+              <w:t>业务范围</w:t>
+            </w:r>
+          </w:p>
+        </w:tc>
+        <w:tc>
+          <w:tcPr>
+            <w:tcW w:type="dxa" w:w="2510"/>
+            <w:shd w:fill="FFF9E8"/>
+            <w:vAlign w:val="center"/>
+            <w:tcMar>
+              <w:top w:w="80" w:type="dxa"/>
+              <w:start w:w="120" w:type="dxa"/>
+              <w:bottom w:w="80" w:type="dxa"/>
+              <w:end w:w="120" w:type="dxa"/>
+            </w:tcMar>
+          </w:tcPr>
+          <w:p>
+            <w:pPr>
+              <w:spacing w:before="40" w:after="40" w:line="276" w:lineRule="auto"/>
+              <w:jc w:val="left"/>
+            </w:pPr>
+            <w:r/>
+            <w:r>
+              <w:rPr>
+                <w:rFonts w:ascii="Microsoft YaHei" w:hAnsi="Microsoft YaHei" w:eastAsia="Microsoft YaHei"/>
+                <w:b w:val="0"/>
+                <w:i w:val="0"/>
+                <w:color w:val="24364B"/>
+                <w:sz w:val="17"/>
+              </w:rPr>
+            </w:r>
+          </w:p>
+        </w:tc>
+        <w:tc>
+          <w:tcPr>
+            <w:tcW w:type="dxa" w:w="1215"/>
+            <w:shd w:fill="EDF5FF"/>
+            <w:vAlign w:val="center"/>
+            <w:tcMar>
+              <w:top w:w="80" w:type="dxa"/>
+              <w:start w:w="120" w:type="dxa"/>
+              <w:bottom w:w="80" w:type="dxa"/>
+              <w:end w:w="120" w:type="dxa"/>
+            </w:tcMar>
+          </w:tcPr>
+          <w:p>
+            <w:pPr>
+              <w:spacing w:before="40" w:after="40" w:line="276" w:lineRule="auto"/>
+              <w:jc w:val="center"/>
+            </w:pPr>
+            <w:r/>
+            <w:r>
+              <w:rPr>
+                <w:rFonts w:ascii="Microsoft YaHei" w:hAnsi="Microsoft YaHei" w:eastAsia="Microsoft YaHei"/>
+                <w:b/>
+                <w:i w:val="0"/>
+                <w:color w:val="17365D"/>
+                <w:sz w:val="17"/>
+              </w:rPr>
+              <w:t>模板总数</w:t>
+            </w:r>
+          </w:p>
+        </w:tc>
+        <w:tc>
+          <w:tcPr>
+            <w:tcW w:type="dxa" w:w="2510"/>
+            <w:shd w:fill="FFF9E8"/>
+            <w:vAlign w:val="center"/>
+            <w:tcMar>
+              <w:top w:w="80" w:type="dxa"/>
+              <w:start w:w="120" w:type="dxa"/>
+              <w:bottom w:w="80" w:type="dxa"/>
+              <w:end w:w="120" w:type="dxa"/>
+            </w:tcMar>
+          </w:tcPr>
+          <w:p>
+            <w:pPr>
+              <w:spacing w:before="40" w:after="40" w:line="276" w:lineRule="auto"/>
+              <w:jc w:val="left"/>
+            </w:pPr>
+            <w:r/>
+            <w:r>
+              <w:rPr>
+                <w:rFonts w:ascii="Microsoft YaHei" w:hAnsi="Microsoft YaHei" w:eastAsia="Microsoft YaHei"/>
+                <w:b w:val="0"/>
+                <w:i w:val="0"/>
+                <w:color w:val="24364B"/>
+                <w:sz w:val="17"/>
+              </w:rPr>
+            </w:r>
+          </w:p>
+        </w:tc>
+        <w:tc>
+          <w:tcPr>
+            <w:tcW w:type="dxa" w:w="1215"/>
+            <w:shd w:fill="EDF5FF"/>
+            <w:vAlign w:val="center"/>
+            <w:tcMar>
+              <w:top w:w="80" w:type="dxa"/>
+              <w:start w:w="120" w:type="dxa"/>
+              <w:bottom w:w="80" w:type="dxa"/>
+              <w:end w:w="120" w:type="dxa"/>
+            </w:tcMar>
+          </w:tcPr>
+          <w:p>
+            <w:pPr>
+              <w:spacing w:before="40" w:after="40" w:line="276" w:lineRule="auto"/>
+              <w:jc w:val="center"/>
+            </w:pPr>
+            <w:r/>
+            <w:r>
+              <w:rPr>
+                <w:rFonts w:ascii="Microsoft YaHei" w:hAnsi="Microsoft YaHei" w:eastAsia="Microsoft YaHei"/>
+                <w:b/>
+                <w:i w:val="0"/>
+                <w:color w:val="17365D"/>
+                <w:sz w:val="17"/>
+              </w:rPr>
+              <w:t>业务确认人</w:t>
+            </w:r>
+          </w:p>
+        </w:tc>
+        <w:tc>
+          <w:tcPr>
+            <w:tcW w:type="dxa" w:w="2510"/>
+            <w:shd w:fill="FFF9E8"/>
+            <w:vAlign w:val="center"/>
+            <w:tcMar>
+              <w:top w:w="80" w:type="dxa"/>
+              <w:start w:w="120" w:type="dxa"/>
+              <w:bottom w:w="80" w:type="dxa"/>
+              <w:end w:w="120" w:type="dxa"/>
+            </w:tcMar>
+          </w:tcPr>
+          <w:p>
+            <w:pPr>
+              <w:spacing w:before="40" w:after="40" w:line="276" w:lineRule="auto"/>
+              <w:jc w:val="left"/>
+            </w:pPr>
+            <w:r/>
+            <w:r>
+              <w:rPr>
+                <w:rFonts w:ascii="Microsoft YaHei" w:hAnsi="Microsoft YaHei" w:eastAsia="Microsoft YaHei"/>
+                <w:b w:val="0"/>
+                <w:i w:val="0"/>
+                <w:color w:val="24364B"/>
+                <w:sz w:val="17"/>
+              </w:rPr>
+            </w:r>
+          </w:p>
+        </w:tc>
+        <w:tc>
+          <w:tcPr>
+            <w:tcW w:type="dxa" w:w="1215"/>
+            <w:shd w:fill="EDF5FF"/>
+            <w:vAlign w:val="center"/>
+            <w:tcMar>
+              <w:top w:w="80" w:type="dxa"/>
+              <w:start w:w="120" w:type="dxa"/>
+              <w:bottom w:w="80" w:type="dxa"/>
+              <w:end w:w="120" w:type="dxa"/>
+            </w:tcMar>
+          </w:tcPr>
+          <w:p>
+            <w:pPr>
+              <w:spacing w:before="40" w:after="40" w:line="276" w:lineRule="auto"/>
+              <w:jc w:val="center"/>
+            </w:pPr>
+            <w:r/>
+            <w:r>
+              <w:rPr>
+                <w:rFonts w:ascii="Microsoft YaHei" w:hAnsi="Microsoft YaHei" w:eastAsia="Microsoft YaHei"/>
+                <w:b/>
+                <w:i w:val="0"/>
+                <w:color w:val="17365D"/>
+                <w:sz w:val="17"/>
+              </w:rPr>
+              <w:t>确认轮次</w:t>
+            </w:r>
+          </w:p>
+        </w:tc>
+        <w:tc>
+          <w:tcPr>
+            <w:tcW w:type="dxa" w:w="2510"/>
+            <w:shd w:fill="FFF9E8"/>
+            <w:vAlign w:val="center"/>
+            <w:tcMar>
+              <w:top w:w="80" w:type="dxa"/>
+              <w:start w:w="120" w:type="dxa"/>
+              <w:bottom w:w="80" w:type="dxa"/>
+              <w:end w:w="120" w:type="dxa"/>
+            </w:tcMar>
+          </w:tcPr>
+          <w:p>
+            <w:pPr>
+              <w:spacing w:before="40" w:after="40" w:line="276" w:lineRule="auto"/>
+              <w:jc w:val="left"/>
+            </w:pPr>
+            <w:r/>
+            <w:r>
+              <w:rPr>
+                <w:rFonts w:ascii="Microsoft YaHei" w:hAnsi="Microsoft YaHei" w:eastAsia="Microsoft YaHei"/>
+                <w:b w:val="0"/>
+                <w:i w:val="0"/>
+                <w:color w:val="24364B"/>
+                <w:sz w:val="17"/>
+              </w:rPr>
+            </w:r>
+          </w:p>
+        </w:tc>
+      </w:tr>
+      <w:tr>
+        <w:trPr>
+          <w:cantSplit/>
+        </w:trPr>
+        <w:tc>
+          <w:tcPr>
+            <w:tcW w:type="dxa" w:w="1215"/>
+            <w:shd w:fill="EDF5FF"/>
+            <w:vAlign w:val="center"/>
+            <w:tcMar>
+              <w:top w:w="80" w:type="dxa"/>
+              <w:start w:w="120" w:type="dxa"/>
+              <w:bottom w:w="80" w:type="dxa"/>
+              <w:end w:w="120" w:type="dxa"/>
+            </w:tcMar>
+          </w:tcPr>
+          <w:p>
+            <w:pPr>
+              <w:spacing w:before="40" w:after="40" w:line="276" w:lineRule="auto"/>
+              <w:jc w:val="center"/>
+            </w:pPr>
+            <w:r/>
+            <w:r>
+              <w:rPr>
+                <w:rFonts w:ascii="Microsoft YaHei" w:hAnsi="Microsoft YaHei" w:eastAsia="Microsoft YaHei"/>
+                <w:b/>
+                <w:i w:val="0"/>
+                <w:color w:val="17365D"/>
+                <w:sz w:val="17"/>
+              </w:rPr>
+              <w:t>归档位置</w:t>
+            </w:r>
+          </w:p>
+        </w:tc>
+        <w:tc>
+          <w:tcPr>
+            <w:tcW w:type="dxa" w:w="2510"/>
+            <w:shd w:fill="FFF9E8"/>
+            <w:vAlign w:val="center"/>
+            <w:tcMar>
+              <w:top w:w="80" w:type="dxa"/>
+              <w:start w:w="120" w:type="dxa"/>
+              <w:bottom w:w="80" w:type="dxa"/>
+              <w:end w:w="120" w:type="dxa"/>
+            </w:tcMar>
+          </w:tcPr>
+          <w:p>
+            <w:pPr>
+              <w:spacing w:before="40" w:after="40" w:line="276" w:lineRule="auto"/>
+              <w:jc w:val="left"/>
+            </w:pPr>
+            <w:r/>
+            <w:r>
+              <w:rPr>
+                <w:rFonts w:ascii="Microsoft YaHei" w:hAnsi="Microsoft YaHei" w:eastAsia="Microsoft YaHei"/>
+                <w:b w:val="0"/>
+                <w:i w:val="0"/>
+                <w:color w:val="24364B"/>
+                <w:sz w:val="17"/>
+              </w:rPr>
+            </w:r>
+          </w:p>
+        </w:tc>
+        <w:tc>
+          <w:tcPr>
+            <w:tcW w:type="dxa" w:w="1215"/>
+            <w:shd w:fill="EDF5FF"/>
+            <w:vAlign w:val="center"/>
+            <w:tcMar>
+              <w:top w:w="80" w:type="dxa"/>
+              <w:start w:w="120" w:type="dxa"/>
+              <w:bottom w:w="80" w:type="dxa"/>
+              <w:end w:w="120" w:type="dxa"/>
+            </w:tcMar>
+          </w:tcPr>
+          <w:p>
+            <w:pPr>
+              <w:spacing w:before="40" w:after="40" w:line="276" w:lineRule="auto"/>
+              <w:jc w:val="center"/>
+            </w:pPr>
+            <w:r/>
+            <w:r>
+              <w:rPr>
+                <w:rFonts w:ascii="Microsoft YaHei" w:hAnsi="Microsoft YaHei" w:eastAsia="Microsoft YaHei"/>
+                <w:b/>
+                <w:i w:val="0"/>
+                <w:color w:val="17365D"/>
+                <w:sz w:val="17"/>
+              </w:rPr>
+              <w:t>附件数量</w:t>
+            </w:r>
+          </w:p>
+        </w:tc>
+        <w:tc>
+          <w:tcPr>
+            <w:tcW w:type="dxa" w:w="2510"/>
+            <w:shd w:fill="FFF9E8"/>
+            <w:vAlign w:val="center"/>
+            <w:tcMar>
+              <w:top w:w="80" w:type="dxa"/>
+              <w:start w:w="120" w:type="dxa"/>
+              <w:bottom w:w="80" w:type="dxa"/>
+              <w:end w:w="120" w:type="dxa"/>
+            </w:tcMar>
+          </w:tcPr>
+          <w:p>
+            <w:pPr>
+              <w:spacing w:before="40" w:after="40" w:line="276" w:lineRule="auto"/>
+              <w:jc w:val="left"/>
+            </w:pPr>
+            <w:r/>
+            <w:r>
+              <w:rPr>
+                <w:rFonts w:ascii="Microsoft YaHei" w:hAnsi="Microsoft YaHei" w:eastAsia="Microsoft YaHei"/>
+                <w:b w:val="0"/>
+                <w:i w:val="0"/>
+                <w:color w:val="24364B"/>
+                <w:sz w:val="17"/>
+              </w:rPr>
+            </w:r>
+          </w:p>
+        </w:tc>
+        <w:tc>
+          <w:tcPr>
+            <w:tcW w:type="dxa" w:w="1215"/>
+            <w:shd w:fill="EDF5FF"/>
+            <w:vAlign w:val="center"/>
+            <w:tcMar>
+              <w:top w:w="80" w:type="dxa"/>
+              <w:start w:w="120" w:type="dxa"/>
+              <w:bottom w:w="80" w:type="dxa"/>
+              <w:end w:w="120" w:type="dxa"/>
+            </w:tcMar>
+          </w:tcPr>
+          <w:p>
+            <w:pPr>
+              <w:spacing w:before="40" w:after="40" w:line="276" w:lineRule="auto"/>
+              <w:jc w:val="center"/>
+            </w:pPr>
+            <w:r/>
+            <w:r>
+              <w:rPr>
+                <w:rFonts w:ascii="Microsoft YaHei" w:hAnsi="Microsoft YaHei" w:eastAsia="Microsoft YaHei"/>
+                <w:b/>
+                <w:i w:val="0"/>
+                <w:color w:val="17365D"/>
+                <w:sz w:val="17"/>
+              </w:rPr>
+              <w:t>复核人</w:t>
+            </w:r>
+          </w:p>
+        </w:tc>
+        <w:tc>
+          <w:tcPr>
+            <w:tcW w:type="dxa" w:w="2510"/>
+            <w:shd w:fill="FFF9E8"/>
+            <w:vAlign w:val="center"/>
+            <w:tcMar>
+              <w:top w:w="80" w:type="dxa"/>
+              <w:start w:w="120" w:type="dxa"/>
+              <w:bottom w:w="80" w:type="dxa"/>
+              <w:end w:w="120" w:type="dxa"/>
+            </w:tcMar>
+          </w:tcPr>
+          <w:p>
+            <w:pPr>
+              <w:spacing w:before="40" w:after="40" w:line="276" w:lineRule="auto"/>
+              <w:jc w:val="left"/>
+            </w:pPr>
+            <w:r/>
+            <w:r>
+              <w:rPr>
+                <w:rFonts w:ascii="Microsoft YaHei" w:hAnsi="Microsoft YaHei" w:eastAsia="Microsoft YaHei"/>
+                <w:b w:val="0"/>
+                <w:i w:val="0"/>
+                <w:color w:val="24364B"/>
+                <w:sz w:val="17"/>
+              </w:rPr>
+            </w:r>
+          </w:p>
+        </w:tc>
+        <w:tc>
+          <w:tcPr>
+            <w:tcW w:type="dxa" w:w="1215"/>
+            <w:shd w:fill="EDF5FF"/>
+            <w:vAlign w:val="center"/>
+            <w:tcMar>
+              <w:top w:w="80" w:type="dxa"/>
+              <w:start w:w="120" w:type="dxa"/>
+              <w:bottom w:w="80" w:type="dxa"/>
+              <w:end w:w="120" w:type="dxa"/>
+            </w:tcMar>
+          </w:tcPr>
+          <w:p>
+            <w:pPr>
+              <w:spacing w:before="40" w:after="40" w:line="276" w:lineRule="auto"/>
+              <w:jc w:val="center"/>
+            </w:pPr>
+            <w:r/>
+            <w:r>
+              <w:rPr>
+                <w:rFonts w:ascii="Microsoft YaHei" w:hAnsi="Microsoft YaHei" w:eastAsia="Microsoft YaHei"/>
+                <w:b/>
+                <w:i w:val="0"/>
+                <w:color w:val="17365D"/>
+                <w:sz w:val="17"/>
+              </w:rPr>
+              <w:t>复核日期</w:t>
+            </w:r>
+          </w:p>
+        </w:tc>
+        <w:tc>
+          <w:tcPr>
+            <w:tcW w:type="dxa" w:w="2510"/>
+            <w:shd w:fill="FFF9E8"/>
+            <w:vAlign w:val="center"/>
+            <w:tcMar>
+              <w:top w:w="80" w:type="dxa"/>
+              <w:start w:w="120" w:type="dxa"/>
+              <w:bottom w:w="80" w:type="dxa"/>
+              <w:end w:w="120" w:type="dxa"/>
+            </w:tcMar>
+          </w:tcPr>
+          <w:p>
+            <w:pPr>
+              <w:spacing w:before="40" w:after="40" w:line="276" w:lineRule="auto"/>
+              <w:jc w:val="left"/>
+            </w:pPr>
+            <w:r/>
+            <w:r>
+              <w:rPr>
+                <w:rFonts w:ascii="Microsoft YaHei" w:hAnsi="Microsoft YaHei" w:eastAsia="Microsoft YaHei"/>
+                <w:b w:val="0"/>
+                <w:i w:val="0"/>
+                <w:color w:val="24364B"/>
+                <w:sz w:val="17"/>
+              </w:rPr>
+            </w:r>
+          </w:p>
+        </w:tc>
+      </w:tr>
+    </w:tbl>
+    <w:p>
+      <w:pPr>
+        <w:pStyle w:val="Heading2"/>
+        <w:keepNext/>
+      </w:pPr>
+      <w:r>
+        <w:rPr>
+          <w:rFonts w:ascii="Microsoft YaHei" w:hAnsi="Microsoft YaHei" w:eastAsia="Microsoft YaHei"/>
+          <w:b/>
+          <w:i w:val="0"/>
+          <w:color w:val="1769E0"/>
+          <w:sz w:val="26"/>
+        </w:rPr>
+        <w:t>二、明细记录</w:t>
+      </w:r>
+    </w:p>
+    <w:tbl>
+      <w:tblPr>
+        <w:tblStyle w:val="TableGrid"/>
+        <w:tblW w:type="dxa" w:w="14900"/>
+        <w:tblLayout w:type="fixed"/>
+        <w:tblLook w:firstColumn="1" w:firstRow="1" w:lastColumn="0" w:lastRow="0" w:noHBand="0" w:noVBand="1" w:val="04A0"/>
+        <w:jc w:val="left"/>
+        <w:tblInd w:w="120" w:type="dxa"/>
+        <w:tblBorders>
+          <w:top w:val="single" w:sz="5" w:color="C8D8EA"/>
+          <w:left w:val="single" w:sz="5" w:color="C8D8EA"/>
+          <w:bottom w:val="single" w:sz="5" w:color="C8D8EA"/>
+          <w:right w:val="single" w:sz="5" w:color="C8D8EA"/>
+          <w:insideH w:val="single" w:sz="5" w:color="C8D8EA"/>
+          <w:insideV w:val="single" w:sz="5" w:color="C8D8EA"/>
+        </w:tblBorders>
+      </w:tblPr>
+      <w:tblGrid>
+        <w:gridCol w:w="987"/>
+        <w:gridCol w:w="2783"/>
+        <w:gridCol w:w="2423"/>
+        <w:gridCol w:w="1257"/>
+        <w:gridCol w:w="1705"/>
+        <w:gridCol w:w="1616"/>
+        <w:gridCol w:w="1616"/>
+        <w:gridCol w:w="2513"/>
+      </w:tblGrid>
+      <w:tr>
+        <w:trPr>
+          <w:cantSplit/>
+          <w:tblHeader w:val="true"/>
+          <w:cantSplit/>
+          <w:cantSplit/>
+          <w:cantSplit/>
+          <w:cantSplit/>
+          <w:cantSplit/>
+          <w:cantSplit/>
+          <w:cantSplit/>
+          <w:cantSplit/>
+          <w:cantSplit/>
+        </w:trPr>
+        <w:tc>
+          <w:tcPr>
+            <w:tcW w:type="dxa" w:w="987"/>
+            <w:shd w:fill="1769E0"/>
+            <w:vAlign w:val="center"/>
+            <w:tcMar>
+              <w:top w:w="80" w:type="dxa"/>
+              <w:start w:w="120" w:type="dxa"/>
+              <w:bottom w:w="80" w:type="dxa"/>
+              <w:end w:w="120" w:type="dxa"/>
+            </w:tcMar>
+          </w:tcPr>
+          <w:p>
+            <w:pPr>
+              <w:spacing w:before="40" w:after="40" w:line="276" w:lineRule="auto"/>
+              <w:jc w:val="center"/>
+            </w:pPr>
+            <w:r/>
+            <w:r>
+              <w:rPr>
+                <w:rFonts w:ascii="Microsoft YaHei" w:hAnsi="Microsoft YaHei" w:eastAsia="Microsoft YaHei"/>
+                <w:b/>
+                <w:i w:val="0"/>
+                <w:color w:val="FFFFFF"/>
+                <w:sz w:val="17"/>
               </w:rPr>
               <w:t>序号</w:t>
             </w:r>
@@ -173,13 +1236,29 @@
         </w:tc>
         <w:tc>
           <w:tcPr>
-            <w:tcW w:type="dxa" w:w="1296"/>
-            <w:shd w:fill="DCEBFA"/>
+            <w:tcW w:type="dxa" w:w="2783"/>
+            <w:shd w:fill="17365D"/>
+            <w:vAlign w:val="center"/>
+            <w:tcMar>
+              <w:top w:w="80" w:type="dxa"/>
+              <w:start w:w="120" w:type="dxa"/>
+              <w:bottom w:w="80" w:type="dxa"/>
+              <w:end w:w="120" w:type="dxa"/>
+            </w:tcMar>
           </w:tcPr>
           <w:p>
+            <w:pPr>
+              <w:spacing w:before="40" w:after="40" w:line="276" w:lineRule="auto"/>
+              <w:jc w:val="center"/>
+            </w:pPr>
+            <w:r/>
             <w:r>
               <w:rPr>
+                <w:rFonts w:ascii="Microsoft YaHei" w:hAnsi="Microsoft YaHei" w:eastAsia="Microsoft YaHei"/>
                 <w:b/>
+                <w:i w:val="0"/>
+                <w:color w:val="FFFFFF"/>
+                <w:sz w:val="17"/>
               </w:rPr>
               <w:t>模板名称</w:t>
             </w:r>
@@ -187,13 +1266,29 @@
         </w:tc>
         <w:tc>
           <w:tcPr>
-            <w:tcW w:type="dxa" w:w="1296"/>
-            <w:shd w:fill="DCEBFA"/>
+            <w:tcW w:type="dxa" w:w="2423"/>
+            <w:shd w:fill="17365D"/>
+            <w:vAlign w:val="center"/>
+            <w:tcMar>
+              <w:top w:w="80" w:type="dxa"/>
+              <w:start w:w="120" w:type="dxa"/>
+              <w:bottom w:w="80" w:type="dxa"/>
+              <w:end w:w="120" w:type="dxa"/>
+            </w:tcMar>
           </w:tcPr>
           <w:p>
+            <w:pPr>
+              <w:spacing w:before="40" w:after="40" w:line="276" w:lineRule="auto"/>
+              <w:jc w:val="center"/>
+            </w:pPr>
+            <w:r/>
             <w:r>
               <w:rPr>
+                <w:rFonts w:ascii="Microsoft YaHei" w:hAnsi="Microsoft YaHei" w:eastAsia="Microsoft YaHei"/>
                 <w:b/>
+                <w:i w:val="0"/>
+                <w:color w:val="FFFFFF"/>
+                <w:sz w:val="17"/>
               </w:rPr>
               <w:t>适用业务</w:t>
             </w:r>
@@ -201,13 +1296,29 @@
         </w:tc>
         <w:tc>
           <w:tcPr>
-            <w:tcW w:type="dxa" w:w="1296"/>
-            <w:shd w:fill="DCEBFA"/>
+            <w:tcW w:type="dxa" w:w="1257"/>
+            <w:shd w:fill="17365D"/>
+            <w:vAlign w:val="center"/>
+            <w:tcMar>
+              <w:top w:w="80" w:type="dxa"/>
+              <w:start w:w="120" w:type="dxa"/>
+              <w:bottom w:w="80" w:type="dxa"/>
+              <w:end w:w="120" w:type="dxa"/>
+            </w:tcMar>
           </w:tcPr>
           <w:p>
+            <w:pPr>
+              <w:spacing w:before="40" w:after="40" w:line="276" w:lineRule="auto"/>
+              <w:jc w:val="center"/>
+            </w:pPr>
+            <w:r/>
             <w:r>
               <w:rPr>
+                <w:rFonts w:ascii="Microsoft YaHei" w:hAnsi="Microsoft YaHei" w:eastAsia="Microsoft YaHei"/>
                 <w:b/>
+                <w:i w:val="0"/>
+                <w:color w:val="FFFFFF"/>
+                <w:sz w:val="17"/>
               </w:rPr>
               <w:t>版本</w:t>
             </w:r>
@@ -215,13 +1326,29 @@
         </w:tc>
         <w:tc>
           <w:tcPr>
-            <w:tcW w:type="dxa" w:w="1296"/>
-            <w:shd w:fill="DCEBFA"/>
+            <w:tcW w:type="dxa" w:w="1705"/>
+            <w:shd w:fill="17365D"/>
+            <w:vAlign w:val="center"/>
+            <w:tcMar>
+              <w:top w:w="80" w:type="dxa"/>
+              <w:start w:w="120" w:type="dxa"/>
+              <w:bottom w:w="80" w:type="dxa"/>
+              <w:end w:w="120" w:type="dxa"/>
+            </w:tcMar>
           </w:tcPr>
           <w:p>
+            <w:pPr>
+              <w:spacing w:before="40" w:after="40" w:line="276" w:lineRule="auto"/>
+              <w:jc w:val="center"/>
+            </w:pPr>
+            <w:r/>
             <w:r>
               <w:rPr>
+                <w:rFonts w:ascii="Microsoft YaHei" w:hAnsi="Microsoft YaHei" w:eastAsia="Microsoft YaHei"/>
                 <w:b/>
+                <w:i w:val="0"/>
+                <w:color w:val="FFFFFF"/>
+                <w:sz w:val="17"/>
               </w:rPr>
               <w:t>来源</w:t>
             </w:r>
@@ -229,13 +1356,29 @@
         </w:tc>
         <w:tc>
           <w:tcPr>
-            <w:tcW w:type="dxa" w:w="1296"/>
-            <w:shd w:fill="DCEBFA"/>
+            <w:tcW w:type="dxa" w:w="1616"/>
+            <w:shd w:fill="17365D"/>
+            <w:vAlign w:val="center"/>
+            <w:tcMar>
+              <w:top w:w="80" w:type="dxa"/>
+              <w:start w:w="120" w:type="dxa"/>
+              <w:bottom w:w="80" w:type="dxa"/>
+              <w:end w:w="120" w:type="dxa"/>
+            </w:tcMar>
           </w:tcPr>
           <w:p>
+            <w:pPr>
+              <w:spacing w:before="40" w:after="40" w:line="276" w:lineRule="auto"/>
+              <w:jc w:val="center"/>
+            </w:pPr>
+            <w:r/>
             <w:r>
               <w:rPr>
+                <w:rFonts w:ascii="Microsoft YaHei" w:hAnsi="Microsoft YaHei" w:eastAsia="Microsoft YaHei"/>
                 <w:b/>
+                <w:i w:val="0"/>
+                <w:color w:val="FFFFFF"/>
+                <w:sz w:val="17"/>
               </w:rPr>
               <w:t>负责人</w:t>
             </w:r>
@@ -243,13 +1386,29 @@
         </w:tc>
         <w:tc>
           <w:tcPr>
-            <w:tcW w:type="dxa" w:w="1296"/>
-            <w:shd w:fill="DCEBFA"/>
+            <w:tcW w:type="dxa" w:w="1616"/>
+            <w:shd w:fill="17365D"/>
+            <w:vAlign w:val="center"/>
+            <w:tcMar>
+              <w:top w:w="80" w:type="dxa"/>
+              <w:start w:w="120" w:type="dxa"/>
+              <w:bottom w:w="80" w:type="dxa"/>
+              <w:end w:w="120" w:type="dxa"/>
+            </w:tcMar>
           </w:tcPr>
           <w:p>
+            <w:pPr>
+              <w:spacing w:before="40" w:after="40" w:line="276" w:lineRule="auto"/>
+              <w:jc w:val="center"/>
+            </w:pPr>
+            <w:r/>
             <w:r>
               <w:rPr>
+                <w:rFonts w:ascii="Microsoft YaHei" w:hAnsi="Microsoft YaHei" w:eastAsia="Microsoft YaHei"/>
                 <w:b/>
+                <w:i w:val="0"/>
+                <w:color w:val="FFFFFF"/>
+                <w:sz w:val="17"/>
               </w:rPr>
               <w:t>确认状态</w:t>
             </w:r>
@@ -257,13 +1416,29 @@
         </w:tc>
         <w:tc>
           <w:tcPr>
-            <w:tcW w:type="dxa" w:w="1296"/>
-            <w:shd w:fill="DCEBFA"/>
+            <w:tcW w:type="dxa" w:w="2513"/>
+            <w:shd w:fill="17365D"/>
+            <w:vAlign w:val="center"/>
+            <w:tcMar>
+              <w:top w:w="80" w:type="dxa"/>
+              <w:start w:w="120" w:type="dxa"/>
+              <w:bottom w:w="80" w:type="dxa"/>
+              <w:end w:w="120" w:type="dxa"/>
+            </w:tcMar>
           </w:tcPr>
           <w:p>
+            <w:pPr>
+              <w:spacing w:before="40" w:after="40" w:line="276" w:lineRule="auto"/>
+              <w:jc w:val="center"/>
+            </w:pPr>
+            <w:r/>
             <w:r>
               <w:rPr>
+                <w:rFonts w:ascii="Microsoft YaHei" w:hAnsi="Microsoft YaHei" w:eastAsia="Microsoft YaHei"/>
                 <w:b/>
+                <w:i w:val="0"/>
+                <w:color w:val="FFFFFF"/>
+                <w:sz w:val="17"/>
               </w:rPr>
               <w:t>备注</w:t>
             </w:r>
@@ -271,565 +1446,3654 @@
         </w:tc>
       </w:tr>
       <w:tr>
+        <w:trPr>
+          <w:cantSplit/>
+          <w:cantSplit/>
+          <w:cantSplit/>
+          <w:cantSplit/>
+          <w:cantSplit/>
+          <w:cantSplit/>
+          <w:cantSplit/>
+          <w:cantSplit/>
+          <w:cantSplit/>
+          <w:cantSplit/>
+        </w:trPr>
         <w:tc>
           <w:tcPr>
-            <w:tcW w:type="dxa" w:w="1296"/>
+            <w:tcW w:type="dxa" w:w="987"/>
+            <w:shd w:fill="FFFFFF"/>
+            <w:vAlign w:val="center"/>
+            <w:tcMar>
+              <w:top w:w="80" w:type="dxa"/>
+              <w:start w:w="120" w:type="dxa"/>
+              <w:bottom w:w="80" w:type="dxa"/>
+              <w:end w:w="120" w:type="dxa"/>
+            </w:tcMar>
           </w:tcPr>
           <w:p>
+            <w:pPr>
+              <w:spacing w:before="40" w:after="40" w:line="276" w:lineRule="auto"/>
+              <w:jc w:val="center"/>
+            </w:pPr>
             <w:r/>
+            <w:r>
+              <w:rPr>
+                <w:rFonts w:ascii="Microsoft YaHei" w:hAnsi="Microsoft YaHei" w:eastAsia="Microsoft YaHei"/>
+                <w:b w:val="0"/>
+                <w:i w:val="0"/>
+                <w:color w:val="667A90"/>
+                <w:sz w:val="17"/>
+              </w:rPr>
+              <w:t>1</w:t>
+            </w:r>
           </w:p>
         </w:tc>
         <w:tc>
           <w:tcPr>
-            <w:tcW w:type="dxa" w:w="1296"/>
+            <w:tcW w:type="dxa" w:w="2783"/>
+            <w:shd w:fill="FFF9E8"/>
+            <w:vAlign w:val="center"/>
+            <w:tcMar>
+              <w:top w:w="80" w:type="dxa"/>
+              <w:start w:w="120" w:type="dxa"/>
+              <w:bottom w:w="80" w:type="dxa"/>
+              <w:end w:w="120" w:type="dxa"/>
+            </w:tcMar>
           </w:tcPr>
           <w:p>
+            <w:pPr>
+              <w:spacing w:before="40" w:after="40" w:line="276" w:lineRule="auto"/>
+              <w:jc w:val="left"/>
+            </w:pPr>
             <w:r/>
+            <w:r>
+              <w:rPr>
+                <w:rFonts w:ascii="Microsoft YaHei" w:hAnsi="Microsoft YaHei" w:eastAsia="Microsoft YaHei"/>
+                <w:b w:val="0"/>
+                <w:i w:val="0"/>
+                <w:color w:val="24364B"/>
+                <w:sz w:val="17"/>
+              </w:rPr>
+            </w:r>
           </w:p>
         </w:tc>
         <w:tc>
           <w:tcPr>
-            <w:tcW w:type="dxa" w:w="1296"/>
+            <w:tcW w:type="dxa" w:w="2423"/>
+            <w:shd w:fill="FFF9E8"/>
+            <w:vAlign w:val="center"/>
+            <w:tcMar>
+              <w:top w:w="80" w:type="dxa"/>
+              <w:start w:w="120" w:type="dxa"/>
+              <w:bottom w:w="80" w:type="dxa"/>
+              <w:end w:w="120" w:type="dxa"/>
+            </w:tcMar>
           </w:tcPr>
           <w:p>
+            <w:pPr>
+              <w:spacing w:before="40" w:after="40" w:line="276" w:lineRule="auto"/>
+              <w:jc w:val="left"/>
+            </w:pPr>
             <w:r/>
+            <w:r>
+              <w:rPr>
+                <w:rFonts w:ascii="Microsoft YaHei" w:hAnsi="Microsoft YaHei" w:eastAsia="Microsoft YaHei"/>
+                <w:b w:val="0"/>
+                <w:i w:val="0"/>
+                <w:color w:val="24364B"/>
+                <w:sz w:val="17"/>
+              </w:rPr>
+            </w:r>
           </w:p>
         </w:tc>
         <w:tc>
           <w:tcPr>
-            <w:tcW w:type="dxa" w:w="1296"/>
+            <w:tcW w:type="dxa" w:w="1257"/>
+            <w:shd w:fill="FFF9E8"/>
+            <w:vAlign w:val="center"/>
+            <w:tcMar>
+              <w:top w:w="80" w:type="dxa"/>
+              <w:start w:w="120" w:type="dxa"/>
+              <w:bottom w:w="80" w:type="dxa"/>
+              <w:end w:w="120" w:type="dxa"/>
+            </w:tcMar>
           </w:tcPr>
           <w:p>
+            <w:pPr>
+              <w:spacing w:before="40" w:after="40" w:line="276" w:lineRule="auto"/>
+              <w:jc w:val="left"/>
+            </w:pPr>
             <w:r/>
+            <w:r>
+              <w:rPr>
+                <w:rFonts w:ascii="Microsoft YaHei" w:hAnsi="Microsoft YaHei" w:eastAsia="Microsoft YaHei"/>
+                <w:b w:val="0"/>
+                <w:i w:val="0"/>
+                <w:color w:val="24364B"/>
+                <w:sz w:val="17"/>
+              </w:rPr>
+            </w:r>
           </w:p>
         </w:tc>
         <w:tc>
           <w:tcPr>
-            <w:tcW w:type="dxa" w:w="1296"/>
+            <w:tcW w:type="dxa" w:w="1705"/>
+            <w:shd w:fill="FFF9E8"/>
+            <w:vAlign w:val="center"/>
+            <w:tcMar>
+              <w:top w:w="80" w:type="dxa"/>
+              <w:start w:w="120" w:type="dxa"/>
+              <w:bottom w:w="80" w:type="dxa"/>
+              <w:end w:w="120" w:type="dxa"/>
+            </w:tcMar>
           </w:tcPr>
           <w:p>
+            <w:pPr>
+              <w:spacing w:before="40" w:after="40" w:line="276" w:lineRule="auto"/>
+              <w:jc w:val="left"/>
+            </w:pPr>
             <w:r/>
+            <w:r>
+              <w:rPr>
+                <w:rFonts w:ascii="Microsoft YaHei" w:hAnsi="Microsoft YaHei" w:eastAsia="Microsoft YaHei"/>
+                <w:b w:val="0"/>
+                <w:i w:val="0"/>
+                <w:color w:val="24364B"/>
+                <w:sz w:val="17"/>
+              </w:rPr>
+            </w:r>
           </w:p>
         </w:tc>
         <w:tc>
           <w:tcPr>
-            <w:tcW w:type="dxa" w:w="1296"/>
+            <w:tcW w:type="dxa" w:w="1616"/>
+            <w:shd w:fill="FFF9E8"/>
+            <w:vAlign w:val="center"/>
+            <w:tcMar>
+              <w:top w:w="80" w:type="dxa"/>
+              <w:start w:w="120" w:type="dxa"/>
+              <w:bottom w:w="80" w:type="dxa"/>
+              <w:end w:w="120" w:type="dxa"/>
+            </w:tcMar>
           </w:tcPr>
           <w:p>
+            <w:pPr>
+              <w:spacing w:before="40" w:after="40" w:line="276" w:lineRule="auto"/>
+              <w:jc w:val="left"/>
+            </w:pPr>
             <w:r/>
+            <w:r>
+              <w:rPr>
+                <w:rFonts w:ascii="Microsoft YaHei" w:hAnsi="Microsoft YaHei" w:eastAsia="Microsoft YaHei"/>
+                <w:b w:val="0"/>
+                <w:i w:val="0"/>
+                <w:color w:val="24364B"/>
+                <w:sz w:val="17"/>
+              </w:rPr>
+            </w:r>
           </w:p>
         </w:tc>
         <w:tc>
           <w:tcPr>
-            <w:tcW w:type="dxa" w:w="1296"/>
+            <w:tcW w:type="dxa" w:w="1616"/>
+            <w:shd w:fill="FFF9E8"/>
+            <w:vAlign w:val="center"/>
+            <w:tcMar>
+              <w:top w:w="80" w:type="dxa"/>
+              <w:start w:w="120" w:type="dxa"/>
+              <w:bottom w:w="80" w:type="dxa"/>
+              <w:end w:w="120" w:type="dxa"/>
+            </w:tcMar>
           </w:tcPr>
           <w:p>
+            <w:pPr>
+              <w:spacing w:before="40" w:after="40" w:line="276" w:lineRule="auto"/>
+              <w:jc w:val="left"/>
+            </w:pPr>
             <w:r/>
+            <w:r>
+              <w:rPr>
+                <w:rFonts w:ascii="Microsoft YaHei" w:hAnsi="Microsoft YaHei" w:eastAsia="Microsoft YaHei"/>
+                <w:b w:val="0"/>
+                <w:i w:val="0"/>
+                <w:color w:val="24364B"/>
+                <w:sz w:val="17"/>
+              </w:rPr>
+            </w:r>
           </w:p>
         </w:tc>
         <w:tc>
           <w:tcPr>
-            <w:tcW w:type="dxa" w:w="1296"/>
+            <w:tcW w:type="dxa" w:w="2513"/>
+            <w:shd w:fill="FFF9E8"/>
+            <w:vAlign w:val="center"/>
+            <w:tcMar>
+              <w:top w:w="80" w:type="dxa"/>
+              <w:start w:w="120" w:type="dxa"/>
+              <w:bottom w:w="80" w:type="dxa"/>
+              <w:end w:w="120" w:type="dxa"/>
+            </w:tcMar>
           </w:tcPr>
           <w:p>
+            <w:pPr>
+              <w:spacing w:before="40" w:after="40" w:line="276" w:lineRule="auto"/>
+              <w:jc w:val="left"/>
+            </w:pPr>
             <w:r/>
+            <w:r>
+              <w:rPr>
+                <w:rFonts w:ascii="Microsoft YaHei" w:hAnsi="Microsoft YaHei" w:eastAsia="Microsoft YaHei"/>
+                <w:b w:val="0"/>
+                <w:i w:val="0"/>
+                <w:color w:val="24364B"/>
+                <w:sz w:val="17"/>
+              </w:rPr>
+            </w:r>
           </w:p>
         </w:tc>
       </w:tr>
       <w:tr>
+        <w:trPr>
+          <w:cantSplit/>
+          <w:cantSplit/>
+          <w:cantSplit/>
+          <w:cantSplit/>
+          <w:cantSplit/>
+          <w:cantSplit/>
+          <w:cantSplit/>
+          <w:cantSplit/>
+          <w:cantSplit/>
+        </w:trPr>
         <w:tc>
           <w:tcPr>
-            <w:tcW w:type="dxa" w:w="1296"/>
+            <w:tcW w:type="dxa" w:w="987"/>
+            <w:shd w:fill="FFFFFF"/>
+            <w:vAlign w:val="center"/>
+            <w:tcMar>
+              <w:top w:w="80" w:type="dxa"/>
+              <w:start w:w="120" w:type="dxa"/>
+              <w:bottom w:w="80" w:type="dxa"/>
+              <w:end w:w="120" w:type="dxa"/>
+            </w:tcMar>
           </w:tcPr>
           <w:p>
+            <w:pPr>
+              <w:spacing w:before="40" w:after="40" w:line="276" w:lineRule="auto"/>
+              <w:jc w:val="center"/>
+            </w:pPr>
             <w:r/>
+            <w:r>
+              <w:rPr>
+                <w:rFonts w:ascii="Microsoft YaHei" w:hAnsi="Microsoft YaHei" w:eastAsia="Microsoft YaHei"/>
+                <w:b w:val="0"/>
+                <w:i w:val="0"/>
+                <w:color w:val="667A90"/>
+                <w:sz w:val="17"/>
+              </w:rPr>
+              <w:t>2</w:t>
+            </w:r>
           </w:p>
         </w:tc>
         <w:tc>
           <w:tcPr>
-            <w:tcW w:type="dxa" w:w="1296"/>
+            <w:tcW w:type="dxa" w:w="2783"/>
+            <w:shd w:fill="FFF9E8"/>
+            <w:vAlign w:val="center"/>
+            <w:tcMar>
+              <w:top w:w="80" w:type="dxa"/>
+              <w:start w:w="120" w:type="dxa"/>
+              <w:bottom w:w="80" w:type="dxa"/>
+              <w:end w:w="120" w:type="dxa"/>
+            </w:tcMar>
           </w:tcPr>
           <w:p>
+            <w:pPr>
+              <w:spacing w:before="40" w:after="40" w:line="276" w:lineRule="auto"/>
+              <w:jc w:val="left"/>
+            </w:pPr>
             <w:r/>
+            <w:r>
+              <w:rPr>
+                <w:rFonts w:ascii="Microsoft YaHei" w:hAnsi="Microsoft YaHei" w:eastAsia="Microsoft YaHei"/>
+                <w:b w:val="0"/>
+                <w:i w:val="0"/>
+                <w:color w:val="24364B"/>
+                <w:sz w:val="17"/>
+              </w:rPr>
+            </w:r>
           </w:p>
         </w:tc>
         <w:tc>
           <w:tcPr>
-            <w:tcW w:type="dxa" w:w="1296"/>
+            <w:tcW w:type="dxa" w:w="2423"/>
+            <w:shd w:fill="FFF9E8"/>
+            <w:vAlign w:val="center"/>
+            <w:tcMar>
+              <w:top w:w="80" w:type="dxa"/>
+              <w:start w:w="120" w:type="dxa"/>
+              <w:bottom w:w="80" w:type="dxa"/>
+              <w:end w:w="120" w:type="dxa"/>
+            </w:tcMar>
           </w:tcPr>
           <w:p>
+            <w:pPr>
+              <w:spacing w:before="40" w:after="40" w:line="276" w:lineRule="auto"/>
+              <w:jc w:val="left"/>
+            </w:pPr>
             <w:r/>
+            <w:r>
+              <w:rPr>
+                <w:rFonts w:ascii="Microsoft YaHei" w:hAnsi="Microsoft YaHei" w:eastAsia="Microsoft YaHei"/>
+                <w:b w:val="0"/>
+                <w:i w:val="0"/>
+                <w:color w:val="24364B"/>
+                <w:sz w:val="17"/>
+              </w:rPr>
+            </w:r>
           </w:p>
         </w:tc>
         <w:tc>
           <w:tcPr>
-            <w:tcW w:type="dxa" w:w="1296"/>
+            <w:tcW w:type="dxa" w:w="1257"/>
+            <w:shd w:fill="FFF9E8"/>
+            <w:vAlign w:val="center"/>
+            <w:tcMar>
+              <w:top w:w="80" w:type="dxa"/>
+              <w:start w:w="120" w:type="dxa"/>
+              <w:bottom w:w="80" w:type="dxa"/>
+              <w:end w:w="120" w:type="dxa"/>
+            </w:tcMar>
           </w:tcPr>
           <w:p>
+            <w:pPr>
+              <w:spacing w:before="40" w:after="40" w:line="276" w:lineRule="auto"/>
+              <w:jc w:val="left"/>
+            </w:pPr>
             <w:r/>
+            <w:r>
+              <w:rPr>
+                <w:rFonts w:ascii="Microsoft YaHei" w:hAnsi="Microsoft YaHei" w:eastAsia="Microsoft YaHei"/>
+                <w:b w:val="0"/>
+                <w:i w:val="0"/>
+                <w:color w:val="24364B"/>
+                <w:sz w:val="17"/>
+              </w:rPr>
+            </w:r>
           </w:p>
         </w:tc>
         <w:tc>
           <w:tcPr>
-            <w:tcW w:type="dxa" w:w="1296"/>
+            <w:tcW w:type="dxa" w:w="1705"/>
+            <w:shd w:fill="FFF9E8"/>
+            <w:vAlign w:val="center"/>
+            <w:tcMar>
+              <w:top w:w="80" w:type="dxa"/>
+              <w:start w:w="120" w:type="dxa"/>
+              <w:bottom w:w="80" w:type="dxa"/>
+              <w:end w:w="120" w:type="dxa"/>
+            </w:tcMar>
           </w:tcPr>
           <w:p>
+            <w:pPr>
+              <w:spacing w:before="40" w:after="40" w:line="276" w:lineRule="auto"/>
+              <w:jc w:val="left"/>
+            </w:pPr>
             <w:r/>
+            <w:r>
+              <w:rPr>
+                <w:rFonts w:ascii="Microsoft YaHei" w:hAnsi="Microsoft YaHei" w:eastAsia="Microsoft YaHei"/>
+                <w:b w:val="0"/>
+                <w:i w:val="0"/>
+                <w:color w:val="24364B"/>
+                <w:sz w:val="17"/>
+              </w:rPr>
+            </w:r>
           </w:p>
         </w:tc>
         <w:tc>
           <w:tcPr>
-            <w:tcW w:type="dxa" w:w="1296"/>
+            <w:tcW w:type="dxa" w:w="1616"/>
+            <w:shd w:fill="FFF9E8"/>
+            <w:vAlign w:val="center"/>
+            <w:tcMar>
+              <w:top w:w="80" w:type="dxa"/>
+              <w:start w:w="120" w:type="dxa"/>
+              <w:bottom w:w="80" w:type="dxa"/>
+              <w:end w:w="120" w:type="dxa"/>
+            </w:tcMar>
           </w:tcPr>
           <w:p>
+            <w:pPr>
+              <w:spacing w:before="40" w:after="40" w:line="276" w:lineRule="auto"/>
+              <w:jc w:val="left"/>
+            </w:pPr>
             <w:r/>
+            <w:r>
+              <w:rPr>
+                <w:rFonts w:ascii="Microsoft YaHei" w:hAnsi="Microsoft YaHei" w:eastAsia="Microsoft YaHei"/>
+                <w:b w:val="0"/>
+                <w:i w:val="0"/>
+                <w:color w:val="24364B"/>
+                <w:sz w:val="17"/>
+              </w:rPr>
+            </w:r>
           </w:p>
         </w:tc>
         <w:tc>
           <w:tcPr>
-            <w:tcW w:type="dxa" w:w="1296"/>
+            <w:tcW w:type="dxa" w:w="1616"/>
+            <w:shd w:fill="FFF9E8"/>
+            <w:vAlign w:val="center"/>
+            <w:tcMar>
+              <w:top w:w="80" w:type="dxa"/>
+              <w:start w:w="120" w:type="dxa"/>
+              <w:bottom w:w="80" w:type="dxa"/>
+              <w:end w:w="120" w:type="dxa"/>
+            </w:tcMar>
           </w:tcPr>
           <w:p>
+            <w:pPr>
+              <w:spacing w:before="40" w:after="40" w:line="276" w:lineRule="auto"/>
+              <w:jc w:val="left"/>
+            </w:pPr>
             <w:r/>
+            <w:r>
+              <w:rPr>
+                <w:rFonts w:ascii="Microsoft YaHei" w:hAnsi="Microsoft YaHei" w:eastAsia="Microsoft YaHei"/>
+                <w:b w:val="0"/>
+                <w:i w:val="0"/>
+                <w:color w:val="24364B"/>
+                <w:sz w:val="17"/>
+              </w:rPr>
+            </w:r>
           </w:p>
         </w:tc>
         <w:tc>
           <w:tcPr>
-            <w:tcW w:type="dxa" w:w="1296"/>
+            <w:tcW w:type="dxa" w:w="2513"/>
+            <w:shd w:fill="FFF9E8"/>
+            <w:vAlign w:val="center"/>
+            <w:tcMar>
+              <w:top w:w="80" w:type="dxa"/>
+              <w:start w:w="120" w:type="dxa"/>
+              <w:bottom w:w="80" w:type="dxa"/>
+              <w:end w:w="120" w:type="dxa"/>
+            </w:tcMar>
           </w:tcPr>
           <w:p>
+            <w:pPr>
+              <w:spacing w:before="40" w:after="40" w:line="276" w:lineRule="auto"/>
+              <w:jc w:val="left"/>
+            </w:pPr>
             <w:r/>
+            <w:r>
+              <w:rPr>
+                <w:rFonts w:ascii="Microsoft YaHei" w:hAnsi="Microsoft YaHei" w:eastAsia="Microsoft YaHei"/>
+                <w:b w:val="0"/>
+                <w:i w:val="0"/>
+                <w:color w:val="24364B"/>
+                <w:sz w:val="17"/>
+              </w:rPr>
+            </w:r>
           </w:p>
         </w:tc>
       </w:tr>
       <w:tr>
+        <w:trPr>
+          <w:cantSplit/>
+          <w:cantSplit/>
+          <w:cantSplit/>
+          <w:cantSplit/>
+          <w:cantSplit/>
+          <w:cantSplit/>
+          <w:cantSplit/>
+          <w:cantSplit/>
+        </w:trPr>
         <w:tc>
           <w:tcPr>
-            <w:tcW w:type="dxa" w:w="1296"/>
+            <w:tcW w:type="dxa" w:w="987"/>
+            <w:shd w:fill="FFFFFF"/>
+            <w:vAlign w:val="center"/>
+            <w:tcMar>
+              <w:top w:w="80" w:type="dxa"/>
+              <w:start w:w="120" w:type="dxa"/>
+              <w:bottom w:w="80" w:type="dxa"/>
+              <w:end w:w="120" w:type="dxa"/>
+            </w:tcMar>
           </w:tcPr>
           <w:p>
+            <w:pPr>
+              <w:spacing w:before="40" w:after="40" w:line="276" w:lineRule="auto"/>
+              <w:jc w:val="center"/>
+            </w:pPr>
             <w:r/>
+            <w:r>
+              <w:rPr>
+                <w:rFonts w:ascii="Microsoft YaHei" w:hAnsi="Microsoft YaHei" w:eastAsia="Microsoft YaHei"/>
+                <w:b w:val="0"/>
+                <w:i w:val="0"/>
+                <w:color w:val="667A90"/>
+                <w:sz w:val="17"/>
+              </w:rPr>
+              <w:t>3</w:t>
+            </w:r>
           </w:p>
         </w:tc>
         <w:tc>
           <w:tcPr>
-            <w:tcW w:type="dxa" w:w="1296"/>
+            <w:tcW w:type="dxa" w:w="2783"/>
+            <w:shd w:fill="FFF9E8"/>
+            <w:vAlign w:val="center"/>
+            <w:tcMar>
+              <w:top w:w="80" w:type="dxa"/>
+              <w:start w:w="120" w:type="dxa"/>
+              <w:bottom w:w="80" w:type="dxa"/>
+              <w:end w:w="120" w:type="dxa"/>
+            </w:tcMar>
           </w:tcPr>
           <w:p>
+            <w:pPr>
+              <w:spacing w:before="40" w:after="40" w:line="276" w:lineRule="auto"/>
+              <w:jc w:val="left"/>
+            </w:pPr>
             <w:r/>
+            <w:r>
+              <w:rPr>
+                <w:rFonts w:ascii="Microsoft YaHei" w:hAnsi="Microsoft YaHei" w:eastAsia="Microsoft YaHei"/>
+                <w:b w:val="0"/>
+                <w:i w:val="0"/>
+                <w:color w:val="24364B"/>
+                <w:sz w:val="17"/>
+              </w:rPr>
+            </w:r>
           </w:p>
         </w:tc>
         <w:tc>
           <w:tcPr>
-            <w:tcW w:type="dxa" w:w="1296"/>
+            <w:tcW w:type="dxa" w:w="2423"/>
+            <w:shd w:fill="FFF9E8"/>
+            <w:vAlign w:val="center"/>
+            <w:tcMar>
+              <w:top w:w="80" w:type="dxa"/>
+              <w:start w:w="120" w:type="dxa"/>
+              <w:bottom w:w="80" w:type="dxa"/>
+              <w:end w:w="120" w:type="dxa"/>
+            </w:tcMar>
           </w:tcPr>
           <w:p>
+            <w:pPr>
+              <w:spacing w:before="40" w:after="40" w:line="276" w:lineRule="auto"/>
+              <w:jc w:val="left"/>
+            </w:pPr>
             <w:r/>
+            <w:r>
+              <w:rPr>
+                <w:rFonts w:ascii="Microsoft YaHei" w:hAnsi="Microsoft YaHei" w:eastAsia="Microsoft YaHei"/>
+                <w:b w:val="0"/>
+                <w:i w:val="0"/>
+                <w:color w:val="24364B"/>
+                <w:sz w:val="17"/>
+              </w:rPr>
+            </w:r>
           </w:p>
         </w:tc>
         <w:tc>
           <w:tcPr>
-            <w:tcW w:type="dxa" w:w="1296"/>
+            <w:tcW w:type="dxa" w:w="1257"/>
+            <w:shd w:fill="FFF9E8"/>
+            <w:vAlign w:val="center"/>
+            <w:tcMar>
+              <w:top w:w="80" w:type="dxa"/>
+              <w:start w:w="120" w:type="dxa"/>
+              <w:bottom w:w="80" w:type="dxa"/>
+              <w:end w:w="120" w:type="dxa"/>
+            </w:tcMar>
           </w:tcPr>
           <w:p>
+            <w:pPr>
+              <w:spacing w:before="40" w:after="40" w:line="276" w:lineRule="auto"/>
+              <w:jc w:val="left"/>
+            </w:pPr>
             <w:r/>
+            <w:r>
+              <w:rPr>
+                <w:rFonts w:ascii="Microsoft YaHei" w:hAnsi="Microsoft YaHei" w:eastAsia="Microsoft YaHei"/>
+                <w:b w:val="0"/>
+                <w:i w:val="0"/>
+                <w:color w:val="24364B"/>
+                <w:sz w:val="17"/>
+              </w:rPr>
+            </w:r>
           </w:p>
         </w:tc>
         <w:tc>
           <w:tcPr>
-            <w:tcW w:type="dxa" w:w="1296"/>
+            <w:tcW w:type="dxa" w:w="1705"/>
+            <w:shd w:fill="FFF9E8"/>
+            <w:vAlign w:val="center"/>
+            <w:tcMar>
+              <w:top w:w="80" w:type="dxa"/>
+              <w:start w:w="120" w:type="dxa"/>
+              <w:bottom w:w="80" w:type="dxa"/>
+              <w:end w:w="120" w:type="dxa"/>
+            </w:tcMar>
           </w:tcPr>
           <w:p>
+            <w:pPr>
+              <w:spacing w:before="40" w:after="40" w:line="276" w:lineRule="auto"/>
+              <w:jc w:val="left"/>
+            </w:pPr>
             <w:r/>
+            <w:r>
+              <w:rPr>
+                <w:rFonts w:ascii="Microsoft YaHei" w:hAnsi="Microsoft YaHei" w:eastAsia="Microsoft YaHei"/>
+                <w:b w:val="0"/>
+                <w:i w:val="0"/>
+                <w:color w:val="24364B"/>
+                <w:sz w:val="17"/>
+              </w:rPr>
+            </w:r>
           </w:p>
         </w:tc>
         <w:tc>
           <w:tcPr>
-            <w:tcW w:type="dxa" w:w="1296"/>
+            <w:tcW w:type="dxa" w:w="1616"/>
+            <w:shd w:fill="FFF9E8"/>
+            <w:vAlign w:val="center"/>
+            <w:tcMar>
+              <w:top w:w="80" w:type="dxa"/>
+              <w:start w:w="120" w:type="dxa"/>
+              <w:bottom w:w="80" w:type="dxa"/>
+              <w:end w:w="120" w:type="dxa"/>
+            </w:tcMar>
           </w:tcPr>
           <w:p>
+            <w:pPr>
+              <w:spacing w:before="40" w:after="40" w:line="276" w:lineRule="auto"/>
+              <w:jc w:val="left"/>
+            </w:pPr>
             <w:r/>
+            <w:r>
+              <w:rPr>
+                <w:rFonts w:ascii="Microsoft YaHei" w:hAnsi="Microsoft YaHei" w:eastAsia="Microsoft YaHei"/>
+                <w:b w:val="0"/>
+                <w:i w:val="0"/>
+                <w:color w:val="24364B"/>
+                <w:sz w:val="17"/>
+              </w:rPr>
+            </w:r>
           </w:p>
         </w:tc>
         <w:tc>
           <w:tcPr>
-            <w:tcW w:type="dxa" w:w="1296"/>
+            <w:tcW w:type="dxa" w:w="1616"/>
+            <w:shd w:fill="FFF9E8"/>
+            <w:vAlign w:val="center"/>
+            <w:tcMar>
+              <w:top w:w="80" w:type="dxa"/>
+              <w:start w:w="120" w:type="dxa"/>
+              <w:bottom w:w="80" w:type="dxa"/>
+              <w:end w:w="120" w:type="dxa"/>
+            </w:tcMar>
           </w:tcPr>
           <w:p>
+            <w:pPr>
+              <w:spacing w:before="40" w:after="40" w:line="276" w:lineRule="auto"/>
+              <w:jc w:val="left"/>
+            </w:pPr>
             <w:r/>
+            <w:r>
+              <w:rPr>
+                <w:rFonts w:ascii="Microsoft YaHei" w:hAnsi="Microsoft YaHei" w:eastAsia="Microsoft YaHei"/>
+                <w:b w:val="0"/>
+                <w:i w:val="0"/>
+                <w:color w:val="24364B"/>
+                <w:sz w:val="17"/>
+              </w:rPr>
+            </w:r>
           </w:p>
         </w:tc>
         <w:tc>
           <w:tcPr>
-            <w:tcW w:type="dxa" w:w="1296"/>
+            <w:tcW w:type="dxa" w:w="2513"/>
+            <w:shd w:fill="FFF9E8"/>
+            <w:vAlign w:val="center"/>
+            <w:tcMar>
+              <w:top w:w="80" w:type="dxa"/>
+              <w:start w:w="120" w:type="dxa"/>
+              <w:bottom w:w="80" w:type="dxa"/>
+              <w:end w:w="120" w:type="dxa"/>
+            </w:tcMar>
           </w:tcPr>
           <w:p>
+            <w:pPr>
+              <w:spacing w:before="40" w:after="40" w:line="276" w:lineRule="auto"/>
+              <w:jc w:val="left"/>
+            </w:pPr>
             <w:r/>
+            <w:r>
+              <w:rPr>
+                <w:rFonts w:ascii="Microsoft YaHei" w:hAnsi="Microsoft YaHei" w:eastAsia="Microsoft YaHei"/>
+                <w:b w:val="0"/>
+                <w:i w:val="0"/>
+                <w:color w:val="24364B"/>
+                <w:sz w:val="17"/>
+              </w:rPr>
+            </w:r>
           </w:p>
         </w:tc>
       </w:tr>
       <w:tr>
+        <w:trPr>
+          <w:cantSplit/>
+          <w:cantSplit/>
+          <w:cantSplit/>
+          <w:cantSplit/>
+          <w:cantSplit/>
+          <w:cantSplit/>
+          <w:cantSplit/>
+        </w:trPr>
         <w:tc>
           <w:tcPr>
-            <w:tcW w:type="dxa" w:w="1296"/>
+            <w:tcW w:type="dxa" w:w="987"/>
+            <w:shd w:fill="FFFFFF"/>
+            <w:vAlign w:val="center"/>
+            <w:tcMar>
+              <w:top w:w="80" w:type="dxa"/>
+              <w:start w:w="120" w:type="dxa"/>
+              <w:bottom w:w="80" w:type="dxa"/>
+              <w:end w:w="120" w:type="dxa"/>
+            </w:tcMar>
           </w:tcPr>
           <w:p>
+            <w:pPr>
+              <w:spacing w:before="40" w:after="40" w:line="276" w:lineRule="auto"/>
+              <w:jc w:val="center"/>
+            </w:pPr>
             <w:r/>
+            <w:r>
+              <w:rPr>
+                <w:rFonts w:ascii="Microsoft YaHei" w:hAnsi="Microsoft YaHei" w:eastAsia="Microsoft YaHei"/>
+                <w:b w:val="0"/>
+                <w:i w:val="0"/>
+                <w:color w:val="667A90"/>
+                <w:sz w:val="17"/>
+              </w:rPr>
+              <w:t>4</w:t>
+            </w:r>
           </w:p>
         </w:tc>
         <w:tc>
           <w:tcPr>
-            <w:tcW w:type="dxa" w:w="1296"/>
+            <w:tcW w:type="dxa" w:w="2783"/>
+            <w:shd w:fill="FFF9E8"/>
+            <w:vAlign w:val="center"/>
+            <w:tcMar>
+              <w:top w:w="80" w:type="dxa"/>
+              <w:start w:w="120" w:type="dxa"/>
+              <w:bottom w:w="80" w:type="dxa"/>
+              <w:end w:w="120" w:type="dxa"/>
+            </w:tcMar>
           </w:tcPr>
           <w:p>
+            <w:pPr>
+              <w:spacing w:before="40" w:after="40" w:line="276" w:lineRule="auto"/>
+              <w:jc w:val="left"/>
+            </w:pPr>
             <w:r/>
+            <w:r>
+              <w:rPr>
+                <w:rFonts w:ascii="Microsoft YaHei" w:hAnsi="Microsoft YaHei" w:eastAsia="Microsoft YaHei"/>
+                <w:b w:val="0"/>
+                <w:i w:val="0"/>
+                <w:color w:val="24364B"/>
+                <w:sz w:val="17"/>
+              </w:rPr>
+            </w:r>
           </w:p>
         </w:tc>
         <w:tc>
           <w:tcPr>
-            <w:tcW w:type="dxa" w:w="1296"/>
+            <w:tcW w:type="dxa" w:w="2423"/>
+            <w:shd w:fill="FFF9E8"/>
+            <w:vAlign w:val="center"/>
+            <w:tcMar>
+              <w:top w:w="80" w:type="dxa"/>
+              <w:start w:w="120" w:type="dxa"/>
+              <w:bottom w:w="80" w:type="dxa"/>
+              <w:end w:w="120" w:type="dxa"/>
+            </w:tcMar>
           </w:tcPr>
           <w:p>
+            <w:pPr>
+              <w:spacing w:before="40" w:after="40" w:line="276" w:lineRule="auto"/>
+              <w:jc w:val="left"/>
+            </w:pPr>
             <w:r/>
+            <w:r>
+              <w:rPr>
+                <w:rFonts w:ascii="Microsoft YaHei" w:hAnsi="Microsoft YaHei" w:eastAsia="Microsoft YaHei"/>
+                <w:b w:val="0"/>
+                <w:i w:val="0"/>
+                <w:color w:val="24364B"/>
+                <w:sz w:val="17"/>
+              </w:rPr>
+            </w:r>
           </w:p>
         </w:tc>
         <w:tc>
           <w:tcPr>
-            <w:tcW w:type="dxa" w:w="1296"/>
+            <w:tcW w:type="dxa" w:w="1257"/>
+            <w:shd w:fill="FFF9E8"/>
+            <w:vAlign w:val="center"/>
+            <w:tcMar>
+              <w:top w:w="80" w:type="dxa"/>
+              <w:start w:w="120" w:type="dxa"/>
+              <w:bottom w:w="80" w:type="dxa"/>
+              <w:end w:w="120" w:type="dxa"/>
+            </w:tcMar>
           </w:tcPr>
           <w:p>
+            <w:pPr>
+              <w:spacing w:before="40" w:after="40" w:line="276" w:lineRule="auto"/>
+              <w:jc w:val="left"/>
+            </w:pPr>
             <w:r/>
+            <w:r>
+              <w:rPr>
+                <w:rFonts w:ascii="Microsoft YaHei" w:hAnsi="Microsoft YaHei" w:eastAsia="Microsoft YaHei"/>
+                <w:b w:val="0"/>
+                <w:i w:val="0"/>
+                <w:color w:val="24364B"/>
+                <w:sz w:val="17"/>
+              </w:rPr>
+            </w:r>
           </w:p>
         </w:tc>
         <w:tc>
           <w:tcPr>
-            <w:tcW w:type="dxa" w:w="1296"/>
+            <w:tcW w:type="dxa" w:w="1705"/>
+            <w:shd w:fill="FFF9E8"/>
+            <w:vAlign w:val="center"/>
+            <w:tcMar>
+              <w:top w:w="80" w:type="dxa"/>
+              <w:start w:w="120" w:type="dxa"/>
+              <w:bottom w:w="80" w:type="dxa"/>
+              <w:end w:w="120" w:type="dxa"/>
+            </w:tcMar>
           </w:tcPr>
           <w:p>
+            <w:pPr>
+              <w:spacing w:before="40" w:after="40" w:line="276" w:lineRule="auto"/>
+              <w:jc w:val="left"/>
+            </w:pPr>
             <w:r/>
+            <w:r>
+              <w:rPr>
+                <w:rFonts w:ascii="Microsoft YaHei" w:hAnsi="Microsoft YaHei" w:eastAsia="Microsoft YaHei"/>
+                <w:b w:val="0"/>
+                <w:i w:val="0"/>
+                <w:color w:val="24364B"/>
+                <w:sz w:val="17"/>
+              </w:rPr>
+            </w:r>
           </w:p>
         </w:tc>
         <w:tc>
           <w:tcPr>
-            <w:tcW w:type="dxa" w:w="1296"/>
+            <w:tcW w:type="dxa" w:w="1616"/>
+            <w:shd w:fill="FFF9E8"/>
+            <w:vAlign w:val="center"/>
+            <w:tcMar>
+              <w:top w:w="80" w:type="dxa"/>
+              <w:start w:w="120" w:type="dxa"/>
+              <w:bottom w:w="80" w:type="dxa"/>
+              <w:end w:w="120" w:type="dxa"/>
+            </w:tcMar>
           </w:tcPr>
           <w:p>
+            <w:pPr>
+              <w:spacing w:before="40" w:after="40" w:line="276" w:lineRule="auto"/>
+              <w:jc w:val="left"/>
+            </w:pPr>
             <w:r/>
+            <w:r>
+              <w:rPr>
+                <w:rFonts w:ascii="Microsoft YaHei" w:hAnsi="Microsoft YaHei" w:eastAsia="Microsoft YaHei"/>
+                <w:b w:val="0"/>
+                <w:i w:val="0"/>
+                <w:color w:val="24364B"/>
+                <w:sz w:val="17"/>
+              </w:rPr>
+            </w:r>
           </w:p>
         </w:tc>
         <w:tc>
           <w:tcPr>
-            <w:tcW w:type="dxa" w:w="1296"/>
+            <w:tcW w:type="dxa" w:w="1616"/>
+            <w:shd w:fill="FFF9E8"/>
+            <w:vAlign w:val="center"/>
+            <w:tcMar>
+              <w:top w:w="80" w:type="dxa"/>
+              <w:start w:w="120" w:type="dxa"/>
+              <w:bottom w:w="80" w:type="dxa"/>
+              <w:end w:w="120" w:type="dxa"/>
+            </w:tcMar>
           </w:tcPr>
           <w:p>
+            <w:pPr>
+              <w:spacing w:before="40" w:after="40" w:line="276" w:lineRule="auto"/>
+              <w:jc w:val="left"/>
+            </w:pPr>
             <w:r/>
+            <w:r>
+              <w:rPr>
+                <w:rFonts w:ascii="Microsoft YaHei" w:hAnsi="Microsoft YaHei" w:eastAsia="Microsoft YaHei"/>
+                <w:b w:val="0"/>
+                <w:i w:val="0"/>
+                <w:color w:val="24364B"/>
+                <w:sz w:val="17"/>
+              </w:rPr>
+            </w:r>
           </w:p>
         </w:tc>
         <w:tc>
           <w:tcPr>
-            <w:tcW w:type="dxa" w:w="1296"/>
+            <w:tcW w:type="dxa" w:w="2513"/>
+            <w:shd w:fill="FFF9E8"/>
+            <w:vAlign w:val="center"/>
+            <w:tcMar>
+              <w:top w:w="80" w:type="dxa"/>
+              <w:start w:w="120" w:type="dxa"/>
+              <w:bottom w:w="80" w:type="dxa"/>
+              <w:end w:w="120" w:type="dxa"/>
+            </w:tcMar>
           </w:tcPr>
           <w:p>
+            <w:pPr>
+              <w:spacing w:before="40" w:after="40" w:line="276" w:lineRule="auto"/>
+              <w:jc w:val="left"/>
+            </w:pPr>
             <w:r/>
+            <w:r>
+              <w:rPr>
+                <w:rFonts w:ascii="Microsoft YaHei" w:hAnsi="Microsoft YaHei" w:eastAsia="Microsoft YaHei"/>
+                <w:b w:val="0"/>
+                <w:i w:val="0"/>
+                <w:color w:val="24364B"/>
+                <w:sz w:val="17"/>
+              </w:rPr>
+            </w:r>
           </w:p>
         </w:tc>
       </w:tr>
       <w:tr>
+        <w:trPr>
+          <w:cantSplit/>
+          <w:cantSplit/>
+          <w:cantSplit/>
+          <w:cantSplit/>
+          <w:cantSplit/>
+          <w:cantSplit/>
+        </w:trPr>
         <w:tc>
           <w:tcPr>
-            <w:tcW w:type="dxa" w:w="1296"/>
+            <w:tcW w:type="dxa" w:w="987"/>
+            <w:shd w:fill="FFFFFF"/>
+            <w:vAlign w:val="center"/>
+            <w:tcMar>
+              <w:top w:w="80" w:type="dxa"/>
+              <w:start w:w="120" w:type="dxa"/>
+              <w:bottom w:w="80" w:type="dxa"/>
+              <w:end w:w="120" w:type="dxa"/>
+            </w:tcMar>
           </w:tcPr>
           <w:p>
+            <w:pPr>
+              <w:spacing w:before="40" w:after="40" w:line="276" w:lineRule="auto"/>
+              <w:jc w:val="center"/>
+            </w:pPr>
             <w:r/>
+            <w:r>
+              <w:rPr>
+                <w:rFonts w:ascii="Microsoft YaHei" w:hAnsi="Microsoft YaHei" w:eastAsia="Microsoft YaHei"/>
+                <w:b w:val="0"/>
+                <w:i w:val="0"/>
+                <w:color w:val="667A90"/>
+                <w:sz w:val="17"/>
+              </w:rPr>
+              <w:t>5</w:t>
+            </w:r>
           </w:p>
         </w:tc>
         <w:tc>
           <w:tcPr>
-            <w:tcW w:type="dxa" w:w="1296"/>
+            <w:tcW w:type="dxa" w:w="2783"/>
+            <w:shd w:fill="FFF9E8"/>
+            <w:vAlign w:val="center"/>
+            <w:tcMar>
+              <w:top w:w="80" w:type="dxa"/>
+              <w:start w:w="120" w:type="dxa"/>
+              <w:bottom w:w="80" w:type="dxa"/>
+              <w:end w:w="120" w:type="dxa"/>
+            </w:tcMar>
           </w:tcPr>
           <w:p>
+            <w:pPr>
+              <w:spacing w:before="40" w:after="40" w:line="276" w:lineRule="auto"/>
+              <w:jc w:val="left"/>
+            </w:pPr>
             <w:r/>
+            <w:r>
+              <w:rPr>
+                <w:rFonts w:ascii="Microsoft YaHei" w:hAnsi="Microsoft YaHei" w:eastAsia="Microsoft YaHei"/>
+                <w:b w:val="0"/>
+                <w:i w:val="0"/>
+                <w:color w:val="24364B"/>
+                <w:sz w:val="17"/>
+              </w:rPr>
+            </w:r>
           </w:p>
         </w:tc>
         <w:tc>
           <w:tcPr>
-            <w:tcW w:type="dxa" w:w="1296"/>
+            <w:tcW w:type="dxa" w:w="2423"/>
+            <w:shd w:fill="FFF9E8"/>
+            <w:vAlign w:val="center"/>
+            <w:tcMar>
+              <w:top w:w="80" w:type="dxa"/>
+              <w:start w:w="120" w:type="dxa"/>
+              <w:bottom w:w="80" w:type="dxa"/>
+              <w:end w:w="120" w:type="dxa"/>
+            </w:tcMar>
           </w:tcPr>
           <w:p>
+            <w:pPr>
+              <w:spacing w:before="40" w:after="40" w:line="276" w:lineRule="auto"/>
+              <w:jc w:val="left"/>
+            </w:pPr>
             <w:r/>
+            <w:r>
+              <w:rPr>
+                <w:rFonts w:ascii="Microsoft YaHei" w:hAnsi="Microsoft YaHei" w:eastAsia="Microsoft YaHei"/>
+                <w:b w:val="0"/>
+                <w:i w:val="0"/>
+                <w:color w:val="24364B"/>
+                <w:sz w:val="17"/>
+              </w:rPr>
+            </w:r>
           </w:p>
         </w:tc>
         <w:tc>
           <w:tcPr>
-            <w:tcW w:type="dxa" w:w="1296"/>
+            <w:tcW w:type="dxa" w:w="1257"/>
+            <w:shd w:fill="FFF9E8"/>
+            <w:vAlign w:val="center"/>
+            <w:tcMar>
+              <w:top w:w="80" w:type="dxa"/>
+              <w:start w:w="120" w:type="dxa"/>
+              <w:bottom w:w="80" w:type="dxa"/>
+              <w:end w:w="120" w:type="dxa"/>
+            </w:tcMar>
           </w:tcPr>
           <w:p>
+            <w:pPr>
+              <w:spacing w:before="40" w:after="40" w:line="276" w:lineRule="auto"/>
+              <w:jc w:val="left"/>
+            </w:pPr>
             <w:r/>
+            <w:r>
+              <w:rPr>
+                <w:rFonts w:ascii="Microsoft YaHei" w:hAnsi="Microsoft YaHei" w:eastAsia="Microsoft YaHei"/>
+                <w:b w:val="0"/>
+                <w:i w:val="0"/>
+                <w:color w:val="24364B"/>
+                <w:sz w:val="17"/>
+              </w:rPr>
+            </w:r>
           </w:p>
         </w:tc>
         <w:tc>
           <w:tcPr>
-            <w:tcW w:type="dxa" w:w="1296"/>
+            <w:tcW w:type="dxa" w:w="1705"/>
+            <w:shd w:fill="FFF9E8"/>
+            <w:vAlign w:val="center"/>
+            <w:tcMar>
+              <w:top w:w="80" w:type="dxa"/>
+              <w:start w:w="120" w:type="dxa"/>
+              <w:bottom w:w="80" w:type="dxa"/>
+              <w:end w:w="120" w:type="dxa"/>
+            </w:tcMar>
           </w:tcPr>
           <w:p>
+            <w:pPr>
+              <w:spacing w:before="40" w:after="40" w:line="276" w:lineRule="auto"/>
+              <w:jc w:val="left"/>
+            </w:pPr>
             <w:r/>
+            <w:r>
+              <w:rPr>
+                <w:rFonts w:ascii="Microsoft YaHei" w:hAnsi="Microsoft YaHei" w:eastAsia="Microsoft YaHei"/>
+                <w:b w:val="0"/>
+                <w:i w:val="0"/>
+                <w:color w:val="24364B"/>
+                <w:sz w:val="17"/>
+              </w:rPr>
+            </w:r>
           </w:p>
         </w:tc>
         <w:tc>
           <w:tcPr>
-            <w:tcW w:type="dxa" w:w="1296"/>
+            <w:tcW w:type="dxa" w:w="1616"/>
+            <w:shd w:fill="FFF9E8"/>
+            <w:vAlign w:val="center"/>
+            <w:tcMar>
+              <w:top w:w="80" w:type="dxa"/>
+              <w:start w:w="120" w:type="dxa"/>
+              <w:bottom w:w="80" w:type="dxa"/>
+              <w:end w:w="120" w:type="dxa"/>
+            </w:tcMar>
           </w:tcPr>
           <w:p>
+            <w:pPr>
+              <w:spacing w:before="40" w:after="40" w:line="276" w:lineRule="auto"/>
+              <w:jc w:val="left"/>
+            </w:pPr>
             <w:r/>
+            <w:r>
+              <w:rPr>
+                <w:rFonts w:ascii="Microsoft YaHei" w:hAnsi="Microsoft YaHei" w:eastAsia="Microsoft YaHei"/>
+                <w:b w:val="0"/>
+                <w:i w:val="0"/>
+                <w:color w:val="24364B"/>
+                <w:sz w:val="17"/>
+              </w:rPr>
+            </w:r>
           </w:p>
         </w:tc>
         <w:tc>
           <w:tcPr>
-            <w:tcW w:type="dxa" w:w="1296"/>
+            <w:tcW w:type="dxa" w:w="1616"/>
+            <w:shd w:fill="FFF9E8"/>
+            <w:vAlign w:val="center"/>
+            <w:tcMar>
+              <w:top w:w="80" w:type="dxa"/>
+              <w:start w:w="120" w:type="dxa"/>
+              <w:bottom w:w="80" w:type="dxa"/>
+              <w:end w:w="120" w:type="dxa"/>
+            </w:tcMar>
           </w:tcPr>
           <w:p>
+            <w:pPr>
+              <w:spacing w:before="40" w:after="40" w:line="276" w:lineRule="auto"/>
+              <w:jc w:val="left"/>
+            </w:pPr>
             <w:r/>
+            <w:r>
+              <w:rPr>
+                <w:rFonts w:ascii="Microsoft YaHei" w:hAnsi="Microsoft YaHei" w:eastAsia="Microsoft YaHei"/>
+                <w:b w:val="0"/>
+                <w:i w:val="0"/>
+                <w:color w:val="24364B"/>
+                <w:sz w:val="17"/>
+              </w:rPr>
+            </w:r>
           </w:p>
         </w:tc>
         <w:tc>
           <w:tcPr>
-            <w:tcW w:type="dxa" w:w="1296"/>
+            <w:tcW w:type="dxa" w:w="2513"/>
+            <w:shd w:fill="FFF9E8"/>
+            <w:vAlign w:val="center"/>
+            <w:tcMar>
+              <w:top w:w="80" w:type="dxa"/>
+              <w:start w:w="120" w:type="dxa"/>
+              <w:bottom w:w="80" w:type="dxa"/>
+              <w:end w:w="120" w:type="dxa"/>
+            </w:tcMar>
           </w:tcPr>
           <w:p>
+            <w:pPr>
+              <w:spacing w:before="40" w:after="40" w:line="276" w:lineRule="auto"/>
+              <w:jc w:val="left"/>
+            </w:pPr>
             <w:r/>
+            <w:r>
+              <w:rPr>
+                <w:rFonts w:ascii="Microsoft YaHei" w:hAnsi="Microsoft YaHei" w:eastAsia="Microsoft YaHei"/>
+                <w:b w:val="0"/>
+                <w:i w:val="0"/>
+                <w:color w:val="24364B"/>
+                <w:sz w:val="17"/>
+              </w:rPr>
+            </w:r>
           </w:p>
         </w:tc>
       </w:tr>
       <w:tr>
+        <w:trPr>
+          <w:cantSplit/>
+          <w:cantSplit/>
+          <w:cantSplit/>
+          <w:cantSplit/>
+          <w:cantSplit/>
+        </w:trPr>
         <w:tc>
           <w:tcPr>
-            <w:tcW w:type="dxa" w:w="1296"/>
+            <w:tcW w:type="dxa" w:w="987"/>
+            <w:shd w:fill="FFFFFF"/>
+            <w:vAlign w:val="center"/>
+            <w:tcMar>
+              <w:top w:w="80" w:type="dxa"/>
+              <w:start w:w="120" w:type="dxa"/>
+              <w:bottom w:w="80" w:type="dxa"/>
+              <w:end w:w="120" w:type="dxa"/>
+            </w:tcMar>
           </w:tcPr>
           <w:p>
+            <w:pPr>
+              <w:spacing w:before="40" w:after="40" w:line="276" w:lineRule="auto"/>
+              <w:jc w:val="center"/>
+            </w:pPr>
             <w:r/>
+            <w:r>
+              <w:rPr>
+                <w:rFonts w:ascii="Microsoft YaHei" w:hAnsi="Microsoft YaHei" w:eastAsia="Microsoft YaHei"/>
+                <w:b w:val="0"/>
+                <w:i w:val="0"/>
+                <w:color w:val="667A90"/>
+                <w:sz w:val="17"/>
+              </w:rPr>
+              <w:t>6</w:t>
+            </w:r>
           </w:p>
         </w:tc>
         <w:tc>
           <w:tcPr>
-            <w:tcW w:type="dxa" w:w="1296"/>
+            <w:tcW w:type="dxa" w:w="2783"/>
+            <w:shd w:fill="FFF9E8"/>
+            <w:vAlign w:val="center"/>
+            <w:tcMar>
+              <w:top w:w="80" w:type="dxa"/>
+              <w:start w:w="120" w:type="dxa"/>
+              <w:bottom w:w="80" w:type="dxa"/>
+              <w:end w:w="120" w:type="dxa"/>
+            </w:tcMar>
           </w:tcPr>
           <w:p>
+            <w:pPr>
+              <w:spacing w:before="40" w:after="40" w:line="276" w:lineRule="auto"/>
+              <w:jc w:val="left"/>
+            </w:pPr>
             <w:r/>
+            <w:r>
+              <w:rPr>
+                <w:rFonts w:ascii="Microsoft YaHei" w:hAnsi="Microsoft YaHei" w:eastAsia="Microsoft YaHei"/>
+                <w:b w:val="0"/>
+                <w:i w:val="0"/>
+                <w:color w:val="24364B"/>
+                <w:sz w:val="17"/>
+              </w:rPr>
+            </w:r>
           </w:p>
         </w:tc>
         <w:tc>
           <w:tcPr>
-            <w:tcW w:type="dxa" w:w="1296"/>
+            <w:tcW w:type="dxa" w:w="2423"/>
+            <w:shd w:fill="FFF9E8"/>
+            <w:vAlign w:val="center"/>
+            <w:tcMar>
+              <w:top w:w="80" w:type="dxa"/>
+              <w:start w:w="120" w:type="dxa"/>
+              <w:bottom w:w="80" w:type="dxa"/>
+              <w:end w:w="120" w:type="dxa"/>
+            </w:tcMar>
           </w:tcPr>
           <w:p>
+            <w:pPr>
+              <w:spacing w:before="40" w:after="40" w:line="276" w:lineRule="auto"/>
+              <w:jc w:val="left"/>
+            </w:pPr>
             <w:r/>
+            <w:r>
+              <w:rPr>
+                <w:rFonts w:ascii="Microsoft YaHei" w:hAnsi="Microsoft YaHei" w:eastAsia="Microsoft YaHei"/>
+                <w:b w:val="0"/>
+                <w:i w:val="0"/>
+                <w:color w:val="24364B"/>
+                <w:sz w:val="17"/>
+              </w:rPr>
+            </w:r>
           </w:p>
         </w:tc>
         <w:tc>
           <w:tcPr>
-            <w:tcW w:type="dxa" w:w="1296"/>
+            <w:tcW w:type="dxa" w:w="1257"/>
+            <w:shd w:fill="FFF9E8"/>
+            <w:vAlign w:val="center"/>
+            <w:tcMar>
+              <w:top w:w="80" w:type="dxa"/>
+              <w:start w:w="120" w:type="dxa"/>
+              <w:bottom w:w="80" w:type="dxa"/>
+              <w:end w:w="120" w:type="dxa"/>
+            </w:tcMar>
           </w:tcPr>
           <w:p>
+            <w:pPr>
+              <w:spacing w:before="40" w:after="40" w:line="276" w:lineRule="auto"/>
+              <w:jc w:val="left"/>
+            </w:pPr>
             <w:r/>
+            <w:r>
+              <w:rPr>
+                <w:rFonts w:ascii="Microsoft YaHei" w:hAnsi="Microsoft YaHei" w:eastAsia="Microsoft YaHei"/>
+                <w:b w:val="0"/>
+                <w:i w:val="0"/>
+                <w:color w:val="24364B"/>
+                <w:sz w:val="17"/>
+              </w:rPr>
+            </w:r>
           </w:p>
         </w:tc>
         <w:tc>
           <w:tcPr>
-            <w:tcW w:type="dxa" w:w="1296"/>
+            <w:tcW w:type="dxa" w:w="1705"/>
+            <w:shd w:fill="FFF9E8"/>
+            <w:vAlign w:val="center"/>
+            <w:tcMar>
+              <w:top w:w="80" w:type="dxa"/>
+              <w:start w:w="120" w:type="dxa"/>
+              <w:bottom w:w="80" w:type="dxa"/>
+              <w:end w:w="120" w:type="dxa"/>
+            </w:tcMar>
           </w:tcPr>
           <w:p>
+            <w:pPr>
+              <w:spacing w:before="40" w:after="40" w:line="276" w:lineRule="auto"/>
+              <w:jc w:val="left"/>
+            </w:pPr>
             <w:r/>
+            <w:r>
+              <w:rPr>
+                <w:rFonts w:ascii="Microsoft YaHei" w:hAnsi="Microsoft YaHei" w:eastAsia="Microsoft YaHei"/>
+                <w:b w:val="0"/>
+                <w:i w:val="0"/>
+                <w:color w:val="24364B"/>
+                <w:sz w:val="17"/>
+              </w:rPr>
+            </w:r>
           </w:p>
         </w:tc>
         <w:tc>
           <w:tcPr>
-            <w:tcW w:type="dxa" w:w="1296"/>
+            <w:tcW w:type="dxa" w:w="1616"/>
+            <w:shd w:fill="FFF9E8"/>
+            <w:vAlign w:val="center"/>
+            <w:tcMar>
+              <w:top w:w="80" w:type="dxa"/>
+              <w:start w:w="120" w:type="dxa"/>
+              <w:bottom w:w="80" w:type="dxa"/>
+              <w:end w:w="120" w:type="dxa"/>
+            </w:tcMar>
           </w:tcPr>
           <w:p>
+            <w:pPr>
+              <w:spacing w:before="40" w:after="40" w:line="276" w:lineRule="auto"/>
+              <w:jc w:val="left"/>
+            </w:pPr>
             <w:r/>
+            <w:r>
+              <w:rPr>
+                <w:rFonts w:ascii="Microsoft YaHei" w:hAnsi="Microsoft YaHei" w:eastAsia="Microsoft YaHei"/>
+                <w:b w:val="0"/>
+                <w:i w:val="0"/>
+                <w:color w:val="24364B"/>
+                <w:sz w:val="17"/>
+              </w:rPr>
+            </w:r>
           </w:p>
         </w:tc>
         <w:tc>
           <w:tcPr>
-            <w:tcW w:type="dxa" w:w="1296"/>
+            <w:tcW w:type="dxa" w:w="1616"/>
+            <w:shd w:fill="FFF9E8"/>
+            <w:vAlign w:val="center"/>
+            <w:tcMar>
+              <w:top w:w="80" w:type="dxa"/>
+              <w:start w:w="120" w:type="dxa"/>
+              <w:bottom w:w="80" w:type="dxa"/>
+              <w:end w:w="120" w:type="dxa"/>
+            </w:tcMar>
           </w:tcPr>
           <w:p>
+            <w:pPr>
+              <w:spacing w:before="40" w:after="40" w:line="276" w:lineRule="auto"/>
+              <w:jc w:val="left"/>
+            </w:pPr>
             <w:r/>
+            <w:r>
+              <w:rPr>
+                <w:rFonts w:ascii="Microsoft YaHei" w:hAnsi="Microsoft YaHei" w:eastAsia="Microsoft YaHei"/>
+                <w:b w:val="0"/>
+                <w:i w:val="0"/>
+                <w:color w:val="24364B"/>
+                <w:sz w:val="17"/>
+              </w:rPr>
+            </w:r>
           </w:p>
         </w:tc>
         <w:tc>
           <w:tcPr>
-            <w:tcW w:type="dxa" w:w="1296"/>
+            <w:tcW w:type="dxa" w:w="2513"/>
+            <w:shd w:fill="FFF9E8"/>
+            <w:vAlign w:val="center"/>
+            <w:tcMar>
+              <w:top w:w="80" w:type="dxa"/>
+              <w:start w:w="120" w:type="dxa"/>
+              <w:bottom w:w="80" w:type="dxa"/>
+              <w:end w:w="120" w:type="dxa"/>
+            </w:tcMar>
           </w:tcPr>
           <w:p>
+            <w:pPr>
+              <w:spacing w:before="40" w:after="40" w:line="276" w:lineRule="auto"/>
+              <w:jc w:val="left"/>
+            </w:pPr>
             <w:r/>
+            <w:r>
+              <w:rPr>
+                <w:rFonts w:ascii="Microsoft YaHei" w:hAnsi="Microsoft YaHei" w:eastAsia="Microsoft YaHei"/>
+                <w:b w:val="0"/>
+                <w:i w:val="0"/>
+                <w:color w:val="24364B"/>
+                <w:sz w:val="17"/>
+              </w:rPr>
+            </w:r>
           </w:p>
         </w:tc>
       </w:tr>
       <w:tr>
+        <w:trPr>
+          <w:cantSplit/>
+          <w:cantSplit/>
+          <w:cantSplit/>
+          <w:cantSplit/>
+        </w:trPr>
         <w:tc>
           <w:tcPr>
-            <w:tcW w:type="dxa" w:w="1296"/>
+            <w:tcW w:type="dxa" w:w="987"/>
+            <w:shd w:fill="FFFFFF"/>
+            <w:vAlign w:val="center"/>
+            <w:tcMar>
+              <w:top w:w="80" w:type="dxa"/>
+              <w:start w:w="120" w:type="dxa"/>
+              <w:bottom w:w="80" w:type="dxa"/>
+              <w:end w:w="120" w:type="dxa"/>
+            </w:tcMar>
           </w:tcPr>
           <w:p>
+            <w:pPr>
+              <w:spacing w:before="40" w:after="40" w:line="276" w:lineRule="auto"/>
+              <w:jc w:val="center"/>
+            </w:pPr>
             <w:r/>
+            <w:r>
+              <w:rPr>
+                <w:rFonts w:ascii="Microsoft YaHei" w:hAnsi="Microsoft YaHei" w:eastAsia="Microsoft YaHei"/>
+                <w:b w:val="0"/>
+                <w:i w:val="0"/>
+                <w:color w:val="667A90"/>
+                <w:sz w:val="17"/>
+              </w:rPr>
+              <w:t>7</w:t>
+            </w:r>
           </w:p>
         </w:tc>
         <w:tc>
           <w:tcPr>
-            <w:tcW w:type="dxa" w:w="1296"/>
+            <w:tcW w:type="dxa" w:w="2783"/>
+            <w:shd w:fill="FFF9E8"/>
+            <w:vAlign w:val="center"/>
+            <w:tcMar>
+              <w:top w:w="80" w:type="dxa"/>
+              <w:start w:w="120" w:type="dxa"/>
+              <w:bottom w:w="80" w:type="dxa"/>
+              <w:end w:w="120" w:type="dxa"/>
+            </w:tcMar>
           </w:tcPr>
           <w:p>
+            <w:pPr>
+              <w:spacing w:before="40" w:after="40" w:line="276" w:lineRule="auto"/>
+              <w:jc w:val="left"/>
+            </w:pPr>
             <w:r/>
+            <w:r>
+              <w:rPr>
+                <w:rFonts w:ascii="Microsoft YaHei" w:hAnsi="Microsoft YaHei" w:eastAsia="Microsoft YaHei"/>
+                <w:b w:val="0"/>
+                <w:i w:val="0"/>
+                <w:color w:val="24364B"/>
+                <w:sz w:val="17"/>
+              </w:rPr>
+            </w:r>
           </w:p>
         </w:tc>
         <w:tc>
           <w:tcPr>
-            <w:tcW w:type="dxa" w:w="1296"/>
+            <w:tcW w:type="dxa" w:w="2423"/>
+            <w:shd w:fill="FFF9E8"/>
+            <w:vAlign w:val="center"/>
+            <w:tcMar>
+              <w:top w:w="80" w:type="dxa"/>
+              <w:start w:w="120" w:type="dxa"/>
+              <w:bottom w:w="80" w:type="dxa"/>
+              <w:end w:w="120" w:type="dxa"/>
+            </w:tcMar>
           </w:tcPr>
           <w:p>
+            <w:pPr>
+              <w:spacing w:before="40" w:after="40" w:line="276" w:lineRule="auto"/>
+              <w:jc w:val="left"/>
+            </w:pPr>
             <w:r/>
+            <w:r>
+              <w:rPr>
+                <w:rFonts w:ascii="Microsoft YaHei" w:hAnsi="Microsoft YaHei" w:eastAsia="Microsoft YaHei"/>
+                <w:b w:val="0"/>
+                <w:i w:val="0"/>
+                <w:color w:val="24364B"/>
+                <w:sz w:val="17"/>
+              </w:rPr>
+            </w:r>
           </w:p>
         </w:tc>
         <w:tc>
           <w:tcPr>
-            <w:tcW w:type="dxa" w:w="1296"/>
+            <w:tcW w:type="dxa" w:w="1257"/>
+            <w:shd w:fill="FFF9E8"/>
+            <w:vAlign w:val="center"/>
+            <w:tcMar>
+              <w:top w:w="80" w:type="dxa"/>
+              <w:start w:w="120" w:type="dxa"/>
+              <w:bottom w:w="80" w:type="dxa"/>
+              <w:end w:w="120" w:type="dxa"/>
+            </w:tcMar>
           </w:tcPr>
           <w:p>
+            <w:pPr>
+              <w:spacing w:before="40" w:after="40" w:line="276" w:lineRule="auto"/>
+              <w:jc w:val="left"/>
+            </w:pPr>
             <w:r/>
+            <w:r>
+              <w:rPr>
+                <w:rFonts w:ascii="Microsoft YaHei" w:hAnsi="Microsoft YaHei" w:eastAsia="Microsoft YaHei"/>
+                <w:b w:val="0"/>
+                <w:i w:val="0"/>
+                <w:color w:val="24364B"/>
+                <w:sz w:val="17"/>
+              </w:rPr>
+            </w:r>
           </w:p>
         </w:tc>
         <w:tc>
           <w:tcPr>
-            <w:tcW w:type="dxa" w:w="1296"/>
+            <w:tcW w:type="dxa" w:w="1705"/>
+            <w:shd w:fill="FFF9E8"/>
+            <w:vAlign w:val="center"/>
+            <w:tcMar>
+              <w:top w:w="80" w:type="dxa"/>
+              <w:start w:w="120" w:type="dxa"/>
+              <w:bottom w:w="80" w:type="dxa"/>
+              <w:end w:w="120" w:type="dxa"/>
+            </w:tcMar>
           </w:tcPr>
           <w:p>
+            <w:pPr>
+              <w:spacing w:before="40" w:after="40" w:line="276" w:lineRule="auto"/>
+              <w:jc w:val="left"/>
+            </w:pPr>
             <w:r/>
+            <w:r>
+              <w:rPr>
+                <w:rFonts w:ascii="Microsoft YaHei" w:hAnsi="Microsoft YaHei" w:eastAsia="Microsoft YaHei"/>
+                <w:b w:val="0"/>
+                <w:i w:val="0"/>
+                <w:color w:val="24364B"/>
+                <w:sz w:val="17"/>
+              </w:rPr>
+            </w:r>
           </w:p>
         </w:tc>
         <w:tc>
           <w:tcPr>
-            <w:tcW w:type="dxa" w:w="1296"/>
+            <w:tcW w:type="dxa" w:w="1616"/>
+            <w:shd w:fill="FFF9E8"/>
+            <w:vAlign w:val="center"/>
+            <w:tcMar>
+              <w:top w:w="80" w:type="dxa"/>
+              <w:start w:w="120" w:type="dxa"/>
+              <w:bottom w:w="80" w:type="dxa"/>
+              <w:end w:w="120" w:type="dxa"/>
+            </w:tcMar>
           </w:tcPr>
           <w:p>
+            <w:pPr>
+              <w:spacing w:before="40" w:after="40" w:line="276" w:lineRule="auto"/>
+              <w:jc w:val="left"/>
+            </w:pPr>
             <w:r/>
+            <w:r>
+              <w:rPr>
+                <w:rFonts w:ascii="Microsoft YaHei" w:hAnsi="Microsoft YaHei" w:eastAsia="Microsoft YaHei"/>
+                <w:b w:val="0"/>
+                <w:i w:val="0"/>
+                <w:color w:val="24364B"/>
+                <w:sz w:val="17"/>
+              </w:rPr>
+            </w:r>
           </w:p>
         </w:tc>
         <w:tc>
           <w:tcPr>
-            <w:tcW w:type="dxa" w:w="1296"/>
+            <w:tcW w:type="dxa" w:w="1616"/>
+            <w:shd w:fill="FFF9E8"/>
+            <w:vAlign w:val="center"/>
+            <w:tcMar>
+              <w:top w:w="80" w:type="dxa"/>
+              <w:start w:w="120" w:type="dxa"/>
+              <w:bottom w:w="80" w:type="dxa"/>
+              <w:end w:w="120" w:type="dxa"/>
+            </w:tcMar>
           </w:tcPr>
           <w:p>
+            <w:pPr>
+              <w:spacing w:before="40" w:after="40" w:line="276" w:lineRule="auto"/>
+              <w:jc w:val="left"/>
+            </w:pPr>
             <w:r/>
+            <w:r>
+              <w:rPr>
+                <w:rFonts w:ascii="Microsoft YaHei" w:hAnsi="Microsoft YaHei" w:eastAsia="Microsoft YaHei"/>
+                <w:b w:val="0"/>
+                <w:i w:val="0"/>
+                <w:color w:val="24364B"/>
+                <w:sz w:val="17"/>
+              </w:rPr>
+            </w:r>
           </w:p>
         </w:tc>
         <w:tc>
           <w:tcPr>
-            <w:tcW w:type="dxa" w:w="1296"/>
+            <w:tcW w:type="dxa" w:w="2513"/>
+            <w:shd w:fill="FFF9E8"/>
+            <w:vAlign w:val="center"/>
+            <w:tcMar>
+              <w:top w:w="80" w:type="dxa"/>
+              <w:start w:w="120" w:type="dxa"/>
+              <w:bottom w:w="80" w:type="dxa"/>
+              <w:end w:w="120" w:type="dxa"/>
+            </w:tcMar>
           </w:tcPr>
           <w:p>
+            <w:pPr>
+              <w:spacing w:before="40" w:after="40" w:line="276" w:lineRule="auto"/>
+              <w:jc w:val="left"/>
+            </w:pPr>
             <w:r/>
+            <w:r>
+              <w:rPr>
+                <w:rFonts w:ascii="Microsoft YaHei" w:hAnsi="Microsoft YaHei" w:eastAsia="Microsoft YaHei"/>
+                <w:b w:val="0"/>
+                <w:i w:val="0"/>
+                <w:color w:val="24364B"/>
+                <w:sz w:val="17"/>
+              </w:rPr>
+            </w:r>
           </w:p>
         </w:tc>
       </w:tr>
       <w:tr>
+        <w:trPr>
+          <w:cantSplit/>
+          <w:cantSplit/>
+          <w:cantSplit/>
+        </w:trPr>
         <w:tc>
           <w:tcPr>
-            <w:tcW w:type="dxa" w:w="1296"/>
+            <w:tcW w:type="dxa" w:w="987"/>
+            <w:shd w:fill="FFFFFF"/>
+            <w:vAlign w:val="center"/>
+            <w:tcMar>
+              <w:top w:w="80" w:type="dxa"/>
+              <w:start w:w="120" w:type="dxa"/>
+              <w:bottom w:w="80" w:type="dxa"/>
+              <w:end w:w="120" w:type="dxa"/>
+            </w:tcMar>
           </w:tcPr>
           <w:p>
+            <w:pPr>
+              <w:spacing w:before="40" w:after="40" w:line="276" w:lineRule="auto"/>
+              <w:jc w:val="center"/>
+            </w:pPr>
             <w:r/>
+            <w:r>
+              <w:rPr>
+                <w:rFonts w:ascii="Microsoft YaHei" w:hAnsi="Microsoft YaHei" w:eastAsia="Microsoft YaHei"/>
+                <w:b w:val="0"/>
+                <w:i w:val="0"/>
+                <w:color w:val="667A90"/>
+                <w:sz w:val="17"/>
+              </w:rPr>
+              <w:t>8</w:t>
+            </w:r>
           </w:p>
         </w:tc>
         <w:tc>
           <w:tcPr>
-            <w:tcW w:type="dxa" w:w="1296"/>
+            <w:tcW w:type="dxa" w:w="2783"/>
+            <w:shd w:fill="FFF9E8"/>
+            <w:vAlign w:val="center"/>
+            <w:tcMar>
+              <w:top w:w="80" w:type="dxa"/>
+              <w:start w:w="120" w:type="dxa"/>
+              <w:bottom w:w="80" w:type="dxa"/>
+              <w:end w:w="120" w:type="dxa"/>
+            </w:tcMar>
           </w:tcPr>
           <w:p>
+            <w:pPr>
+              <w:spacing w:before="40" w:after="40" w:line="276" w:lineRule="auto"/>
+              <w:jc w:val="left"/>
+            </w:pPr>
             <w:r/>
+            <w:r>
+              <w:rPr>
+                <w:rFonts w:ascii="Microsoft YaHei" w:hAnsi="Microsoft YaHei" w:eastAsia="Microsoft YaHei"/>
+                <w:b w:val="0"/>
+                <w:i w:val="0"/>
+                <w:color w:val="24364B"/>
+                <w:sz w:val="17"/>
+              </w:rPr>
+            </w:r>
           </w:p>
         </w:tc>
         <w:tc>
           <w:tcPr>
-            <w:tcW w:type="dxa" w:w="1296"/>
+            <w:tcW w:type="dxa" w:w="2423"/>
+            <w:shd w:fill="FFF9E8"/>
+            <w:vAlign w:val="center"/>
+            <w:tcMar>
+              <w:top w:w="80" w:type="dxa"/>
+              <w:start w:w="120" w:type="dxa"/>
+              <w:bottom w:w="80" w:type="dxa"/>
+              <w:end w:w="120" w:type="dxa"/>
+            </w:tcMar>
           </w:tcPr>
           <w:p>
+            <w:pPr>
+              <w:spacing w:before="40" w:after="40" w:line="276" w:lineRule="auto"/>
+              <w:jc w:val="left"/>
+            </w:pPr>
             <w:r/>
+            <w:r>
+              <w:rPr>
+                <w:rFonts w:ascii="Microsoft YaHei" w:hAnsi="Microsoft YaHei" w:eastAsia="Microsoft YaHei"/>
+                <w:b w:val="0"/>
+                <w:i w:val="0"/>
+                <w:color w:val="24364B"/>
+                <w:sz w:val="17"/>
+              </w:rPr>
+            </w:r>
           </w:p>
         </w:tc>
         <w:tc>
           <w:tcPr>
-            <w:tcW w:type="dxa" w:w="1296"/>
+            <w:tcW w:type="dxa" w:w="1257"/>
+            <w:shd w:fill="FFF9E8"/>
+            <w:vAlign w:val="center"/>
+            <w:tcMar>
+              <w:top w:w="80" w:type="dxa"/>
+              <w:start w:w="120" w:type="dxa"/>
+              <w:bottom w:w="80" w:type="dxa"/>
+              <w:end w:w="120" w:type="dxa"/>
+            </w:tcMar>
           </w:tcPr>
           <w:p>
+            <w:pPr>
+              <w:spacing w:before="40" w:after="40" w:line="276" w:lineRule="auto"/>
+              <w:jc w:val="left"/>
+            </w:pPr>
             <w:r/>
+            <w:r>
+              <w:rPr>
+                <w:rFonts w:ascii="Microsoft YaHei" w:hAnsi="Microsoft YaHei" w:eastAsia="Microsoft YaHei"/>
+                <w:b w:val="0"/>
+                <w:i w:val="0"/>
+                <w:color w:val="24364B"/>
+                <w:sz w:val="17"/>
+              </w:rPr>
+            </w:r>
           </w:p>
         </w:tc>
         <w:tc>
           <w:tcPr>
-            <w:tcW w:type="dxa" w:w="1296"/>
+            <w:tcW w:type="dxa" w:w="1705"/>
+            <w:shd w:fill="FFF9E8"/>
+            <w:vAlign w:val="center"/>
+            <w:tcMar>
+              <w:top w:w="80" w:type="dxa"/>
+              <w:start w:w="120" w:type="dxa"/>
+              <w:bottom w:w="80" w:type="dxa"/>
+              <w:end w:w="120" w:type="dxa"/>
+            </w:tcMar>
           </w:tcPr>
           <w:p>
+            <w:pPr>
+              <w:spacing w:before="40" w:after="40" w:line="276" w:lineRule="auto"/>
+              <w:jc w:val="left"/>
+            </w:pPr>
             <w:r/>
+            <w:r>
+              <w:rPr>
+                <w:rFonts w:ascii="Microsoft YaHei" w:hAnsi="Microsoft YaHei" w:eastAsia="Microsoft YaHei"/>
+                <w:b w:val="0"/>
+                <w:i w:val="0"/>
+                <w:color w:val="24364B"/>
+                <w:sz w:val="17"/>
+              </w:rPr>
+            </w:r>
           </w:p>
         </w:tc>
         <w:tc>
           <w:tcPr>
-            <w:tcW w:type="dxa" w:w="1296"/>
+            <w:tcW w:type="dxa" w:w="1616"/>
+            <w:shd w:fill="FFF9E8"/>
+            <w:vAlign w:val="center"/>
+            <w:tcMar>
+              <w:top w:w="80" w:type="dxa"/>
+              <w:start w:w="120" w:type="dxa"/>
+              <w:bottom w:w="80" w:type="dxa"/>
+              <w:end w:w="120" w:type="dxa"/>
+            </w:tcMar>
           </w:tcPr>
           <w:p>
+            <w:pPr>
+              <w:spacing w:before="40" w:after="40" w:line="276" w:lineRule="auto"/>
+              <w:jc w:val="left"/>
+            </w:pPr>
             <w:r/>
+            <w:r>
+              <w:rPr>
+                <w:rFonts w:ascii="Microsoft YaHei" w:hAnsi="Microsoft YaHei" w:eastAsia="Microsoft YaHei"/>
+                <w:b w:val="0"/>
+                <w:i w:val="0"/>
+                <w:color w:val="24364B"/>
+                <w:sz w:val="17"/>
+              </w:rPr>
+            </w:r>
           </w:p>
         </w:tc>
         <w:tc>
           <w:tcPr>
-            <w:tcW w:type="dxa" w:w="1296"/>
+            <w:tcW w:type="dxa" w:w="1616"/>
+            <w:shd w:fill="FFF9E8"/>
+            <w:vAlign w:val="center"/>
+            <w:tcMar>
+              <w:top w:w="80" w:type="dxa"/>
+              <w:start w:w="120" w:type="dxa"/>
+              <w:bottom w:w="80" w:type="dxa"/>
+              <w:end w:w="120" w:type="dxa"/>
+            </w:tcMar>
           </w:tcPr>
           <w:p>
+            <w:pPr>
+              <w:spacing w:before="40" w:after="40" w:line="276" w:lineRule="auto"/>
+              <w:jc w:val="left"/>
+            </w:pPr>
             <w:r/>
+            <w:r>
+              <w:rPr>
+                <w:rFonts w:ascii="Microsoft YaHei" w:hAnsi="Microsoft YaHei" w:eastAsia="Microsoft YaHei"/>
+                <w:b w:val="0"/>
+                <w:i w:val="0"/>
+                <w:color w:val="24364B"/>
+                <w:sz w:val="17"/>
+              </w:rPr>
+            </w:r>
           </w:p>
         </w:tc>
         <w:tc>
           <w:tcPr>
-            <w:tcW w:type="dxa" w:w="1296"/>
+            <w:tcW w:type="dxa" w:w="2513"/>
+            <w:shd w:fill="FFF9E8"/>
+            <w:vAlign w:val="center"/>
+            <w:tcMar>
+              <w:top w:w="80" w:type="dxa"/>
+              <w:start w:w="120" w:type="dxa"/>
+              <w:bottom w:w="80" w:type="dxa"/>
+              <w:end w:w="120" w:type="dxa"/>
+            </w:tcMar>
           </w:tcPr>
           <w:p>
+            <w:pPr>
+              <w:spacing w:before="40" w:after="40" w:line="276" w:lineRule="auto"/>
+              <w:jc w:val="left"/>
+            </w:pPr>
             <w:r/>
+            <w:r>
+              <w:rPr>
+                <w:rFonts w:ascii="Microsoft YaHei" w:hAnsi="Microsoft YaHei" w:eastAsia="Microsoft YaHei"/>
+                <w:b w:val="0"/>
+                <w:i w:val="0"/>
+                <w:color w:val="24364B"/>
+                <w:sz w:val="17"/>
+              </w:rPr>
+            </w:r>
+          </w:p>
+        </w:tc>
+      </w:tr>
+      <w:tr>
+        <w:trPr>
+          <w:cantSplit/>
+          <w:cantSplit/>
+        </w:trPr>
+        <w:tc>
+          <w:tcPr>
+            <w:tcW w:type="dxa" w:w="987"/>
+            <w:shd w:fill="FFFFFF"/>
+            <w:vAlign w:val="center"/>
+            <w:tcMar>
+              <w:top w:w="80" w:type="dxa"/>
+              <w:start w:w="120" w:type="dxa"/>
+              <w:bottom w:w="80" w:type="dxa"/>
+              <w:end w:w="120" w:type="dxa"/>
+            </w:tcMar>
+          </w:tcPr>
+          <w:p>
+            <w:pPr>
+              <w:spacing w:before="40" w:after="40" w:line="276" w:lineRule="auto"/>
+              <w:jc w:val="center"/>
+            </w:pPr>
+            <w:r/>
+            <w:r>
+              <w:rPr>
+                <w:rFonts w:ascii="Microsoft YaHei" w:hAnsi="Microsoft YaHei" w:eastAsia="Microsoft YaHei"/>
+                <w:b w:val="0"/>
+                <w:i w:val="0"/>
+                <w:color w:val="667A90"/>
+                <w:sz w:val="17"/>
+              </w:rPr>
+              <w:t>9</w:t>
+            </w:r>
+          </w:p>
+        </w:tc>
+        <w:tc>
+          <w:tcPr>
+            <w:tcW w:type="dxa" w:w="2783"/>
+            <w:shd w:fill="FFF9E8"/>
+            <w:vAlign w:val="center"/>
+            <w:tcMar>
+              <w:top w:w="80" w:type="dxa"/>
+              <w:start w:w="120" w:type="dxa"/>
+              <w:bottom w:w="80" w:type="dxa"/>
+              <w:end w:w="120" w:type="dxa"/>
+            </w:tcMar>
+          </w:tcPr>
+          <w:p>
+            <w:pPr>
+              <w:spacing w:before="40" w:after="40" w:line="276" w:lineRule="auto"/>
+              <w:jc w:val="left"/>
+            </w:pPr>
+            <w:r/>
+            <w:r>
+              <w:rPr>
+                <w:rFonts w:ascii="Microsoft YaHei" w:hAnsi="Microsoft YaHei" w:eastAsia="Microsoft YaHei"/>
+                <w:b w:val="0"/>
+                <w:i w:val="0"/>
+                <w:color w:val="24364B"/>
+                <w:sz w:val="17"/>
+              </w:rPr>
+            </w:r>
+          </w:p>
+        </w:tc>
+        <w:tc>
+          <w:tcPr>
+            <w:tcW w:type="dxa" w:w="2423"/>
+            <w:shd w:fill="FFF9E8"/>
+            <w:vAlign w:val="center"/>
+            <w:tcMar>
+              <w:top w:w="80" w:type="dxa"/>
+              <w:start w:w="120" w:type="dxa"/>
+              <w:bottom w:w="80" w:type="dxa"/>
+              <w:end w:w="120" w:type="dxa"/>
+            </w:tcMar>
+          </w:tcPr>
+          <w:p>
+            <w:pPr>
+              <w:spacing w:before="40" w:after="40" w:line="276" w:lineRule="auto"/>
+              <w:jc w:val="left"/>
+            </w:pPr>
+            <w:r/>
+            <w:r>
+              <w:rPr>
+                <w:rFonts w:ascii="Microsoft YaHei" w:hAnsi="Microsoft YaHei" w:eastAsia="Microsoft YaHei"/>
+                <w:b w:val="0"/>
+                <w:i w:val="0"/>
+                <w:color w:val="24364B"/>
+                <w:sz w:val="17"/>
+              </w:rPr>
+            </w:r>
+          </w:p>
+        </w:tc>
+        <w:tc>
+          <w:tcPr>
+            <w:tcW w:type="dxa" w:w="1257"/>
+            <w:shd w:fill="FFF9E8"/>
+            <w:vAlign w:val="center"/>
+            <w:tcMar>
+              <w:top w:w="80" w:type="dxa"/>
+              <w:start w:w="120" w:type="dxa"/>
+              <w:bottom w:w="80" w:type="dxa"/>
+              <w:end w:w="120" w:type="dxa"/>
+            </w:tcMar>
+          </w:tcPr>
+          <w:p>
+            <w:pPr>
+              <w:spacing w:before="40" w:after="40" w:line="276" w:lineRule="auto"/>
+              <w:jc w:val="left"/>
+            </w:pPr>
+            <w:r/>
+            <w:r>
+              <w:rPr>
+                <w:rFonts w:ascii="Microsoft YaHei" w:hAnsi="Microsoft YaHei" w:eastAsia="Microsoft YaHei"/>
+                <w:b w:val="0"/>
+                <w:i w:val="0"/>
+                <w:color w:val="24364B"/>
+                <w:sz w:val="17"/>
+              </w:rPr>
+            </w:r>
+          </w:p>
+        </w:tc>
+        <w:tc>
+          <w:tcPr>
+            <w:tcW w:type="dxa" w:w="1705"/>
+            <w:shd w:fill="FFF9E8"/>
+            <w:vAlign w:val="center"/>
+            <w:tcMar>
+              <w:top w:w="80" w:type="dxa"/>
+              <w:start w:w="120" w:type="dxa"/>
+              <w:bottom w:w="80" w:type="dxa"/>
+              <w:end w:w="120" w:type="dxa"/>
+            </w:tcMar>
+          </w:tcPr>
+          <w:p>
+            <w:pPr>
+              <w:spacing w:before="40" w:after="40" w:line="276" w:lineRule="auto"/>
+              <w:jc w:val="left"/>
+            </w:pPr>
+            <w:r/>
+            <w:r>
+              <w:rPr>
+                <w:rFonts w:ascii="Microsoft YaHei" w:hAnsi="Microsoft YaHei" w:eastAsia="Microsoft YaHei"/>
+                <w:b w:val="0"/>
+                <w:i w:val="0"/>
+                <w:color w:val="24364B"/>
+                <w:sz w:val="17"/>
+              </w:rPr>
+            </w:r>
+          </w:p>
+        </w:tc>
+        <w:tc>
+          <w:tcPr>
+            <w:tcW w:type="dxa" w:w="1616"/>
+            <w:shd w:fill="FFF9E8"/>
+            <w:vAlign w:val="center"/>
+            <w:tcMar>
+              <w:top w:w="80" w:type="dxa"/>
+              <w:start w:w="120" w:type="dxa"/>
+              <w:bottom w:w="80" w:type="dxa"/>
+              <w:end w:w="120" w:type="dxa"/>
+            </w:tcMar>
+          </w:tcPr>
+          <w:p>
+            <w:pPr>
+              <w:spacing w:before="40" w:after="40" w:line="276" w:lineRule="auto"/>
+              <w:jc w:val="left"/>
+            </w:pPr>
+            <w:r/>
+            <w:r>
+              <w:rPr>
+                <w:rFonts w:ascii="Microsoft YaHei" w:hAnsi="Microsoft YaHei" w:eastAsia="Microsoft YaHei"/>
+                <w:b w:val="0"/>
+                <w:i w:val="0"/>
+                <w:color w:val="24364B"/>
+                <w:sz w:val="17"/>
+              </w:rPr>
+            </w:r>
+          </w:p>
+        </w:tc>
+        <w:tc>
+          <w:tcPr>
+            <w:tcW w:type="dxa" w:w="1616"/>
+            <w:shd w:fill="FFF9E8"/>
+            <w:vAlign w:val="center"/>
+            <w:tcMar>
+              <w:top w:w="80" w:type="dxa"/>
+              <w:start w:w="120" w:type="dxa"/>
+              <w:bottom w:w="80" w:type="dxa"/>
+              <w:end w:w="120" w:type="dxa"/>
+            </w:tcMar>
+          </w:tcPr>
+          <w:p>
+            <w:pPr>
+              <w:spacing w:before="40" w:after="40" w:line="276" w:lineRule="auto"/>
+              <w:jc w:val="left"/>
+            </w:pPr>
+            <w:r/>
+            <w:r>
+              <w:rPr>
+                <w:rFonts w:ascii="Microsoft YaHei" w:hAnsi="Microsoft YaHei" w:eastAsia="Microsoft YaHei"/>
+                <w:b w:val="0"/>
+                <w:i w:val="0"/>
+                <w:color w:val="24364B"/>
+                <w:sz w:val="17"/>
+              </w:rPr>
+            </w:r>
+          </w:p>
+        </w:tc>
+        <w:tc>
+          <w:tcPr>
+            <w:tcW w:type="dxa" w:w="2513"/>
+            <w:shd w:fill="FFF9E8"/>
+            <w:vAlign w:val="center"/>
+            <w:tcMar>
+              <w:top w:w="80" w:type="dxa"/>
+              <w:start w:w="120" w:type="dxa"/>
+              <w:bottom w:w="80" w:type="dxa"/>
+              <w:end w:w="120" w:type="dxa"/>
+            </w:tcMar>
+          </w:tcPr>
+          <w:p>
+            <w:pPr>
+              <w:spacing w:before="40" w:after="40" w:line="276" w:lineRule="auto"/>
+              <w:jc w:val="left"/>
+            </w:pPr>
+            <w:r/>
+            <w:r>
+              <w:rPr>
+                <w:rFonts w:ascii="Microsoft YaHei" w:hAnsi="Microsoft YaHei" w:eastAsia="Microsoft YaHei"/>
+                <w:b w:val="0"/>
+                <w:i w:val="0"/>
+                <w:color w:val="24364B"/>
+                <w:sz w:val="17"/>
+              </w:rPr>
+            </w:r>
           </w:p>
         </w:tc>
       </w:tr>
     </w:tbl>
-    <w:p/>
     <w:p>
+      <w:pPr>
+        <w:pStyle w:val="Heading2"/>
+        <w:keepNext/>
+      </w:pPr>
       <w:r>
         <w:rPr>
+          <w:rFonts w:ascii="Microsoft YaHei" w:hAnsi="Microsoft YaHei" w:eastAsia="Microsoft YaHei"/>
           <w:b/>
+          <w:i w:val="0"/>
+          <w:color w:val="1769E0"/>
+          <w:sz w:val="26"/>
         </w:rPr>
-        <w:t>备注/结论：</w:t>
+        <w:t>三、质量核对</w:t>
       </w:r>
     </w:p>
+    <w:tbl>
+      <w:tblPr>
+        <w:tblStyle w:val="TableGrid"/>
+        <w:tblW w:type="dxa" w:w="14900"/>
+        <w:tblLayout w:type="fixed"/>
+        <w:tblLook w:firstColumn="1" w:firstRow="1" w:lastColumn="0" w:lastRow="0" w:noHBand="0" w:noVBand="1" w:val="04A0"/>
+        <w:jc w:val="left"/>
+        <w:tblInd w:w="120" w:type="dxa"/>
+        <w:tblBorders>
+          <w:top w:val="single" w:sz="5" w:color="C8D8EA"/>
+          <w:left w:val="single" w:sz="5" w:color="C8D8EA"/>
+          <w:bottom w:val="single" w:sz="5" w:color="C8D8EA"/>
+          <w:right w:val="single" w:sz="5" w:color="C8D8EA"/>
+          <w:insideH w:val="single" w:sz="5" w:color="C8D8EA"/>
+          <w:insideV w:val="single" w:sz="5" w:color="C8D8EA"/>
+        </w:tblBorders>
+      </w:tblPr>
+      <w:tblGrid>
+        <w:gridCol w:w="1104"/>
+        <w:gridCol w:w="2299"/>
+        <w:gridCol w:w="9014"/>
+        <w:gridCol w:w="2483"/>
+      </w:tblGrid>
+      <w:tr>
+        <w:trPr>
+          <w:cantSplit/>
+          <w:cantSplit/>
+        </w:trPr>
+        <w:tc>
+          <w:tcPr>
+            <w:tcW w:type="dxa" w:w="1104"/>
+            <w:shd w:fill="17365D"/>
+            <w:vAlign w:val="center"/>
+            <w:tcMar>
+              <w:top w:w="80" w:type="dxa"/>
+              <w:start w:w="120" w:type="dxa"/>
+              <w:bottom w:w="80" w:type="dxa"/>
+              <w:end w:w="120" w:type="dxa"/>
+            </w:tcMar>
+          </w:tcPr>
+          <w:p>
+            <w:pPr>
+              <w:spacing w:before="40" w:after="40" w:line="276" w:lineRule="auto"/>
+              <w:jc w:val="center"/>
+            </w:pPr>
+            <w:r/>
+            <w:r>
+              <w:rPr>
+                <w:rFonts w:ascii="Microsoft YaHei" w:hAnsi="Microsoft YaHei" w:eastAsia="Microsoft YaHei"/>
+                <w:b/>
+                <w:i w:val="0"/>
+                <w:color w:val="FFFFFF"/>
+                <w:sz w:val="17"/>
+              </w:rPr>
+              <w:t>序号</w:t>
+            </w:r>
+          </w:p>
+        </w:tc>
+        <w:tc>
+          <w:tcPr>
+            <w:tcW w:type="dxa" w:w="2299"/>
+            <w:shd w:fill="17365D"/>
+            <w:vAlign w:val="center"/>
+            <w:tcMar>
+              <w:top w:w="80" w:type="dxa"/>
+              <w:start w:w="120" w:type="dxa"/>
+              <w:bottom w:w="80" w:type="dxa"/>
+              <w:end w:w="120" w:type="dxa"/>
+            </w:tcMar>
+          </w:tcPr>
+          <w:p>
+            <w:pPr>
+              <w:spacing w:before="40" w:after="40" w:line="276" w:lineRule="auto"/>
+              <w:jc w:val="center"/>
+            </w:pPr>
+            <w:r/>
+            <w:r>
+              <w:rPr>
+                <w:rFonts w:ascii="Microsoft YaHei" w:hAnsi="Microsoft YaHei" w:eastAsia="Microsoft YaHei"/>
+                <w:b/>
+                <w:i w:val="0"/>
+                <w:color w:val="FFFFFF"/>
+                <w:sz w:val="17"/>
+              </w:rPr>
+              <w:t>检查维度</w:t>
+            </w:r>
+          </w:p>
+        </w:tc>
+        <w:tc>
+          <w:tcPr>
+            <w:tcW w:type="dxa" w:w="9014"/>
+            <w:shd w:fill="17365D"/>
+            <w:vAlign w:val="center"/>
+            <w:tcMar>
+              <w:top w:w="80" w:type="dxa"/>
+              <w:start w:w="120" w:type="dxa"/>
+              <w:bottom w:w="80" w:type="dxa"/>
+              <w:end w:w="120" w:type="dxa"/>
+            </w:tcMar>
+          </w:tcPr>
+          <w:p>
+            <w:pPr>
+              <w:spacing w:before="40" w:after="40" w:line="276" w:lineRule="auto"/>
+              <w:jc w:val="center"/>
+            </w:pPr>
+            <w:r/>
+            <w:r>
+              <w:rPr>
+                <w:rFonts w:ascii="Microsoft YaHei" w:hAnsi="Microsoft YaHei" w:eastAsia="Microsoft YaHei"/>
+                <w:b/>
+                <w:i w:val="0"/>
+                <w:color w:val="FFFFFF"/>
+                <w:sz w:val="17"/>
+              </w:rPr>
+              <w:t>核对要求</w:t>
+            </w:r>
+          </w:p>
+        </w:tc>
+        <w:tc>
+          <w:tcPr>
+            <w:tcW w:type="dxa" w:w="2483"/>
+            <w:shd w:fill="17365D"/>
+            <w:vAlign w:val="center"/>
+            <w:tcMar>
+              <w:top w:w="80" w:type="dxa"/>
+              <w:start w:w="120" w:type="dxa"/>
+              <w:bottom w:w="80" w:type="dxa"/>
+              <w:end w:w="120" w:type="dxa"/>
+            </w:tcMar>
+          </w:tcPr>
+          <w:p>
+            <w:pPr>
+              <w:spacing w:before="40" w:after="40" w:line="276" w:lineRule="auto"/>
+              <w:jc w:val="center"/>
+            </w:pPr>
+            <w:r/>
+            <w:r>
+              <w:rPr>
+                <w:rFonts w:ascii="Microsoft YaHei" w:hAnsi="Microsoft YaHei" w:eastAsia="Microsoft YaHei"/>
+                <w:b/>
+                <w:i w:val="0"/>
+                <w:color w:val="FFFFFF"/>
+                <w:sz w:val="17"/>
+              </w:rPr>
+              <w:t>结论</w:t>
+            </w:r>
+          </w:p>
+        </w:tc>
+      </w:tr>
+      <w:tr>
+        <w:trPr>
+          <w:cantSplit/>
+          <w:cantSplit/>
+        </w:trPr>
+        <w:tc>
+          <w:tcPr>
+            <w:tcW w:type="dxa" w:w="1104"/>
+            <w:shd w:fill="FFFFFF"/>
+            <w:vAlign w:val="center"/>
+            <w:tcMar>
+              <w:top w:w="80" w:type="dxa"/>
+              <w:start w:w="120" w:type="dxa"/>
+              <w:bottom w:w="80" w:type="dxa"/>
+              <w:end w:w="120" w:type="dxa"/>
+            </w:tcMar>
+          </w:tcPr>
+          <w:p>
+            <w:pPr>
+              <w:spacing w:before="40" w:after="40" w:line="276" w:lineRule="auto"/>
+              <w:jc w:val="center"/>
+            </w:pPr>
+            <w:r/>
+            <w:r>
+              <w:rPr>
+                <w:rFonts w:ascii="Microsoft YaHei" w:hAnsi="Microsoft YaHei" w:eastAsia="Microsoft YaHei"/>
+                <w:b w:val="0"/>
+                <w:i w:val="0"/>
+                <w:color w:val="24364B"/>
+                <w:sz w:val="17"/>
+              </w:rPr>
+              <w:t>1</w:t>
+            </w:r>
+          </w:p>
+        </w:tc>
+        <w:tc>
+          <w:tcPr>
+            <w:tcW w:type="dxa" w:w="2299"/>
+            <w:shd w:fill="FFFFFF"/>
+            <w:vAlign w:val="center"/>
+            <w:tcMar>
+              <w:top w:w="80" w:type="dxa"/>
+              <w:start w:w="120" w:type="dxa"/>
+              <w:bottom w:w="80" w:type="dxa"/>
+              <w:end w:w="120" w:type="dxa"/>
+            </w:tcMar>
+          </w:tcPr>
+          <w:p>
+            <w:pPr>
+              <w:spacing w:before="40" w:after="40" w:line="276" w:lineRule="auto"/>
+              <w:jc w:val="center"/>
+            </w:pPr>
+            <w:r/>
+            <w:r>
+              <w:rPr>
+                <w:rFonts w:ascii="Microsoft YaHei" w:hAnsi="Microsoft YaHei" w:eastAsia="Microsoft YaHei"/>
+                <w:b w:val="0"/>
+                <w:i w:val="0"/>
+                <w:color w:val="24364B"/>
+                <w:sz w:val="17"/>
+              </w:rPr>
+              <w:t>内容完整性</w:t>
+            </w:r>
+          </w:p>
+        </w:tc>
+        <w:tc>
+          <w:tcPr>
+            <w:tcW w:type="dxa" w:w="9014"/>
+            <w:shd w:fill="FFFFFF"/>
+            <w:vAlign w:val="center"/>
+            <w:tcMar>
+              <w:top w:w="80" w:type="dxa"/>
+              <w:start w:w="120" w:type="dxa"/>
+              <w:bottom w:w="80" w:type="dxa"/>
+              <w:end w:w="120" w:type="dxa"/>
+            </w:tcMar>
+          </w:tcPr>
+          <w:p>
+            <w:pPr>
+              <w:spacing w:before="40" w:after="40" w:line="276" w:lineRule="auto"/>
+              <w:jc w:val="left"/>
+            </w:pPr>
+            <w:r/>
+            <w:r>
+              <w:rPr>
+                <w:rFonts w:ascii="Microsoft YaHei" w:hAnsi="Microsoft YaHei" w:eastAsia="Microsoft YaHei"/>
+                <w:b w:val="0"/>
+                <w:i w:val="0"/>
+                <w:color w:val="24364B"/>
+                <w:sz w:val="17"/>
+              </w:rPr>
+              <w:t>字段、口径、排序及页眉页脚已确认</w:t>
+            </w:r>
+          </w:p>
+        </w:tc>
+        <w:tc>
+          <w:tcPr>
+            <w:tcW w:type="dxa" w:w="2483"/>
+            <w:shd w:fill="FFF9E8"/>
+            <w:vAlign w:val="center"/>
+            <w:tcMar>
+              <w:top w:w="80" w:type="dxa"/>
+              <w:start w:w="120" w:type="dxa"/>
+              <w:bottom w:w="80" w:type="dxa"/>
+              <w:end w:w="120" w:type="dxa"/>
+            </w:tcMar>
+          </w:tcPr>
+          <w:p>
+            <w:pPr>
+              <w:spacing w:before="40" w:after="40" w:line="276" w:lineRule="auto"/>
+              <w:jc w:val="center"/>
+            </w:pPr>
+            <w:r/>
+            <w:r>
+              <w:rPr>
+                <w:rFonts w:ascii="Microsoft YaHei" w:hAnsi="Microsoft YaHei" w:eastAsia="Microsoft YaHei"/>
+                <w:b w:val="0"/>
+                <w:i w:val="0"/>
+                <w:color w:val="24364B"/>
+                <w:sz w:val="17"/>
+              </w:rPr>
+              <w:t>☐ 通过  ☐ 不通过  ☐ 不适用</w:t>
+            </w:r>
+          </w:p>
+        </w:tc>
+      </w:tr>
+      <w:tr>
+        <w:trPr>
+          <w:cantSplit/>
+          <w:cantSplit/>
+        </w:trPr>
+        <w:tc>
+          <w:tcPr>
+            <w:tcW w:type="dxa" w:w="1104"/>
+            <w:shd w:fill="FFFFFF"/>
+            <w:vAlign w:val="center"/>
+            <w:tcMar>
+              <w:top w:w="80" w:type="dxa"/>
+              <w:start w:w="120" w:type="dxa"/>
+              <w:bottom w:w="80" w:type="dxa"/>
+              <w:end w:w="120" w:type="dxa"/>
+            </w:tcMar>
+          </w:tcPr>
+          <w:p>
+            <w:pPr>
+              <w:spacing w:before="40" w:after="40" w:line="276" w:lineRule="auto"/>
+              <w:jc w:val="center"/>
+            </w:pPr>
+            <w:r/>
+            <w:r>
+              <w:rPr>
+                <w:rFonts w:ascii="Microsoft YaHei" w:hAnsi="Microsoft YaHei" w:eastAsia="Microsoft YaHei"/>
+                <w:b w:val="0"/>
+                <w:i w:val="0"/>
+                <w:color w:val="24364B"/>
+                <w:sz w:val="17"/>
+              </w:rPr>
+              <w:t>2</w:t>
+            </w:r>
+          </w:p>
+        </w:tc>
+        <w:tc>
+          <w:tcPr>
+            <w:tcW w:type="dxa" w:w="2299"/>
+            <w:shd w:fill="FFFFFF"/>
+            <w:vAlign w:val="center"/>
+            <w:tcMar>
+              <w:top w:w="80" w:type="dxa"/>
+              <w:start w:w="120" w:type="dxa"/>
+              <w:bottom w:w="80" w:type="dxa"/>
+              <w:end w:w="120" w:type="dxa"/>
+            </w:tcMar>
+          </w:tcPr>
+          <w:p>
+            <w:pPr>
+              <w:spacing w:before="40" w:after="40" w:line="276" w:lineRule="auto"/>
+              <w:jc w:val="center"/>
+            </w:pPr>
+            <w:r/>
+            <w:r>
+              <w:rPr>
+                <w:rFonts w:ascii="Microsoft YaHei" w:hAnsi="Microsoft YaHei" w:eastAsia="Microsoft YaHei"/>
+                <w:b w:val="0"/>
+                <w:i w:val="0"/>
+                <w:color w:val="24364B"/>
+                <w:sz w:val="17"/>
+              </w:rPr>
+              <w:t>打印适配</w:t>
+            </w:r>
+          </w:p>
+        </w:tc>
+        <w:tc>
+          <w:tcPr>
+            <w:tcW w:type="dxa" w:w="9014"/>
+            <w:shd w:fill="FFFFFF"/>
+            <w:vAlign w:val="center"/>
+            <w:tcMar>
+              <w:top w:w="80" w:type="dxa"/>
+              <w:start w:w="120" w:type="dxa"/>
+              <w:bottom w:w="80" w:type="dxa"/>
+              <w:end w:w="120" w:type="dxa"/>
+            </w:tcMar>
+          </w:tcPr>
+          <w:p>
+            <w:pPr>
+              <w:spacing w:before="40" w:after="40" w:line="276" w:lineRule="auto"/>
+              <w:jc w:val="left"/>
+            </w:pPr>
+            <w:r/>
+            <w:r>
+              <w:rPr>
+                <w:rFonts w:ascii="Microsoft YaHei" w:hAnsi="Microsoft YaHei" w:eastAsia="Microsoft YaHei"/>
+                <w:b w:val="0"/>
+                <w:i w:val="0"/>
+                <w:color w:val="24364B"/>
+                <w:sz w:val="17"/>
+              </w:rPr>
+              <w:t>纸张、方向、边距、条码及打印机已验证</w:t>
+            </w:r>
+          </w:p>
+        </w:tc>
+        <w:tc>
+          <w:tcPr>
+            <w:tcW w:type="dxa" w:w="2483"/>
+            <w:shd w:fill="FFF9E8"/>
+            <w:vAlign w:val="center"/>
+            <w:tcMar>
+              <w:top w:w="80" w:type="dxa"/>
+              <w:start w:w="120" w:type="dxa"/>
+              <w:bottom w:w="80" w:type="dxa"/>
+              <w:end w:w="120" w:type="dxa"/>
+            </w:tcMar>
+          </w:tcPr>
+          <w:p>
+            <w:pPr>
+              <w:spacing w:before="40" w:after="40" w:line="276" w:lineRule="auto"/>
+              <w:jc w:val="center"/>
+            </w:pPr>
+            <w:r/>
+            <w:r>
+              <w:rPr>
+                <w:rFonts w:ascii="Microsoft YaHei" w:hAnsi="Microsoft YaHei" w:eastAsia="Microsoft YaHei"/>
+                <w:b w:val="0"/>
+                <w:i w:val="0"/>
+                <w:color w:val="24364B"/>
+                <w:sz w:val="17"/>
+              </w:rPr>
+              <w:t>☐ 通过  ☐ 不通过  ☐ 不适用</w:t>
+            </w:r>
+          </w:p>
+        </w:tc>
+      </w:tr>
+      <w:tr>
+        <w:trPr>
+          <w:cantSplit/>
+          <w:cantSplit/>
+        </w:trPr>
+        <w:tc>
+          <w:tcPr>
+            <w:tcW w:type="dxa" w:w="1104"/>
+            <w:shd w:fill="FFFFFF"/>
+            <w:vAlign w:val="center"/>
+            <w:tcMar>
+              <w:top w:w="80" w:type="dxa"/>
+              <w:start w:w="120" w:type="dxa"/>
+              <w:bottom w:w="80" w:type="dxa"/>
+              <w:end w:w="120" w:type="dxa"/>
+            </w:tcMar>
+          </w:tcPr>
+          <w:p>
+            <w:pPr>
+              <w:spacing w:before="40" w:after="40" w:line="276" w:lineRule="auto"/>
+              <w:jc w:val="center"/>
+            </w:pPr>
+            <w:r/>
+            <w:r>
+              <w:rPr>
+                <w:rFonts w:ascii="Microsoft YaHei" w:hAnsi="Microsoft YaHei" w:eastAsia="Microsoft YaHei"/>
+                <w:b w:val="0"/>
+                <w:i w:val="0"/>
+                <w:color w:val="24364B"/>
+                <w:sz w:val="17"/>
+              </w:rPr>
+              <w:t>3</w:t>
+            </w:r>
+          </w:p>
+        </w:tc>
+        <w:tc>
+          <w:tcPr>
+            <w:tcW w:type="dxa" w:w="2299"/>
+            <w:shd w:fill="FFFFFF"/>
+            <w:vAlign w:val="center"/>
+            <w:tcMar>
+              <w:top w:w="80" w:type="dxa"/>
+              <w:start w:w="120" w:type="dxa"/>
+              <w:bottom w:w="80" w:type="dxa"/>
+              <w:end w:w="120" w:type="dxa"/>
+            </w:tcMar>
+          </w:tcPr>
+          <w:p>
+            <w:pPr>
+              <w:spacing w:before="40" w:after="40" w:line="276" w:lineRule="auto"/>
+              <w:jc w:val="center"/>
+            </w:pPr>
+            <w:r/>
+            <w:r>
+              <w:rPr>
+                <w:rFonts w:ascii="Microsoft YaHei" w:hAnsi="Microsoft YaHei" w:eastAsia="Microsoft YaHei"/>
+                <w:b w:val="0"/>
+                <w:i w:val="0"/>
+                <w:color w:val="24364B"/>
+                <w:sz w:val="17"/>
+              </w:rPr>
+              <w:t>版本管理</w:t>
+            </w:r>
+          </w:p>
+        </w:tc>
+        <w:tc>
+          <w:tcPr>
+            <w:tcW w:type="dxa" w:w="9014"/>
+            <w:shd w:fill="FFFFFF"/>
+            <w:vAlign w:val="center"/>
+            <w:tcMar>
+              <w:top w:w="80" w:type="dxa"/>
+              <w:start w:w="120" w:type="dxa"/>
+              <w:bottom w:w="80" w:type="dxa"/>
+              <w:end w:w="120" w:type="dxa"/>
+            </w:tcMar>
+          </w:tcPr>
+          <w:p>
+            <w:pPr>
+              <w:spacing w:before="40" w:after="40" w:line="276" w:lineRule="auto"/>
+              <w:jc w:val="left"/>
+            </w:pPr>
+            <w:r/>
+            <w:r>
+              <w:rPr>
+                <w:rFonts w:ascii="Microsoft YaHei" w:hAnsi="Microsoft YaHei" w:eastAsia="Microsoft YaHei"/>
+                <w:b w:val="0"/>
+                <w:i w:val="0"/>
+                <w:color w:val="24364B"/>
+                <w:sz w:val="17"/>
+              </w:rPr>
+              <w:t>正式版本、样例文件和变更记录可追溯</w:t>
+            </w:r>
+          </w:p>
+        </w:tc>
+        <w:tc>
+          <w:tcPr>
+            <w:tcW w:type="dxa" w:w="2483"/>
+            <w:shd w:fill="FFF9E8"/>
+            <w:vAlign w:val="center"/>
+            <w:tcMar>
+              <w:top w:w="80" w:type="dxa"/>
+              <w:start w:w="120" w:type="dxa"/>
+              <w:bottom w:w="80" w:type="dxa"/>
+              <w:end w:w="120" w:type="dxa"/>
+            </w:tcMar>
+          </w:tcPr>
+          <w:p>
+            <w:pPr>
+              <w:spacing w:before="40" w:after="40" w:line="276" w:lineRule="auto"/>
+              <w:jc w:val="center"/>
+            </w:pPr>
+            <w:r/>
+            <w:r>
+              <w:rPr>
+                <w:rFonts w:ascii="Microsoft YaHei" w:hAnsi="Microsoft YaHei" w:eastAsia="Microsoft YaHei"/>
+                <w:b w:val="0"/>
+                <w:i w:val="0"/>
+                <w:color w:val="24364B"/>
+                <w:sz w:val="17"/>
+              </w:rPr>
+              <w:t>☐ 通过  ☐ 不通过  ☐ 不适用</w:t>
+            </w:r>
+          </w:p>
+        </w:tc>
+      </w:tr>
+    </w:tbl>
     <w:p>
+      <w:pPr>
+        <w:pStyle w:val="Heading2"/>
+        <w:keepNext/>
+      </w:pPr>
       <w:r>
-        <w:br/>
-        <w:br/>
+        <w:rPr>
+          <w:rFonts w:ascii="Microsoft YaHei" w:hAnsi="Microsoft YaHei" w:eastAsia="Microsoft YaHei"/>
+          <w:b/>
+          <w:i w:val="0"/>
+          <w:color w:val="1769E0"/>
+          <w:sz w:val="26"/>
+        </w:rPr>
+        <w:t>四、结论与遗留事项</w:t>
       </w:r>
     </w:p>
+    <w:tbl>
+      <w:tblPr>
+        <w:tblStyle w:val="TableGrid"/>
+        <w:tblW w:type="dxa" w:w="14900"/>
+        <w:jc w:val="left"/>
+        <w:tblLayout w:type="fixed"/>
+        <w:tblLook w:firstColumn="1" w:firstRow="1" w:lastColumn="0" w:lastRow="0" w:noHBand="0" w:noVBand="1" w:val="04A0"/>
+        <w:tblInd w:w="120" w:type="dxa"/>
+        <w:tblBorders>
+          <w:top w:val="single" w:sz="5" w:color="C8D8EA"/>
+          <w:left w:val="single" w:sz="5" w:color="C8D8EA"/>
+          <w:bottom w:val="single" w:sz="5" w:color="C8D8EA"/>
+          <w:right w:val="single" w:sz="5" w:color="C8D8EA"/>
+          <w:insideH w:val="single" w:sz="5" w:color="C8D8EA"/>
+          <w:insideV w:val="single" w:sz="5" w:color="C8D8EA"/>
+        </w:tblBorders>
+      </w:tblPr>
+      <w:tblGrid>
+        <w:gridCol w:w="1639"/>
+        <w:gridCol w:w="13261"/>
+      </w:tblGrid>
+      <w:tr>
+        <w:trPr>
+          <w:cantSplit/>
+        </w:trPr>
+        <w:tc>
+          <w:tcPr>
+            <w:tcW w:type="dxa" w:w="1639"/>
+            <w:shd w:fill="EDF5FF"/>
+            <w:vAlign w:val="center"/>
+            <w:tcMar>
+              <w:top w:w="80" w:type="dxa"/>
+              <w:start w:w="120" w:type="dxa"/>
+              <w:bottom w:w="80" w:type="dxa"/>
+              <w:end w:w="120" w:type="dxa"/>
+            </w:tcMar>
+          </w:tcPr>
+          <w:p>
+            <w:pPr>
+              <w:spacing w:before="40" w:after="40" w:line="276" w:lineRule="auto"/>
+              <w:jc w:val="center"/>
+            </w:pPr>
+            <w:r/>
+            <w:r>
+              <w:rPr>
+                <w:rFonts w:ascii="Microsoft YaHei" w:hAnsi="Microsoft YaHei" w:eastAsia="Microsoft YaHei"/>
+                <w:b/>
+                <w:i w:val="0"/>
+                <w:color w:val="17365D"/>
+                <w:sz w:val="18"/>
+              </w:rPr>
+              <w:t>总体结论</w:t>
+            </w:r>
+          </w:p>
+        </w:tc>
+        <w:tc>
+          <w:tcPr>
+            <w:tcW w:type="dxa" w:w="13261"/>
+            <w:shd w:fill="FFF9E8"/>
+            <w:vAlign w:val="center"/>
+            <w:tcMar>
+              <w:top w:w="80" w:type="dxa"/>
+              <w:start w:w="120" w:type="dxa"/>
+              <w:bottom w:w="80" w:type="dxa"/>
+              <w:end w:w="120" w:type="dxa"/>
+            </w:tcMar>
+          </w:tcPr>
+          <w:p>
+            <w:pPr>
+              <w:spacing w:before="40" w:after="40" w:line="276" w:lineRule="auto"/>
+              <w:jc w:val="left"/>
+            </w:pPr>
+            <w:r/>
+            <w:r>
+              <w:rPr>
+                <w:rFonts w:ascii="Microsoft YaHei" w:hAnsi="Microsoft YaHei" w:eastAsia="Microsoft YaHei"/>
+                <w:b w:val="0"/>
+                <w:i w:val="0"/>
+                <w:color w:val="24364B"/>
+                <w:sz w:val="18"/>
+              </w:rPr>
+              <w:t>☐ 通过  ☐ 有条件通过  ☐ 不通过</w:t>
+            </w:r>
+          </w:p>
+        </w:tc>
+      </w:tr>
+      <w:tr>
+        <w:trPr>
+          <w:cantSplit/>
+        </w:trPr>
+        <w:tc>
+          <w:tcPr>
+            <w:tcW w:type="dxa" w:w="1639"/>
+            <w:shd w:fill="EDF5FF"/>
+            <w:vAlign w:val="center"/>
+            <w:tcMar>
+              <w:top w:w="80" w:type="dxa"/>
+              <w:start w:w="120" w:type="dxa"/>
+              <w:bottom w:w="80" w:type="dxa"/>
+              <w:end w:w="120" w:type="dxa"/>
+            </w:tcMar>
+          </w:tcPr>
+          <w:p>
+            <w:pPr>
+              <w:spacing w:before="40" w:after="40" w:line="276" w:lineRule="auto"/>
+              <w:jc w:val="center"/>
+            </w:pPr>
+            <w:r/>
+            <w:r>
+              <w:rPr>
+                <w:rFonts w:ascii="Microsoft YaHei" w:hAnsi="Microsoft YaHei" w:eastAsia="Microsoft YaHei"/>
+                <w:b/>
+                <w:i w:val="0"/>
+                <w:color w:val="17365D"/>
+                <w:sz w:val="18"/>
+              </w:rPr>
+              <w:t>遗留事项/风险</w:t>
+            </w:r>
+          </w:p>
+        </w:tc>
+        <w:tc>
+          <w:tcPr>
+            <w:tcW w:type="dxa" w:w="13261"/>
+            <w:shd w:fill="FFF9E8"/>
+            <w:vAlign w:val="center"/>
+            <w:tcMar>
+              <w:top w:w="80" w:type="dxa"/>
+              <w:start w:w="120" w:type="dxa"/>
+              <w:bottom w:w="80" w:type="dxa"/>
+              <w:end w:w="120" w:type="dxa"/>
+            </w:tcMar>
+          </w:tcPr>
+          <w:p>
+            <w:pPr>
+              <w:spacing w:before="40" w:after="40" w:line="276" w:lineRule="auto"/>
+              <w:jc w:val="left"/>
+            </w:pPr>
+            <w:r/>
+            <w:r>
+              <w:rPr>
+                <w:rFonts w:ascii="Microsoft YaHei" w:hAnsi="Microsoft YaHei" w:eastAsia="Microsoft YaHei"/>
+                <w:b w:val="0"/>
+                <w:i w:val="0"/>
+                <w:color w:val="24364B"/>
+                <w:sz w:val="18"/>
+              </w:rPr>
+            </w:r>
+          </w:p>
+        </w:tc>
+      </w:tr>
+      <w:tr>
+        <w:trPr>
+          <w:cantSplit/>
+        </w:trPr>
+        <w:tc>
+          <w:tcPr>
+            <w:tcW w:type="dxa" w:w="1639"/>
+            <w:shd w:fill="EDF5FF"/>
+            <w:vAlign w:val="center"/>
+            <w:tcMar>
+              <w:top w:w="80" w:type="dxa"/>
+              <w:start w:w="120" w:type="dxa"/>
+              <w:bottom w:w="80" w:type="dxa"/>
+              <w:end w:w="120" w:type="dxa"/>
+            </w:tcMar>
+          </w:tcPr>
+          <w:p>
+            <w:pPr>
+              <w:spacing w:before="40" w:after="40" w:line="276" w:lineRule="auto"/>
+              <w:jc w:val="center"/>
+            </w:pPr>
+            <w:r/>
+            <w:r>
+              <w:rPr>
+                <w:rFonts w:ascii="Microsoft YaHei" w:hAnsi="Microsoft YaHei" w:eastAsia="Microsoft YaHei"/>
+                <w:b/>
+                <w:i w:val="0"/>
+                <w:color w:val="17365D"/>
+                <w:sz w:val="18"/>
+              </w:rPr>
+              <w:t>附件与证据</w:t>
+            </w:r>
+          </w:p>
+        </w:tc>
+        <w:tc>
+          <w:tcPr>
+            <w:tcW w:type="dxa" w:w="13261"/>
+            <w:shd w:fill="FFF9E8"/>
+            <w:vAlign w:val="center"/>
+            <w:tcMar>
+              <w:top w:w="80" w:type="dxa"/>
+              <w:start w:w="120" w:type="dxa"/>
+              <w:bottom w:w="80" w:type="dxa"/>
+              <w:end w:w="120" w:type="dxa"/>
+            </w:tcMar>
+          </w:tcPr>
+          <w:p>
+            <w:pPr>
+              <w:spacing w:before="40" w:after="40" w:line="276" w:lineRule="auto"/>
+              <w:jc w:val="left"/>
+            </w:pPr>
+            <w:r/>
+            <w:r>
+              <w:rPr>
+                <w:rFonts w:ascii="Microsoft YaHei" w:hAnsi="Microsoft YaHei" w:eastAsia="Microsoft YaHei"/>
+                <w:b w:val="0"/>
+                <w:i w:val="0"/>
+                <w:color w:val="24364B"/>
+                <w:sz w:val="18"/>
+              </w:rPr>
+            </w:r>
+          </w:p>
+        </w:tc>
+      </w:tr>
+    </w:tbl>
     <w:p>
       <w:pPr>
+        <w:pStyle w:val="Heading2"/>
+        <w:keepNext/>
+      </w:pPr>
+      <w:r>
+        <w:rPr>
+          <w:rFonts w:ascii="Microsoft YaHei" w:hAnsi="Microsoft YaHei" w:eastAsia="Microsoft YaHei"/>
+          <w:b/>
+          <w:i w:val="0"/>
+          <w:color w:val="1769E0"/>
+          <w:sz w:val="26"/>
+        </w:rPr>
+        <w:t>五、审核确认</w:t>
+      </w:r>
+    </w:p>
+    <w:tbl>
+      <w:tblPr>
+        <w:tblStyle w:val="TableGrid"/>
+        <w:tblW w:type="dxa" w:w="14900"/>
+        <w:jc w:val="left"/>
+        <w:tblLayout w:type="fixed"/>
+        <w:tblLook w:firstColumn="1" w:firstRow="1" w:lastColumn="0" w:lastRow="0" w:noHBand="0" w:noVBand="1" w:val="04A0"/>
+        <w:tblInd w:w="120" w:type="dxa"/>
+        <w:tblBorders>
+          <w:top w:val="single" w:sz="5" w:color="C8D8EA"/>
+          <w:left w:val="single" w:sz="5" w:color="C8D8EA"/>
+          <w:bottom w:val="single" w:sz="5" w:color="C8D8EA"/>
+          <w:right w:val="single" w:sz="5" w:color="C8D8EA"/>
+          <w:insideH w:val="single" w:sz="5" w:color="C8D8EA"/>
+          <w:insideV w:val="single" w:sz="5" w:color="C8D8EA"/>
+        </w:tblBorders>
+      </w:tblPr>
+      <w:tblGrid>
+        <w:gridCol w:w="1862"/>
+        <w:gridCol w:w="2682"/>
+        <w:gridCol w:w="8120"/>
+        <w:gridCol w:w="2236"/>
+      </w:tblGrid>
+      <w:tr>
+        <w:trPr>
+          <w:cantSplit/>
+        </w:trPr>
+        <w:tc>
+          <w:tcPr>
+            <w:tcW w:type="dxa" w:w="1862"/>
+            <w:shd w:fill="17365D"/>
+            <w:vAlign w:val="center"/>
+            <w:tcMar>
+              <w:top w:w="80" w:type="dxa"/>
+              <w:start w:w="120" w:type="dxa"/>
+              <w:bottom w:w="80" w:type="dxa"/>
+              <w:end w:w="120" w:type="dxa"/>
+            </w:tcMar>
+          </w:tcPr>
+          <w:p>
+            <w:pPr>
+              <w:spacing w:before="40" w:after="40" w:line="276" w:lineRule="auto"/>
+              <w:jc w:val="center"/>
+            </w:pPr>
+            <w:r/>
+            <w:r>
+              <w:rPr>
+                <w:rFonts w:ascii="Microsoft YaHei" w:hAnsi="Microsoft YaHei" w:eastAsia="Microsoft YaHei"/>
+                <w:b/>
+                <w:i w:val="0"/>
+                <w:color w:val="FFFFFF"/>
+                <w:sz w:val="17"/>
+              </w:rPr>
+              <w:t>确认角色</w:t>
+            </w:r>
+          </w:p>
+        </w:tc>
+        <w:tc>
+          <w:tcPr>
+            <w:tcW w:type="dxa" w:w="2682"/>
+            <w:shd w:fill="17365D"/>
+            <w:vAlign w:val="center"/>
+            <w:tcMar>
+              <w:top w:w="80" w:type="dxa"/>
+              <w:start w:w="120" w:type="dxa"/>
+              <w:bottom w:w="80" w:type="dxa"/>
+              <w:end w:w="120" w:type="dxa"/>
+            </w:tcMar>
+          </w:tcPr>
+          <w:p>
+            <w:pPr>
+              <w:spacing w:before="40" w:after="40" w:line="276" w:lineRule="auto"/>
+              <w:jc w:val="center"/>
+            </w:pPr>
+            <w:r/>
+            <w:r>
+              <w:rPr>
+                <w:rFonts w:ascii="Microsoft YaHei" w:hAnsi="Microsoft YaHei" w:eastAsia="Microsoft YaHei"/>
+                <w:b/>
+                <w:i w:val="0"/>
+                <w:color w:val="FFFFFF"/>
+                <w:sz w:val="17"/>
+              </w:rPr>
+              <w:t>姓名/签字</w:t>
+            </w:r>
+          </w:p>
+        </w:tc>
+        <w:tc>
+          <w:tcPr>
+            <w:tcW w:type="dxa" w:w="8120"/>
+            <w:shd w:fill="17365D"/>
+            <w:vAlign w:val="center"/>
+            <w:tcMar>
+              <w:top w:w="80" w:type="dxa"/>
+              <w:start w:w="120" w:type="dxa"/>
+              <w:bottom w:w="80" w:type="dxa"/>
+              <w:end w:w="120" w:type="dxa"/>
+            </w:tcMar>
+          </w:tcPr>
+          <w:p>
+            <w:pPr>
+              <w:spacing w:before="40" w:after="40" w:line="276" w:lineRule="auto"/>
+              <w:jc w:val="center"/>
+            </w:pPr>
+            <w:r/>
+            <w:r>
+              <w:rPr>
+                <w:rFonts w:ascii="Microsoft YaHei" w:hAnsi="Microsoft YaHei" w:eastAsia="Microsoft YaHei"/>
+                <w:b/>
+                <w:i w:val="0"/>
+                <w:color w:val="FFFFFF"/>
+                <w:sz w:val="17"/>
+              </w:rPr>
+              <w:t>确认意见</w:t>
+            </w:r>
+          </w:p>
+        </w:tc>
+        <w:tc>
+          <w:tcPr>
+            <w:tcW w:type="dxa" w:w="2236"/>
+            <w:shd w:fill="17365D"/>
+            <w:vAlign w:val="center"/>
+            <w:tcMar>
+              <w:top w:w="80" w:type="dxa"/>
+              <w:start w:w="120" w:type="dxa"/>
+              <w:bottom w:w="80" w:type="dxa"/>
+              <w:end w:w="120" w:type="dxa"/>
+            </w:tcMar>
+          </w:tcPr>
+          <w:p>
+            <w:pPr>
+              <w:spacing w:before="40" w:after="40" w:line="276" w:lineRule="auto"/>
+              <w:jc w:val="center"/>
+            </w:pPr>
+            <w:r/>
+            <w:r>
+              <w:rPr>
+                <w:rFonts w:ascii="Microsoft YaHei" w:hAnsi="Microsoft YaHei" w:eastAsia="Microsoft YaHei"/>
+                <w:b/>
+                <w:i w:val="0"/>
+                <w:color w:val="FFFFFF"/>
+                <w:sz w:val="17"/>
+              </w:rPr>
+              <w:t>日期</w:t>
+            </w:r>
+          </w:p>
+        </w:tc>
+      </w:tr>
+      <w:tr>
+        <w:trPr>
+          <w:cantSplit/>
+        </w:trPr>
+        <w:tc>
+          <w:tcPr>
+            <w:tcW w:type="dxa" w:w="1862"/>
+            <w:shd w:fill="EDF5FF"/>
+            <w:vAlign w:val="center"/>
+            <w:tcMar>
+              <w:top w:w="80" w:type="dxa"/>
+              <w:start w:w="120" w:type="dxa"/>
+              <w:bottom w:w="80" w:type="dxa"/>
+              <w:end w:w="120" w:type="dxa"/>
+            </w:tcMar>
+          </w:tcPr>
+          <w:p>
+            <w:pPr>
+              <w:spacing w:before="40" w:after="40" w:line="276" w:lineRule="auto"/>
+              <w:jc w:val="center"/>
+            </w:pPr>
+            <w:r/>
+            <w:r>
+              <w:rPr>
+                <w:rFonts w:ascii="Microsoft YaHei" w:hAnsi="Microsoft YaHei" w:eastAsia="Microsoft YaHei"/>
+                <w:b/>
+                <w:i w:val="0"/>
+                <w:color w:val="17365D"/>
+                <w:sz w:val="17"/>
+              </w:rPr>
+              <w:t>实施方负责人</w:t>
+            </w:r>
+          </w:p>
+        </w:tc>
+        <w:tc>
+          <w:tcPr>
+            <w:tcW w:type="dxa" w:w="2682"/>
+            <w:shd w:fill="FFF9E8"/>
+            <w:vAlign w:val="center"/>
+            <w:tcMar>
+              <w:top w:w="80" w:type="dxa"/>
+              <w:start w:w="120" w:type="dxa"/>
+              <w:bottom w:w="80" w:type="dxa"/>
+              <w:end w:w="120" w:type="dxa"/>
+            </w:tcMar>
+          </w:tcPr>
+          <w:p>
+            <w:pPr>
+              <w:spacing w:before="40" w:after="40" w:line="276" w:lineRule="auto"/>
+              <w:jc w:val="center"/>
+            </w:pPr>
+            <w:r/>
+            <w:r>
+              <w:rPr>
+                <w:rFonts w:ascii="Microsoft YaHei" w:hAnsi="Microsoft YaHei" w:eastAsia="Microsoft YaHei"/>
+                <w:b w:val="0"/>
+                <w:i w:val="0"/>
+                <w:color w:val="24364B"/>
+                <w:sz w:val="17"/>
+              </w:rPr>
+            </w:r>
+          </w:p>
+        </w:tc>
+        <w:tc>
+          <w:tcPr>
+            <w:tcW w:type="dxa" w:w="8120"/>
+            <w:shd w:fill="FFF9E8"/>
+            <w:vAlign w:val="center"/>
+            <w:tcMar>
+              <w:top w:w="80" w:type="dxa"/>
+              <w:start w:w="120" w:type="dxa"/>
+              <w:bottom w:w="80" w:type="dxa"/>
+              <w:end w:w="120" w:type="dxa"/>
+            </w:tcMar>
+          </w:tcPr>
+          <w:p>
+            <w:pPr>
+              <w:spacing w:before="40" w:after="40" w:line="276" w:lineRule="auto"/>
+              <w:jc w:val="left"/>
+            </w:pPr>
+            <w:r/>
+            <w:r>
+              <w:rPr>
+                <w:rFonts w:ascii="Microsoft YaHei" w:hAnsi="Microsoft YaHei" w:eastAsia="Microsoft YaHei"/>
+                <w:b w:val="0"/>
+                <w:i w:val="0"/>
+                <w:color w:val="24364B"/>
+                <w:sz w:val="17"/>
+              </w:rPr>
+            </w:r>
+          </w:p>
+        </w:tc>
+        <w:tc>
+          <w:tcPr>
+            <w:tcW w:type="dxa" w:w="2236"/>
+            <w:shd w:fill="FFF9E8"/>
+            <w:vAlign w:val="center"/>
+            <w:tcMar>
+              <w:top w:w="80" w:type="dxa"/>
+              <w:start w:w="120" w:type="dxa"/>
+              <w:bottom w:w="80" w:type="dxa"/>
+              <w:end w:w="120" w:type="dxa"/>
+            </w:tcMar>
+          </w:tcPr>
+          <w:p>
+            <w:pPr>
+              <w:spacing w:before="40" w:after="40" w:line="276" w:lineRule="auto"/>
+              <w:jc w:val="center"/>
+            </w:pPr>
+            <w:r/>
+            <w:r>
+              <w:rPr>
+                <w:rFonts w:ascii="Microsoft YaHei" w:hAnsi="Microsoft YaHei" w:eastAsia="Microsoft YaHei"/>
+                <w:b w:val="0"/>
+                <w:i w:val="0"/>
+                <w:color w:val="24364B"/>
+                <w:sz w:val="17"/>
+              </w:rPr>
+            </w:r>
+          </w:p>
+        </w:tc>
+      </w:tr>
+      <w:tr>
+        <w:trPr>
+          <w:cantSplit/>
+        </w:trPr>
+        <w:tc>
+          <w:tcPr>
+            <w:tcW w:type="dxa" w:w="1862"/>
+            <w:shd w:fill="EDF5FF"/>
+            <w:vAlign w:val="center"/>
+            <w:tcMar>
+              <w:top w:w="80" w:type="dxa"/>
+              <w:start w:w="120" w:type="dxa"/>
+              <w:bottom w:w="80" w:type="dxa"/>
+              <w:end w:w="120" w:type="dxa"/>
+            </w:tcMar>
+          </w:tcPr>
+          <w:p>
+            <w:pPr>
+              <w:spacing w:before="40" w:after="40" w:line="276" w:lineRule="auto"/>
+              <w:jc w:val="center"/>
+            </w:pPr>
+            <w:r/>
+            <w:r>
+              <w:rPr>
+                <w:rFonts w:ascii="Microsoft YaHei" w:hAnsi="Microsoft YaHei" w:eastAsia="Microsoft YaHei"/>
+                <w:b/>
+                <w:i w:val="0"/>
+                <w:color w:val="17365D"/>
+                <w:sz w:val="17"/>
+              </w:rPr>
+              <w:t>客户项目负责人</w:t>
+            </w:r>
+          </w:p>
+        </w:tc>
+        <w:tc>
+          <w:tcPr>
+            <w:tcW w:type="dxa" w:w="2682"/>
+            <w:shd w:fill="FFF9E8"/>
+            <w:vAlign w:val="center"/>
+            <w:tcMar>
+              <w:top w:w="80" w:type="dxa"/>
+              <w:start w:w="120" w:type="dxa"/>
+              <w:bottom w:w="80" w:type="dxa"/>
+              <w:end w:w="120" w:type="dxa"/>
+            </w:tcMar>
+          </w:tcPr>
+          <w:p>
+            <w:pPr>
+              <w:spacing w:before="40" w:after="40" w:line="276" w:lineRule="auto"/>
+              <w:jc w:val="center"/>
+            </w:pPr>
+            <w:r/>
+            <w:r>
+              <w:rPr>
+                <w:rFonts w:ascii="Microsoft YaHei" w:hAnsi="Microsoft YaHei" w:eastAsia="Microsoft YaHei"/>
+                <w:b w:val="0"/>
+                <w:i w:val="0"/>
+                <w:color w:val="24364B"/>
+                <w:sz w:val="17"/>
+              </w:rPr>
+            </w:r>
+          </w:p>
+        </w:tc>
+        <w:tc>
+          <w:tcPr>
+            <w:tcW w:type="dxa" w:w="8120"/>
+            <w:shd w:fill="FFF9E8"/>
+            <w:vAlign w:val="center"/>
+            <w:tcMar>
+              <w:top w:w="80" w:type="dxa"/>
+              <w:start w:w="120" w:type="dxa"/>
+              <w:bottom w:w="80" w:type="dxa"/>
+              <w:end w:w="120" w:type="dxa"/>
+            </w:tcMar>
+          </w:tcPr>
+          <w:p>
+            <w:pPr>
+              <w:spacing w:before="40" w:after="40" w:line="276" w:lineRule="auto"/>
+              <w:jc w:val="left"/>
+            </w:pPr>
+            <w:r/>
+            <w:r>
+              <w:rPr>
+                <w:rFonts w:ascii="Microsoft YaHei" w:hAnsi="Microsoft YaHei" w:eastAsia="Microsoft YaHei"/>
+                <w:b w:val="0"/>
+                <w:i w:val="0"/>
+                <w:color w:val="24364B"/>
+                <w:sz w:val="17"/>
+              </w:rPr>
+            </w:r>
+          </w:p>
+        </w:tc>
+        <w:tc>
+          <w:tcPr>
+            <w:tcW w:type="dxa" w:w="2236"/>
+            <w:shd w:fill="FFF9E8"/>
+            <w:vAlign w:val="center"/>
+            <w:tcMar>
+              <w:top w:w="80" w:type="dxa"/>
+              <w:start w:w="120" w:type="dxa"/>
+              <w:bottom w:w="80" w:type="dxa"/>
+              <w:end w:w="120" w:type="dxa"/>
+            </w:tcMar>
+          </w:tcPr>
+          <w:p>
+            <w:pPr>
+              <w:spacing w:before="40" w:after="40" w:line="276" w:lineRule="auto"/>
+              <w:jc w:val="center"/>
+            </w:pPr>
+            <w:r/>
+            <w:r>
+              <w:rPr>
+                <w:rFonts w:ascii="Microsoft YaHei" w:hAnsi="Microsoft YaHei" w:eastAsia="Microsoft YaHei"/>
+                <w:b w:val="0"/>
+                <w:i w:val="0"/>
+                <w:color w:val="24364B"/>
+                <w:sz w:val="17"/>
+              </w:rPr>
+            </w:r>
+          </w:p>
+        </w:tc>
+      </w:tr>
+      <w:tr>
+        <w:trPr>
+          <w:cantSplit/>
+        </w:trPr>
+        <w:tc>
+          <w:tcPr>
+            <w:tcW w:type="dxa" w:w="1862"/>
+            <w:shd w:fill="EDF5FF"/>
+            <w:vAlign w:val="center"/>
+            <w:tcMar>
+              <w:top w:w="80" w:type="dxa"/>
+              <w:start w:w="120" w:type="dxa"/>
+              <w:bottom w:w="80" w:type="dxa"/>
+              <w:end w:w="120" w:type="dxa"/>
+            </w:tcMar>
+          </w:tcPr>
+          <w:p>
+            <w:pPr>
+              <w:spacing w:before="40" w:after="40" w:line="276" w:lineRule="auto"/>
+              <w:jc w:val="center"/>
+            </w:pPr>
+            <w:r/>
+            <w:r>
+              <w:rPr>
+                <w:rFonts w:ascii="Microsoft YaHei" w:hAnsi="Microsoft YaHei" w:eastAsia="Microsoft YaHei"/>
+                <w:b/>
+                <w:i w:val="0"/>
+                <w:color w:val="17365D"/>
+                <w:sz w:val="17"/>
+              </w:rPr>
+              <w:t>业务/信息部门</w:t>
+            </w:r>
+          </w:p>
+        </w:tc>
+        <w:tc>
+          <w:tcPr>
+            <w:tcW w:type="dxa" w:w="2682"/>
+            <w:shd w:fill="FFF9E8"/>
+            <w:vAlign w:val="center"/>
+            <w:tcMar>
+              <w:top w:w="80" w:type="dxa"/>
+              <w:start w:w="120" w:type="dxa"/>
+              <w:bottom w:w="80" w:type="dxa"/>
+              <w:end w:w="120" w:type="dxa"/>
+            </w:tcMar>
+          </w:tcPr>
+          <w:p>
+            <w:pPr>
+              <w:spacing w:before="40" w:after="40" w:line="276" w:lineRule="auto"/>
+              <w:jc w:val="center"/>
+            </w:pPr>
+            <w:r/>
+            <w:r>
+              <w:rPr>
+                <w:rFonts w:ascii="Microsoft YaHei" w:hAnsi="Microsoft YaHei" w:eastAsia="Microsoft YaHei"/>
+                <w:b w:val="0"/>
+                <w:i w:val="0"/>
+                <w:color w:val="24364B"/>
+                <w:sz w:val="17"/>
+              </w:rPr>
+            </w:r>
+          </w:p>
+        </w:tc>
+        <w:tc>
+          <w:tcPr>
+            <w:tcW w:type="dxa" w:w="8120"/>
+            <w:shd w:fill="FFF9E8"/>
+            <w:vAlign w:val="center"/>
+            <w:tcMar>
+              <w:top w:w="80" w:type="dxa"/>
+              <w:start w:w="120" w:type="dxa"/>
+              <w:bottom w:w="80" w:type="dxa"/>
+              <w:end w:w="120" w:type="dxa"/>
+            </w:tcMar>
+          </w:tcPr>
+          <w:p>
+            <w:pPr>
+              <w:spacing w:before="40" w:after="40" w:line="276" w:lineRule="auto"/>
+              <w:jc w:val="left"/>
+            </w:pPr>
+            <w:r/>
+            <w:r>
+              <w:rPr>
+                <w:rFonts w:ascii="Microsoft YaHei" w:hAnsi="Microsoft YaHei" w:eastAsia="Microsoft YaHei"/>
+                <w:b w:val="0"/>
+                <w:i w:val="0"/>
+                <w:color w:val="24364B"/>
+                <w:sz w:val="17"/>
+              </w:rPr>
+            </w:r>
+          </w:p>
+        </w:tc>
+        <w:tc>
+          <w:tcPr>
+            <w:tcW w:type="dxa" w:w="2236"/>
+            <w:shd w:fill="FFF9E8"/>
+            <w:vAlign w:val="center"/>
+            <w:tcMar>
+              <w:top w:w="80" w:type="dxa"/>
+              <w:start w:w="120" w:type="dxa"/>
+              <w:bottom w:w="80" w:type="dxa"/>
+              <w:end w:w="120" w:type="dxa"/>
+            </w:tcMar>
+          </w:tcPr>
+          <w:p>
+            <w:pPr>
+              <w:spacing w:before="40" w:after="40" w:line="276" w:lineRule="auto"/>
+              <w:jc w:val="center"/>
+            </w:pPr>
+            <w:r/>
+            <w:r>
+              <w:rPr>
+                <w:rFonts w:ascii="Microsoft YaHei" w:hAnsi="Microsoft YaHei" w:eastAsia="Microsoft YaHei"/>
+                <w:b w:val="0"/>
+                <w:i w:val="0"/>
+                <w:color w:val="24364B"/>
+                <w:sz w:val="17"/>
+              </w:rPr>
+            </w:r>
+          </w:p>
+        </w:tc>
+      </w:tr>
+    </w:tbl>
+    <w:p>
+      <w:pPr>
+        <w:spacing w:before="120" w:after="0"/>
         <w:jc w:val="right"/>
       </w:pPr>
       <w:r>
-        <w:t>编制：____________    审核：____________    确认日期：____________</w:t>
+        <w:rPr>
+          <w:rFonts w:ascii="Microsoft YaHei" w:hAnsi="Microsoft YaHei" w:eastAsia="Microsoft YaHei"/>
+          <w:b w:val="0"/>
+          <w:i w:val="0"/>
+          <w:color w:val="667A90"/>
+          <w:sz w:val="16"/>
+        </w:rPr>
+        <w:t>版本记录：V2.0 · 蓝白医疗信息化模板首版 · 2026-07-28</w:t>
       </w:r>
     </w:p>
     <w:sectPr>
-      <w:pgSz w:w="12240" w:h="15840"/>
-      <w:pgMar w:top="936" w:right="936" w:bottom="936" w:left="936" w:header="720" w:footer="720" w:gutter="0"/>
+      <w:headerReference w:type="default" r:id="rId9"/>
+      <w:footerReference w:type="default" r:id="rId10"/>
+      <w:pgSz w:w="16834" w:h="11909" w:orient="landscape"/>
+      <w:pgMar w:top="864" w:right="936" w:bottom="864" w:left="936" w:header="432" w:footer="432" w:gutter="0"/>
       <w:cols w:space="720"/>
       <w:docGrid w:linePitch="360"/>
     </w:sectPr>
   </w:body>
 </w:document>
+</file>
+
+<file path=word/footer1.xml><?xml version="1.0" encoding="utf-8"?>
+<w:ftr xmlns:m="http://schemas.openxmlformats.org/officeDocument/2006/math" xmlns:mc="http://schemas.openxmlformats.org/markup-compatibility/2006" xmlns:mo="http://schemas.microsoft.com/office/mac/office/2008/main" xmlns:mv="urn:schemas-microsoft-com:mac:vml" xmlns:o="urn:schemas-microsoft-com:office:office" xmlns:r="http://schemas.openxmlformats.org/officeDocument/2006/relationships" xmlns:v="urn:schemas-microsoft-com:vml" xmlns:w10="urn:schemas-microsoft-com:office:word" xmlns:w14="http://schemas.microsoft.com/office/word/2010/wordml" xmlns:w="http://schemas.openxmlformats.org/wordprocessingml/2006/main" xmlns:wne="http://schemas.microsoft.com/office/word/2006/wordml" xmlns:wp14="http://schemas.microsoft.com/office/word/2010/wordprocessingDrawing" xmlns:wp="http://schemas.openxmlformats.org/drawingml/2006/wordprocessingDrawing" xmlns:wpc="http://schemas.microsoft.com/office/word/2010/wordprocessingCanvas" xmlns:wpg="http://schemas.microsoft.com/office/word/2010/wordprocessingGroup" xmlns:wpi="http://schemas.microsoft.com/office/word/2010/wordprocessingInk" xmlns:wps="http://schemas.microsoft.com/office/word/2010/wordprocessingShape" mc:Ignorable="w14 wp14">
+  <w:p>
+    <w:pPr>
+      <w:pStyle w:val="Footer"/>
+      <w:spacing w:before="0" w:after="0"/>
+      <w:jc w:val="right"/>
+    </w:pPr>
+    <w:r>
+      <w:rPr>
+        <w:rFonts w:ascii="Microsoft YaHei" w:hAnsi="Microsoft YaHei" w:eastAsia="Microsoft YaHei"/>
+        <w:b w:val="0"/>
+        <w:i w:val="0"/>
+        <w:color w:val="667A90"/>
+        <w:sz w:val="17"/>
+      </w:rPr>
+      <w:t xml:space="preserve">第 </w:t>
+      <w:fldChar w:fldCharType="begin"/>
+      <w:instrText xml:space="preserve"> PAGE </w:instrText>
+      <w:fldChar w:fldCharType="end"/>
+    </w:r>
+    <w:r>
+      <w:rPr>
+        <w:rFonts w:ascii="Microsoft YaHei" w:hAnsi="Microsoft YaHei" w:eastAsia="Microsoft YaHei"/>
+        <w:b w:val="0"/>
+        <w:i w:val="0"/>
+        <w:color w:val="667A90"/>
+        <w:sz w:val="17"/>
+      </w:rPr>
+      <w:t xml:space="preserve"> 页</w:t>
+    </w:r>
+  </w:p>
+</w:ftr>
+</file>
+
+<file path=word/header1.xml><?xml version="1.0" encoding="utf-8"?>
+<w:hdr xmlns:m="http://schemas.openxmlformats.org/officeDocument/2006/math" xmlns:mc="http://schemas.openxmlformats.org/markup-compatibility/2006" xmlns:mo="http://schemas.microsoft.com/office/mac/office/2008/main" xmlns:mv="urn:schemas-microsoft-com:mac:vml" xmlns:o="urn:schemas-microsoft-com:office:office" xmlns:r="http://schemas.openxmlformats.org/officeDocument/2006/relationships" xmlns:v="urn:schemas-microsoft-com:vml" xmlns:w10="urn:schemas-microsoft-com:office:word" xmlns:w14="http://schemas.microsoft.com/office/word/2010/wordml" xmlns:w="http://schemas.openxmlformats.org/wordprocessingml/2006/main" xmlns:wne="http://schemas.microsoft.com/office/word/2006/wordml" xmlns:wp14="http://schemas.microsoft.com/office/word/2010/wordprocessingDrawing" xmlns:wp="http://schemas.openxmlformats.org/drawingml/2006/wordprocessingDrawing" xmlns:wpc="http://schemas.microsoft.com/office/word/2010/wordprocessingCanvas" xmlns:wpg="http://schemas.microsoft.com/office/word/2010/wordprocessingGroup" xmlns:wpi="http://schemas.microsoft.com/office/word/2010/wordprocessingInk" xmlns:wps="http://schemas.microsoft.com/office/word/2010/wordprocessingShape" mc:Ignorable="w14 wp14">
+  <w:p>
+    <w:pPr>
+      <w:pStyle w:val="Header"/>
+    </w:pPr>
+  </w:p>
+  <w:tbl>
+    <w:tblPr>
+      <w:tblW w:type="dxa" w:w="14900"/>
+      <w:jc w:val="left"/>
+      <w:tblLayout w:type="fixed"/>
+      <w:tblLook w:firstColumn="1" w:firstRow="1" w:lastColumn="0" w:lastRow="0" w:noHBand="0" w:noVBand="1" w:val="04A0"/>
+      <w:tblInd w:w="120" w:type="dxa"/>
+      <w:tblBorders>
+        <w:top w:val="single" w:sz="0" w:color="FFFFFF"/>
+        <w:left w:val="single" w:sz="0" w:color="FFFFFF"/>
+        <w:bottom w:val="single" w:sz="0" w:color="FFFFFF"/>
+        <w:right w:val="single" w:sz="0" w:color="FFFFFF"/>
+        <w:insideH w:val="single" w:sz="0" w:color="FFFFFF"/>
+        <w:insideV w:val="single" w:sz="0" w:color="FFFFFF"/>
+      </w:tblBorders>
+    </w:tblPr>
+    <w:tblGrid>
+      <w:gridCol w:w="7450"/>
+      <w:gridCol w:w="7450"/>
+    </w:tblGrid>
+    <w:tr>
+      <w:trPr>
+        <w:cantSplit/>
+      </w:trPr>
+      <w:tc>
+        <w:tcPr>
+          <w:tcW w:type="dxa" w:w="7450"/>
+          <w:vAlign w:val="center"/>
+          <w:tcMar>
+            <w:top w:w="80" w:type="dxa"/>
+            <w:start w:w="120" w:type="dxa"/>
+            <w:bottom w:w="80" w:type="dxa"/>
+            <w:end w:w="120" w:type="dxa"/>
+          </w:tcMar>
+        </w:tcPr>
+        <w:p>
+          <w:pPr>
+            <w:spacing w:before="40" w:after="40" w:line="276" w:lineRule="auto"/>
+            <w:jc w:val="left"/>
+          </w:pPr>
+          <w:r/>
+          <w:r>
+            <w:rPr>
+              <w:rFonts w:ascii="Microsoft YaHei" w:hAnsi="Microsoft YaHei" w:eastAsia="Microsoft YaHei"/>
+              <w:b/>
+              <w:i w:val="0"/>
+              <w:color w:val="667A90"/>
+              <w:sz w:val="17"/>
+            </w:rPr>
+            <w:t>实施项目管理平台 · SOP 交付物</w:t>
+          </w:r>
+        </w:p>
+      </w:tc>
+      <w:tc>
+        <w:tcPr>
+          <w:tcW w:type="dxa" w:w="7450"/>
+          <w:vAlign w:val="center"/>
+          <w:tcMar>
+            <w:top w:w="80" w:type="dxa"/>
+            <w:start w:w="120" w:type="dxa"/>
+            <w:bottom w:w="80" w:type="dxa"/>
+            <w:end w:w="120" w:type="dxa"/>
+          </w:tcMar>
+        </w:tcPr>
+        <w:p>
+          <w:pPr>
+            <w:spacing w:before="40" w:after="40" w:line="276" w:lineRule="auto"/>
+            <w:jc w:val="right"/>
+          </w:pPr>
+          <w:r/>
+          <w:r>
+            <w:rPr>
+              <w:rFonts w:ascii="Microsoft YaHei" w:hAnsi="Microsoft YaHei" w:eastAsia="Microsoft YaHei"/>
+              <w:b w:val="0"/>
+              <w:i w:val="0"/>
+              <w:color w:val="667A90"/>
+              <w:sz w:val="17"/>
+            </w:rPr>
+            <w:t>报告模板清单  |  V2.0</w:t>
+          </w:r>
+        </w:p>
+      </w:tc>
+    </w:tr>
+  </w:tbl>
+</w:hdr>
 </file>
 
 <file path=word/numbering.xml><?xml version="1.0" encoding="utf-8"?>
@@ -1195,9 +5459,13 @@
     <w:name w:val="Normal"/>
     <w:qFormat/>
     <w:rsid w:val="00FC693F"/>
+    <w:pPr>
+      <w:spacing w:before="0" w:after="120" w:line="300" w:lineRule="auto"/>
+    </w:pPr>
     <w:rPr>
       <w:rFonts w:ascii="Microsoft YaHei" w:hAnsi="Microsoft YaHei" w:eastAsia="Microsoft YaHei"/>
-      <w:sz w:val="18"/>
+      <w:color w:val="24364B"/>
+      <w:sz w:val="22"/>
     </w:rPr>
   </w:style>
   <w:style w:type="paragraph" w:styleId="Header">
@@ -1255,15 +5523,15 @@
     <w:pPr>
       <w:keepNext/>
       <w:keepLines/>
-      <w:spacing w:before="480" w:after="0"/>
+      <w:spacing w:before="360" w:after="200"/>
       <w:outlineLvl w:val="0"/>
     </w:pPr>
     <w:rPr>
-      <w:rFonts w:asciiTheme="majorHAnsi" w:eastAsiaTheme="majorEastAsia" w:hAnsiTheme="majorHAnsi" w:cstheme="majorBidi"/>
+      <w:rFonts w:asciiTheme="majorHAnsi" w:eastAsiaTheme="majorEastAsia" w:hAnsiTheme="majorHAnsi" w:cstheme="majorBidi" w:ascii="Microsoft YaHei" w:hAnsi="Microsoft YaHei" w:eastAsia="Microsoft YaHei"/>
       <w:b/>
       <w:bCs/>
-      <w:color w:val="365F91" w:themeColor="accent1" w:themeShade="BF"/>
-      <w:sz w:val="28"/>
+      <w:color w:val="17365D"/>
+      <w:sz w:val="32"/>
       <w:szCs w:val="28"/>
     </w:rPr>
   </w:style>
@@ -1279,14 +5547,14 @@
     <w:pPr>
       <w:keepNext/>
       <w:keepLines/>
-      <w:spacing w:before="200" w:after="0"/>
+      <w:spacing w:before="280" w:after="140"/>
       <w:outlineLvl w:val="1"/>
     </w:pPr>
     <w:rPr>
-      <w:rFonts w:asciiTheme="majorHAnsi" w:eastAsiaTheme="majorEastAsia" w:hAnsiTheme="majorHAnsi" w:cstheme="majorBidi"/>
+      <w:rFonts w:asciiTheme="majorHAnsi" w:eastAsiaTheme="majorEastAsia" w:hAnsiTheme="majorHAnsi" w:cstheme="majorBidi" w:ascii="Microsoft YaHei" w:hAnsi="Microsoft YaHei" w:eastAsia="Microsoft YaHei"/>
       <w:b/>
       <w:bCs/>
-      <w:color w:val="4F81BD" w:themeColor="accent1"/>
+      <w:color w:val="1769E0"/>
       <w:sz w:val="26"/>
       <w:szCs w:val="26"/>
     </w:rPr>
@@ -1303,14 +5571,15 @@
     <w:pPr>
       <w:keepNext/>
       <w:keepLines/>
-      <w:spacing w:before="200" w:after="0"/>
+      <w:spacing w:before="200" w:after="100"/>
       <w:outlineLvl w:val="2"/>
     </w:pPr>
     <w:rPr>
-      <w:rFonts w:asciiTheme="majorHAnsi" w:eastAsiaTheme="majorEastAsia" w:hAnsiTheme="majorHAnsi" w:cstheme="majorBidi"/>
+      <w:rFonts w:asciiTheme="majorHAnsi" w:eastAsiaTheme="majorEastAsia" w:hAnsiTheme="majorHAnsi" w:cstheme="majorBidi" w:ascii="Microsoft YaHei" w:hAnsi="Microsoft YaHei" w:eastAsia="Microsoft YaHei"/>
       <w:b/>
       <w:bCs/>
-      <w:color w:val="4F81BD" w:themeColor="accent1"/>
+      <w:color w:val="17365D"/>
+      <w:sz w:val="24"/>
     </w:rPr>
   </w:style>
   <w:style w:type="paragraph" w:styleId="Heading4">

--- a/templates/report-template-list.docx
+++ b/templates/report-template-list.docx
@@ -5,22 +5,24 @@
     <w:p>
       <w:pPr>
         <w:spacing w:before="60" w:after="0"/>
+        <w:jc w:val="left"/>
       </w:pPr>
       <w:r>
         <w:rPr>
           <w:rFonts w:ascii="Microsoft YaHei" w:hAnsi="Microsoft YaHei" w:eastAsia="Microsoft YaHei"/>
           <w:b/>
           <w:i w:val="0"/>
-          <w:color w:val="1769E0"/>
+          <w:color w:val="6D4AA2"/>
           <w:sz w:val="19"/>
         </w:rPr>
-        <w:t>SOP · 事前准备</w:t>
+        <w:t>模板目录 · 事前准备</w:t>
       </w:r>
     </w:p>
     <w:p>
       <w:pPr>
         <w:keepNext/>
         <w:spacing w:before="0" w:after="60"/>
+        <w:jc w:val="left"/>
       </w:pPr>
       <w:r>
         <w:rPr>
@@ -37,6 +39,7 @@
       <w:pPr>
         <w:keepNext/>
         <w:spacing w:before="0" w:after="180"/>
+        <w:jc w:val="left"/>
       </w:pPr>
       <w:r>
         <w:rPr>
@@ -83,7 +86,7 @@
         <w:tc>
           <w:tcPr>
             <w:tcW w:type="dxa" w:w="1192"/>
-            <w:shd w:fill="EDF5FF"/>
+            <w:shd w:fill="F3EFF9"/>
             <w:vAlign w:val="center"/>
             <w:tcMar>
               <w:top w:w="80" w:type="dxa"/>
@@ -142,7 +145,7 @@
         <w:tc>
           <w:tcPr>
             <w:tcW w:type="dxa" w:w="1192"/>
-            <w:shd w:fill="EDF5FF"/>
+            <w:shd w:fill="F3EFF9"/>
             <w:vAlign w:val="center"/>
             <w:tcMar>
               <w:top w:w="80" w:type="dxa"/>
@@ -201,7 +204,7 @@
         <w:tc>
           <w:tcPr>
             <w:tcW w:type="dxa" w:w="1192"/>
-            <w:shd w:fill="EDF5FF"/>
+            <w:shd w:fill="F3EFF9"/>
             <w:vAlign w:val="center"/>
             <w:tcMar>
               <w:top w:w="80" w:type="dxa"/>
@@ -260,7 +263,7 @@
         <w:tc>
           <w:tcPr>
             <w:tcW w:type="dxa" w:w="1192"/>
-            <w:shd w:fill="EDF5FF"/>
+            <w:shd w:fill="F3EFF9"/>
             <w:vAlign w:val="center"/>
             <w:tcMar>
               <w:top w:w="80" w:type="dxa"/>
@@ -324,7 +327,7 @@
         <w:tc>
           <w:tcPr>
             <w:tcW w:type="dxa" w:w="1192"/>
-            <w:shd w:fill="EDF5FF"/>
+            <w:shd w:fill="F3EFF9"/>
             <w:vAlign w:val="center"/>
             <w:tcMar>
               <w:top w:w="80" w:type="dxa"/>
@@ -383,7 +386,7 @@
         <w:tc>
           <w:tcPr>
             <w:tcW w:type="dxa" w:w="1192"/>
-            <w:shd w:fill="EDF5FF"/>
+            <w:shd w:fill="F3EFF9"/>
             <w:vAlign w:val="center"/>
             <w:tcMar>
               <w:top w:w="80" w:type="dxa"/>
@@ -442,7 +445,7 @@
         <w:tc>
           <w:tcPr>
             <w:tcW w:type="dxa" w:w="1192"/>
-            <w:shd w:fill="EDF5FF"/>
+            <w:shd w:fill="F3EFF9"/>
             <w:vAlign w:val="center"/>
             <w:tcMar>
               <w:top w:w="80" w:type="dxa"/>
@@ -495,14 +498,14 @@
                 <w:color w:val="24364B"/>
                 <w:sz w:val="18"/>
               </w:rPr>
-              <w:t>V2.0</w:t>
+              <w:t>V2.1</w:t>
             </w:r>
           </w:p>
         </w:tc>
         <w:tc>
           <w:tcPr>
             <w:tcW w:type="dxa" w:w="1192"/>
-            <w:shd w:fill="EDF5FF"/>
+            <w:shd w:fill="F3EFF9"/>
             <w:vAlign w:val="center"/>
             <w:tcMar>
               <w:top w:w="80" w:type="dxa"/>
@@ -555,7 +558,7 @@
                 <w:color w:val="24364B"/>
                 <w:sz w:val="18"/>
               </w:rPr>
-              <w:t>☐ 草稿  ☐ 已确认</w:t>
+              <w:t>☐ 草稿  ☐ 模板目录完成</w:t>
             </w:r>
           </w:p>
         </w:tc>
@@ -570,12 +573,12 @@
         <w:tblLook w:firstColumn="1" w:firstRow="1" w:lastColumn="0" w:lastRow="0" w:noHBand="0" w:noVBand="1" w:val="04A0"/>
         <w:tblInd w:w="120" w:type="dxa"/>
         <w:tblBorders>
-          <w:top w:val="single" w:sz="5" w:color="B7D2F1"/>
-          <w:left w:val="single" w:sz="5" w:color="B7D2F1"/>
-          <w:bottom w:val="single" w:sz="5" w:color="B7D2F1"/>
-          <w:right w:val="single" w:sz="5" w:color="B7D2F1"/>
-          <w:insideH w:val="single" w:sz="5" w:color="B7D2F1"/>
-          <w:insideV w:val="single" w:sz="5" w:color="B7D2F1"/>
+          <w:top w:val="single" w:sz="5" w:color="6D4AA2"/>
+          <w:left w:val="single" w:sz="5" w:color="6D4AA2"/>
+          <w:bottom w:val="single" w:sz="5" w:color="6D4AA2"/>
+          <w:right w:val="single" w:sz="5" w:color="6D4AA2"/>
+          <w:insideH w:val="single" w:sz="5" w:color="6D4AA2"/>
+          <w:insideV w:val="single" w:sz="5" w:color="6D4AA2"/>
         </w:tblBorders>
       </w:tblPr>
       <w:tblGrid>
@@ -588,7 +591,7 @@
         <w:tc>
           <w:tcPr>
             <w:tcW w:type="dxa" w:w="14900"/>
-            <w:shd w:fill="F6F9FD"/>
+            <w:shd w:fill="F3EFF9"/>
             <w:vAlign w:val="center"/>
             <w:tcMar>
               <w:top w:w="80" w:type="dxa"/>
@@ -625,18 +628,184 @@
       <w:pPr>
         <w:pStyle w:val="Heading2"/>
         <w:keepNext/>
+        <w:pageBreakBefore w:val="0"/>
       </w:pPr>
       <w:r>
         <w:rPr>
           <w:rFonts w:ascii="Microsoft YaHei" w:hAnsi="Microsoft YaHei" w:eastAsia="Microsoft YaHei"/>
           <w:b/>
           <w:i w:val="0"/>
-          <w:color w:val="1769E0"/>
+          <w:color w:val="6D4AA2"/>
           <w:sz w:val="26"/>
         </w:rPr>
-        <w:t>一、范围与基本信息</w:t>
+        <w:t>一、模板目录总览</w:t>
       </w:r>
     </w:p>
+    <w:tbl>
+      <w:tblPr>
+        <w:tblStyle w:val="TableGrid"/>
+        <w:tblW w:type="dxa" w:w="14900"/>
+        <w:jc w:val="left"/>
+        <w:tblLayout w:type="fixed"/>
+        <w:tblLook w:firstColumn="1" w:firstRow="1" w:lastColumn="0" w:lastRow="0" w:noHBand="0" w:noVBand="1" w:val="04A0"/>
+        <w:tblInd w:w="120" w:type="dxa"/>
+        <w:tblBorders>
+          <w:top w:val="single" w:sz="0" w:color="FFFFFF"/>
+          <w:left w:val="single" w:sz="0" w:color="FFFFFF"/>
+          <w:bottom w:val="single" w:sz="0" w:color="FFFFFF"/>
+          <w:right w:val="single" w:sz="0" w:color="FFFFFF"/>
+          <w:insideH w:val="single" w:sz="0" w:color="FFFFFF"/>
+          <w:insideV w:val="single" w:sz="0" w:color="FFFFFF"/>
+        </w:tblBorders>
+      </w:tblPr>
+      <w:tblGrid>
+        <w:gridCol w:w="3725"/>
+        <w:gridCol w:w="3725"/>
+        <w:gridCol w:w="3725"/>
+        <w:gridCol w:w="3725"/>
+      </w:tblGrid>
+      <w:tr>
+        <w:trPr>
+          <w:cantSplit/>
+        </w:trPr>
+        <w:tc>
+          <w:tcPr>
+            <w:tcW w:type="dxa" w:w="3725"/>
+            <w:shd w:fill="F3EFF9"/>
+          </w:tcPr>
+          <w:p>
+            <w:pPr>
+              <w:spacing w:before="120" w:after="120"/>
+              <w:jc w:val="center"/>
+            </w:pPr>
+            <w:r/>
+            <w:r>
+              <w:rPr>
+                <w:rFonts w:ascii="Microsoft YaHei" w:hAnsi="Microsoft YaHei" w:eastAsia="Microsoft YaHei"/>
+                <w:b/>
+                <w:i w:val="0"/>
+                <w:color w:val="6D4AA2"/>
+                <w:sz w:val="24"/>
+              </w:rPr>
+              <w:t>业务报告</w:t>
+              <w:br/>
+            </w:r>
+            <w:r>
+              <w:rPr>
+                <w:rFonts w:ascii="Microsoft YaHei" w:hAnsi="Microsoft YaHei" w:eastAsia="Microsoft YaHei"/>
+                <w:b w:val="0"/>
+                <w:i w:val="0"/>
+                <w:color w:val="24364B"/>
+                <w:sz w:val="17"/>
+              </w:rPr>
+              <w:t>字段与口径</w:t>
+            </w:r>
+          </w:p>
+        </w:tc>
+        <w:tc>
+          <w:tcPr>
+            <w:tcW w:type="dxa" w:w="3725"/>
+            <w:shd w:fill="F3EFF9"/>
+          </w:tcPr>
+          <w:p>
+            <w:pPr>
+              <w:spacing w:before="120" w:after="120"/>
+              <w:jc w:val="center"/>
+            </w:pPr>
+            <w:r/>
+            <w:r>
+              <w:rPr>
+                <w:rFonts w:ascii="Microsoft YaHei" w:hAnsi="Microsoft YaHei" w:eastAsia="Microsoft YaHei"/>
+                <w:b/>
+                <w:i w:val="0"/>
+                <w:color w:val="6D4AA2"/>
+                <w:sz w:val="24"/>
+              </w:rPr>
+              <w:t>单据表单</w:t>
+              <w:br/>
+            </w:r>
+            <w:r>
+              <w:rPr>
+                <w:rFonts w:ascii="Microsoft YaHei" w:hAnsi="Microsoft YaHei" w:eastAsia="Microsoft YaHei"/>
+                <w:b w:val="0"/>
+                <w:i w:val="0"/>
+                <w:color w:val="24364B"/>
+                <w:sz w:val="17"/>
+              </w:rPr>
+              <w:t>版式与签署</w:t>
+            </w:r>
+          </w:p>
+        </w:tc>
+        <w:tc>
+          <w:tcPr>
+            <w:tcW w:type="dxa" w:w="3725"/>
+            <w:shd w:fill="F3EFF9"/>
+          </w:tcPr>
+          <w:p>
+            <w:pPr>
+              <w:spacing w:before="120" w:after="120"/>
+              <w:jc w:val="center"/>
+            </w:pPr>
+            <w:r/>
+            <w:r>
+              <w:rPr>
+                <w:rFonts w:ascii="Microsoft YaHei" w:hAnsi="Microsoft YaHei" w:eastAsia="Microsoft YaHei"/>
+                <w:b/>
+                <w:i w:val="0"/>
+                <w:color w:val="6D4AA2"/>
+                <w:sz w:val="24"/>
+              </w:rPr>
+              <w:t>标签条码</w:t>
+              <w:br/>
+            </w:r>
+            <w:r>
+              <w:rPr>
+                <w:rFonts w:ascii="Microsoft YaHei" w:hAnsi="Microsoft YaHei" w:eastAsia="Microsoft YaHei"/>
+                <w:b w:val="0"/>
+                <w:i w:val="0"/>
+                <w:color w:val="24364B"/>
+                <w:sz w:val="17"/>
+              </w:rPr>
+              <w:t>尺寸与打印</w:t>
+            </w:r>
+          </w:p>
+        </w:tc>
+        <w:tc>
+          <w:tcPr>
+            <w:tcW w:type="dxa" w:w="3725"/>
+            <w:shd w:fill="F3EFF9"/>
+          </w:tcPr>
+          <w:p>
+            <w:pPr>
+              <w:spacing w:before="120" w:after="120"/>
+              <w:jc w:val="center"/>
+            </w:pPr>
+            <w:r/>
+            <w:r>
+              <w:rPr>
+                <w:rFonts w:ascii="Microsoft YaHei" w:hAnsi="Microsoft YaHei" w:eastAsia="Microsoft YaHei"/>
+                <w:b/>
+                <w:i w:val="0"/>
+                <w:color w:val="6D4AA2"/>
+                <w:sz w:val="24"/>
+              </w:rPr>
+              <w:t>统计模板</w:t>
+              <w:br/>
+            </w:r>
+            <w:r>
+              <w:rPr>
+                <w:rFonts w:ascii="Microsoft YaHei" w:hAnsi="Microsoft YaHei" w:eastAsia="Microsoft YaHei"/>
+                <w:b w:val="0"/>
+                <w:i w:val="0"/>
+                <w:color w:val="24364B"/>
+                <w:sz w:val="17"/>
+              </w:rPr>
+              <w:t>周期与权限</w:t>
+            </w:r>
+          </w:p>
+        </w:tc>
+      </w:tr>
+    </w:tbl>
     <w:tbl>
       <w:tblPr>
         <w:tblStyle w:val="TableGrid"/>
@@ -1147,20 +1316,238 @@
         </w:tc>
       </w:tr>
     </w:tbl>
+    <w:tbl>
+      <w:tblPr>
+        <w:tblStyle w:val="TableGrid"/>
+        <w:tblW w:type="dxa" w:w="14900"/>
+        <w:jc w:val="left"/>
+        <w:tblLayout w:type="fixed"/>
+        <w:tblLook w:firstColumn="1" w:firstRow="1" w:lastColumn="0" w:lastRow="0" w:noHBand="0" w:noVBand="1" w:val="04A0"/>
+        <w:tblInd w:w="120" w:type="dxa"/>
+        <w:tblBorders>
+          <w:top w:val="single" w:sz="5" w:color="6D4AA2"/>
+          <w:left w:val="single" w:sz="5" w:color="6D4AA2"/>
+          <w:bottom w:val="single" w:sz="5" w:color="6D4AA2"/>
+          <w:right w:val="single" w:sz="5" w:color="6D4AA2"/>
+          <w:insideH w:val="single" w:sz="5" w:color="6D4AA2"/>
+          <w:insideV w:val="single" w:sz="5" w:color="6D4AA2"/>
+        </w:tblBorders>
+      </w:tblPr>
+      <w:tblGrid>
+        <w:gridCol w:w="2310"/>
+        <w:gridCol w:w="12590"/>
+      </w:tblGrid>
+      <w:tr>
+        <w:trPr>
+          <w:cantSplit/>
+        </w:trPr>
+        <w:tc>
+          <w:tcPr>
+            <w:tcW w:type="dxa" w:w="2310"/>
+            <w:shd w:fill="6D4AA2"/>
+            <w:vAlign w:val="center"/>
+            <w:tcMar>
+              <w:top w:w="80" w:type="dxa"/>
+              <w:start w:w="120" w:type="dxa"/>
+              <w:bottom w:w="80" w:type="dxa"/>
+              <w:end w:w="120" w:type="dxa"/>
+            </w:tcMar>
+          </w:tcPr>
+          <w:p>
+            <w:pPr>
+              <w:spacing w:before="40" w:after="40" w:line="276" w:lineRule="auto"/>
+              <w:jc w:val="center"/>
+            </w:pPr>
+            <w:r/>
+            <w:r>
+              <w:rPr>
+                <w:rFonts w:ascii="Microsoft YaHei" w:hAnsi="Microsoft YaHei" w:eastAsia="Microsoft YaHei"/>
+                <w:b/>
+                <w:i w:val="0"/>
+                <w:color w:val="FFFFFF"/>
+                <w:sz w:val="18"/>
+              </w:rPr>
+              <w:t>目录规则</w:t>
+            </w:r>
+          </w:p>
+        </w:tc>
+        <w:tc>
+          <w:tcPr>
+            <w:tcW w:type="dxa" w:w="12590"/>
+            <w:shd w:fill="F3EFF9"/>
+            <w:vAlign w:val="center"/>
+            <w:tcMar>
+              <w:top w:w="80" w:type="dxa"/>
+              <w:start w:w="120" w:type="dxa"/>
+              <w:bottom w:w="80" w:type="dxa"/>
+              <w:end w:w="120" w:type="dxa"/>
+            </w:tcMar>
+          </w:tcPr>
+          <w:p>
+            <w:pPr>
+              <w:spacing w:before="40" w:after="40" w:line="276" w:lineRule="auto"/>
+              <w:jc w:val="left"/>
+            </w:pPr>
+            <w:r/>
+            <w:r>
+              <w:rPr>
+                <w:rFonts w:ascii="Microsoft YaHei" w:hAnsi="Microsoft YaHei" w:eastAsia="Microsoft YaHei"/>
+                <w:b w:val="0"/>
+                <w:i w:val="0"/>
+                <w:color w:val="24364B"/>
+                <w:sz w:val="18"/>
+              </w:rPr>
+              <w:t>同一业务的不同版本分别登记并保留样例</w:t>
+            </w:r>
+          </w:p>
+        </w:tc>
+      </w:tr>
+      <w:tr>
+        <w:trPr>
+          <w:cantSplit/>
+        </w:trPr>
+        <w:tc>
+          <w:tcPr>
+            <w:tcW w:type="dxa" w:w="2310"/>
+            <w:shd w:fill="6D4AA2"/>
+            <w:vAlign w:val="center"/>
+            <w:tcMar>
+              <w:top w:w="80" w:type="dxa"/>
+              <w:start w:w="120" w:type="dxa"/>
+              <w:bottom w:w="80" w:type="dxa"/>
+              <w:end w:w="120" w:type="dxa"/>
+            </w:tcMar>
+          </w:tcPr>
+          <w:p>
+            <w:pPr>
+              <w:spacing w:before="40" w:after="40" w:line="276" w:lineRule="auto"/>
+              <w:jc w:val="center"/>
+            </w:pPr>
+            <w:r/>
+            <w:r>
+              <w:rPr>
+                <w:rFonts w:ascii="Microsoft YaHei" w:hAnsi="Microsoft YaHei" w:eastAsia="Microsoft YaHei"/>
+                <w:b/>
+                <w:i w:val="0"/>
+                <w:color w:val="FFFFFF"/>
+                <w:sz w:val="18"/>
+              </w:rPr>
+              <w:t>打印验证</w:t>
+            </w:r>
+          </w:p>
+        </w:tc>
+        <w:tc>
+          <w:tcPr>
+            <w:tcW w:type="dxa" w:w="12590"/>
+            <w:shd w:fill="F3EFF9"/>
+            <w:vAlign w:val="center"/>
+            <w:tcMar>
+              <w:top w:w="80" w:type="dxa"/>
+              <w:start w:w="120" w:type="dxa"/>
+              <w:bottom w:w="80" w:type="dxa"/>
+              <w:end w:w="120" w:type="dxa"/>
+            </w:tcMar>
+          </w:tcPr>
+          <w:p>
+            <w:pPr>
+              <w:spacing w:before="40" w:after="40" w:line="276" w:lineRule="auto"/>
+              <w:jc w:val="left"/>
+            </w:pPr>
+            <w:r/>
+            <w:r>
+              <w:rPr>
+                <w:rFonts w:ascii="Microsoft YaHei" w:hAnsi="Microsoft YaHei" w:eastAsia="Microsoft YaHei"/>
+                <w:b w:val="0"/>
+                <w:i w:val="0"/>
+                <w:color w:val="24364B"/>
+                <w:sz w:val="18"/>
+              </w:rPr>
+              <w:t>记录纸张、方向、边距、条码与打印机</w:t>
+            </w:r>
+          </w:p>
+        </w:tc>
+      </w:tr>
+      <w:tr>
+        <w:trPr>
+          <w:cantSplit/>
+        </w:trPr>
+        <w:tc>
+          <w:tcPr>
+            <w:tcW w:type="dxa" w:w="2310"/>
+            <w:shd w:fill="6D4AA2"/>
+            <w:vAlign w:val="center"/>
+            <w:tcMar>
+              <w:top w:w="80" w:type="dxa"/>
+              <w:start w:w="120" w:type="dxa"/>
+              <w:bottom w:w="80" w:type="dxa"/>
+              <w:end w:w="120" w:type="dxa"/>
+            </w:tcMar>
+          </w:tcPr>
+          <w:p>
+            <w:pPr>
+              <w:spacing w:before="40" w:after="40" w:line="276" w:lineRule="auto"/>
+              <w:jc w:val="center"/>
+            </w:pPr>
+            <w:r/>
+            <w:r>
+              <w:rPr>
+                <w:rFonts w:ascii="Microsoft YaHei" w:hAnsi="Microsoft YaHei" w:eastAsia="Microsoft YaHei"/>
+                <w:b/>
+                <w:i w:val="0"/>
+                <w:color w:val="FFFFFF"/>
+                <w:sz w:val="18"/>
+              </w:rPr>
+              <w:t>发布规则</w:t>
+            </w:r>
+          </w:p>
+        </w:tc>
+        <w:tc>
+          <w:tcPr>
+            <w:tcW w:type="dxa" w:w="12590"/>
+            <w:shd w:fill="F3EFF9"/>
+            <w:vAlign w:val="center"/>
+            <w:tcMar>
+              <w:top w:w="80" w:type="dxa"/>
+              <w:start w:w="120" w:type="dxa"/>
+              <w:bottom w:w="80" w:type="dxa"/>
+              <w:end w:w="120" w:type="dxa"/>
+            </w:tcMar>
+          </w:tcPr>
+          <w:p>
+            <w:pPr>
+              <w:spacing w:before="40" w:after="40" w:line="276" w:lineRule="auto"/>
+              <w:jc w:val="left"/>
+            </w:pPr>
+            <w:r/>
+            <w:r>
+              <w:rPr>
+                <w:rFonts w:ascii="Microsoft YaHei" w:hAnsi="Microsoft YaHei" w:eastAsia="Microsoft YaHei"/>
+                <w:b w:val="0"/>
+                <w:i w:val="0"/>
+                <w:color w:val="24364B"/>
+                <w:sz w:val="18"/>
+              </w:rPr>
+              <w:t>业务确认后锁定版本并归档变更说明</w:t>
+            </w:r>
+          </w:p>
+        </w:tc>
+      </w:tr>
+    </w:tbl>
     <w:p>
       <w:pPr>
         <w:pStyle w:val="Heading2"/>
         <w:keepNext/>
+        <w:pageBreakBefore/>
       </w:pPr>
       <w:r>
         <w:rPr>
           <w:rFonts w:ascii="Microsoft YaHei" w:hAnsi="Microsoft YaHei" w:eastAsia="Microsoft YaHei"/>
           <w:b/>
           <w:i w:val="0"/>
-          <w:color w:val="1769E0"/>
+          <w:color w:val="6D4AA2"/>
           <w:sz w:val="26"/>
         </w:rPr>
-        <w:t>二、明细记录</w:t>
+        <w:t>二、模板目录与版本</w:t>
       </w:r>
     </w:p>
     <w:tbl>
@@ -1207,7 +1594,7 @@
         <w:tc>
           <w:tcPr>
             <w:tcW w:type="dxa" w:w="987"/>
-            <w:shd w:fill="1769E0"/>
+            <w:shd w:fill="17365D"/>
             <w:vAlign w:val="center"/>
             <w:tcMar>
               <w:top w:w="80" w:type="dxa"/>
@@ -1237,7 +1624,7 @@
         <w:tc>
           <w:tcPr>
             <w:tcW w:type="dxa" w:w="2783"/>
-            <w:shd w:fill="17365D"/>
+            <w:shd w:fill="6D4AA2"/>
             <w:vAlign w:val="center"/>
             <w:tcMar>
               <w:top w:w="80" w:type="dxa"/>
@@ -1267,7 +1654,7 @@
         <w:tc>
           <w:tcPr>
             <w:tcW w:type="dxa" w:w="2423"/>
-            <w:shd w:fill="17365D"/>
+            <w:shd w:fill="6D4AA2"/>
             <w:vAlign w:val="center"/>
             <w:tcMar>
               <w:top w:w="80" w:type="dxa"/>
@@ -1297,7 +1684,7 @@
         <w:tc>
           <w:tcPr>
             <w:tcW w:type="dxa" w:w="1257"/>
-            <w:shd w:fill="17365D"/>
+            <w:shd w:fill="6D4AA2"/>
             <w:vAlign w:val="center"/>
             <w:tcMar>
               <w:top w:w="80" w:type="dxa"/>
@@ -1327,7 +1714,7 @@
         <w:tc>
           <w:tcPr>
             <w:tcW w:type="dxa" w:w="1705"/>
-            <w:shd w:fill="17365D"/>
+            <w:shd w:fill="6D4AA2"/>
             <w:vAlign w:val="center"/>
             <w:tcMar>
               <w:top w:w="80" w:type="dxa"/>
@@ -1357,7 +1744,7 @@
         <w:tc>
           <w:tcPr>
             <w:tcW w:type="dxa" w:w="1616"/>
-            <w:shd w:fill="17365D"/>
+            <w:shd w:fill="6D4AA2"/>
             <w:vAlign w:val="center"/>
             <w:tcMar>
               <w:top w:w="80" w:type="dxa"/>
@@ -1387,7 +1774,7 @@
         <w:tc>
           <w:tcPr>
             <w:tcW w:type="dxa" w:w="1616"/>
-            <w:shd w:fill="17365D"/>
+            <w:shd w:fill="6D4AA2"/>
             <w:vAlign w:val="center"/>
             <w:tcMar>
               <w:top w:w="80" w:type="dxa"/>
@@ -1417,7 +1804,7 @@
         <w:tc>
           <w:tcPr>
             <w:tcW w:type="dxa" w:w="2513"/>
-            <w:shd w:fill="17365D"/>
+            <w:shd w:fill="6D4AA2"/>
             <w:vAlign w:val="center"/>
             <w:tcMar>
               <w:top w:w="80" w:type="dxa"/>
@@ -1491,7 +1878,7 @@
         <w:tc>
           <w:tcPr>
             <w:tcW w:type="dxa" w:w="2783"/>
-            <w:shd w:fill="FFF9E8"/>
+            <w:shd w:fill="F3EFF9"/>
             <w:vAlign w:val="center"/>
             <w:tcMar>
               <w:top w:w="80" w:type="dxa"/>
@@ -1520,7 +1907,7 @@
         <w:tc>
           <w:tcPr>
             <w:tcW w:type="dxa" w:w="2423"/>
-            <w:shd w:fill="FFF9E8"/>
+            <w:shd w:fill="F3EFF9"/>
             <w:vAlign w:val="center"/>
             <w:tcMar>
               <w:top w:w="80" w:type="dxa"/>
@@ -1549,7 +1936,7 @@
         <w:tc>
           <w:tcPr>
             <w:tcW w:type="dxa" w:w="1257"/>
-            <w:shd w:fill="FFF9E8"/>
+            <w:shd w:fill="F3EFF9"/>
             <w:vAlign w:val="center"/>
             <w:tcMar>
               <w:top w:w="80" w:type="dxa"/>
@@ -1578,7 +1965,7 @@
         <w:tc>
           <w:tcPr>
             <w:tcW w:type="dxa" w:w="1705"/>
-            <w:shd w:fill="FFF9E8"/>
+            <w:shd w:fill="F3EFF9"/>
             <w:vAlign w:val="center"/>
             <w:tcMar>
               <w:top w:w="80" w:type="dxa"/>
@@ -1607,7 +1994,7 @@
         <w:tc>
           <w:tcPr>
             <w:tcW w:type="dxa" w:w="1616"/>
-            <w:shd w:fill="FFF9E8"/>
+            <w:shd w:fill="F3EFF9"/>
             <w:vAlign w:val="center"/>
             <w:tcMar>
               <w:top w:w="80" w:type="dxa"/>
@@ -1636,7 +2023,7 @@
         <w:tc>
           <w:tcPr>
             <w:tcW w:type="dxa" w:w="1616"/>
-            <w:shd w:fill="FFF9E8"/>
+            <w:shd w:fill="F3EFF9"/>
             <w:vAlign w:val="center"/>
             <w:tcMar>
               <w:top w:w="80" w:type="dxa"/>
@@ -1665,7 +2052,7 @@
         <w:tc>
           <w:tcPr>
             <w:tcW w:type="dxa" w:w="2513"/>
-            <w:shd w:fill="FFF9E8"/>
+            <w:shd w:fill="F3EFF9"/>
             <w:vAlign w:val="center"/>
             <w:tcMar>
               <w:top w:w="80" w:type="dxa"/>
@@ -1737,7 +2124,7 @@
         <w:tc>
           <w:tcPr>
             <w:tcW w:type="dxa" w:w="2783"/>
-            <w:shd w:fill="FFF9E8"/>
+            <w:shd w:fill="F3EFF9"/>
             <w:vAlign w:val="center"/>
             <w:tcMar>
               <w:top w:w="80" w:type="dxa"/>
@@ -1766,7 +2153,7 @@
         <w:tc>
           <w:tcPr>
             <w:tcW w:type="dxa" w:w="2423"/>
-            <w:shd w:fill="FFF9E8"/>
+            <w:shd w:fill="F3EFF9"/>
             <w:vAlign w:val="center"/>
             <w:tcMar>
               <w:top w:w="80" w:type="dxa"/>
@@ -1795,7 +2182,7 @@
         <w:tc>
           <w:tcPr>
             <w:tcW w:type="dxa" w:w="1257"/>
-            <w:shd w:fill="FFF9E8"/>
+            <w:shd w:fill="F3EFF9"/>
             <w:vAlign w:val="center"/>
             <w:tcMar>
               <w:top w:w="80" w:type="dxa"/>
@@ -1824,7 +2211,7 @@
         <w:tc>
           <w:tcPr>
             <w:tcW w:type="dxa" w:w="1705"/>
-            <w:shd w:fill="FFF9E8"/>
+            <w:shd w:fill="F3EFF9"/>
             <w:vAlign w:val="center"/>
             <w:tcMar>
               <w:top w:w="80" w:type="dxa"/>
@@ -1853,7 +2240,7 @@
         <w:tc>
           <w:tcPr>
             <w:tcW w:type="dxa" w:w="1616"/>
-            <w:shd w:fill="FFF9E8"/>
+            <w:shd w:fill="F3EFF9"/>
             <w:vAlign w:val="center"/>
             <w:tcMar>
               <w:top w:w="80" w:type="dxa"/>
@@ -1882,7 +2269,7 @@
         <w:tc>
           <w:tcPr>
             <w:tcW w:type="dxa" w:w="1616"/>
-            <w:shd w:fill="FFF9E8"/>
+            <w:shd w:fill="F3EFF9"/>
             <w:vAlign w:val="center"/>
             <w:tcMar>
               <w:top w:w="80" w:type="dxa"/>
@@ -1911,7 +2298,7 @@
         <w:tc>
           <w:tcPr>
             <w:tcW w:type="dxa" w:w="2513"/>
-            <w:shd w:fill="FFF9E8"/>
+            <w:shd w:fill="F3EFF9"/>
             <w:vAlign w:val="center"/>
             <w:tcMar>
               <w:top w:w="80" w:type="dxa"/>
@@ -1982,7 +2369,7 @@
         <w:tc>
           <w:tcPr>
             <w:tcW w:type="dxa" w:w="2783"/>
-            <w:shd w:fill="FFF9E8"/>
+            <w:shd w:fill="F3EFF9"/>
             <w:vAlign w:val="center"/>
             <w:tcMar>
               <w:top w:w="80" w:type="dxa"/>
@@ -2011,7 +2398,7 @@
         <w:tc>
           <w:tcPr>
             <w:tcW w:type="dxa" w:w="2423"/>
-            <w:shd w:fill="FFF9E8"/>
+            <w:shd w:fill="F3EFF9"/>
             <w:vAlign w:val="center"/>
             <w:tcMar>
               <w:top w:w="80" w:type="dxa"/>
@@ -2040,7 +2427,7 @@
         <w:tc>
           <w:tcPr>
             <w:tcW w:type="dxa" w:w="1257"/>
-            <w:shd w:fill="FFF9E8"/>
+            <w:shd w:fill="F3EFF9"/>
             <w:vAlign w:val="center"/>
             <w:tcMar>
               <w:top w:w="80" w:type="dxa"/>
@@ -2069,7 +2456,7 @@
         <w:tc>
           <w:tcPr>
             <w:tcW w:type="dxa" w:w="1705"/>
-            <w:shd w:fill="FFF9E8"/>
+            <w:shd w:fill="F3EFF9"/>
             <w:vAlign w:val="center"/>
             <w:tcMar>
               <w:top w:w="80" w:type="dxa"/>
@@ -2098,7 +2485,7 @@
         <w:tc>
           <w:tcPr>
             <w:tcW w:type="dxa" w:w="1616"/>
-            <w:shd w:fill="FFF9E8"/>
+            <w:shd w:fill="F3EFF9"/>
             <w:vAlign w:val="center"/>
             <w:tcMar>
               <w:top w:w="80" w:type="dxa"/>
@@ -2127,7 +2514,7 @@
         <w:tc>
           <w:tcPr>
             <w:tcW w:type="dxa" w:w="1616"/>
-            <w:shd w:fill="FFF9E8"/>
+            <w:shd w:fill="F3EFF9"/>
             <w:vAlign w:val="center"/>
             <w:tcMar>
               <w:top w:w="80" w:type="dxa"/>
@@ -2156,7 +2543,7 @@
         <w:tc>
           <w:tcPr>
             <w:tcW w:type="dxa" w:w="2513"/>
-            <w:shd w:fill="FFF9E8"/>
+            <w:shd w:fill="F3EFF9"/>
             <w:vAlign w:val="center"/>
             <w:tcMar>
               <w:top w:w="80" w:type="dxa"/>
@@ -2226,7 +2613,7 @@
         <w:tc>
           <w:tcPr>
             <w:tcW w:type="dxa" w:w="2783"/>
-            <w:shd w:fill="FFF9E8"/>
+            <w:shd w:fill="F3EFF9"/>
             <w:vAlign w:val="center"/>
             <w:tcMar>
               <w:top w:w="80" w:type="dxa"/>
@@ -2255,7 +2642,7 @@
         <w:tc>
           <w:tcPr>
             <w:tcW w:type="dxa" w:w="2423"/>
-            <w:shd w:fill="FFF9E8"/>
+            <w:shd w:fill="F3EFF9"/>
             <w:vAlign w:val="center"/>
             <w:tcMar>
               <w:top w:w="80" w:type="dxa"/>
@@ -2284,7 +2671,7 @@
         <w:tc>
           <w:tcPr>
             <w:tcW w:type="dxa" w:w="1257"/>
-            <w:shd w:fill="FFF9E8"/>
+            <w:shd w:fill="F3EFF9"/>
             <w:vAlign w:val="center"/>
             <w:tcMar>
               <w:top w:w="80" w:type="dxa"/>
@@ -2313,7 +2700,7 @@
         <w:tc>
           <w:tcPr>
             <w:tcW w:type="dxa" w:w="1705"/>
-            <w:shd w:fill="FFF9E8"/>
+            <w:shd w:fill="F3EFF9"/>
             <w:vAlign w:val="center"/>
             <w:tcMar>
               <w:top w:w="80" w:type="dxa"/>
@@ -2342,7 +2729,7 @@
         <w:tc>
           <w:tcPr>
             <w:tcW w:type="dxa" w:w="1616"/>
-            <w:shd w:fill="FFF9E8"/>
+            <w:shd w:fill="F3EFF9"/>
             <w:vAlign w:val="center"/>
             <w:tcMar>
               <w:top w:w="80" w:type="dxa"/>
@@ -2371,7 +2758,7 @@
         <w:tc>
           <w:tcPr>
             <w:tcW w:type="dxa" w:w="1616"/>
-            <w:shd w:fill="FFF9E8"/>
+            <w:shd w:fill="F3EFF9"/>
             <w:vAlign w:val="center"/>
             <w:tcMar>
               <w:top w:w="80" w:type="dxa"/>
@@ -2400,7 +2787,7 @@
         <w:tc>
           <w:tcPr>
             <w:tcW w:type="dxa" w:w="2513"/>
-            <w:shd w:fill="FFF9E8"/>
+            <w:shd w:fill="F3EFF9"/>
             <w:vAlign w:val="center"/>
             <w:tcMar>
               <w:top w:w="80" w:type="dxa"/>
@@ -2469,7 +2856,7 @@
         <w:tc>
           <w:tcPr>
             <w:tcW w:type="dxa" w:w="2783"/>
-            <w:shd w:fill="FFF9E8"/>
+            <w:shd w:fill="F3EFF9"/>
             <w:vAlign w:val="center"/>
             <w:tcMar>
               <w:top w:w="80" w:type="dxa"/>
@@ -2498,7 +2885,7 @@
         <w:tc>
           <w:tcPr>
             <w:tcW w:type="dxa" w:w="2423"/>
-            <w:shd w:fill="FFF9E8"/>
+            <w:shd w:fill="F3EFF9"/>
             <w:vAlign w:val="center"/>
             <w:tcMar>
               <w:top w:w="80" w:type="dxa"/>
@@ -2527,7 +2914,7 @@
         <w:tc>
           <w:tcPr>
             <w:tcW w:type="dxa" w:w="1257"/>
-            <w:shd w:fill="FFF9E8"/>
+            <w:shd w:fill="F3EFF9"/>
             <w:vAlign w:val="center"/>
             <w:tcMar>
               <w:top w:w="80" w:type="dxa"/>
@@ -2556,7 +2943,7 @@
         <w:tc>
           <w:tcPr>
             <w:tcW w:type="dxa" w:w="1705"/>
-            <w:shd w:fill="FFF9E8"/>
+            <w:shd w:fill="F3EFF9"/>
             <w:vAlign w:val="center"/>
             <w:tcMar>
               <w:top w:w="80" w:type="dxa"/>
@@ -2585,7 +2972,7 @@
         <w:tc>
           <w:tcPr>
             <w:tcW w:type="dxa" w:w="1616"/>
-            <w:shd w:fill="FFF9E8"/>
+            <w:shd w:fill="F3EFF9"/>
             <w:vAlign w:val="center"/>
             <w:tcMar>
               <w:top w:w="80" w:type="dxa"/>
@@ -2614,7 +3001,7 @@
         <w:tc>
           <w:tcPr>
             <w:tcW w:type="dxa" w:w="1616"/>
-            <w:shd w:fill="FFF9E8"/>
+            <w:shd w:fill="F3EFF9"/>
             <w:vAlign w:val="center"/>
             <w:tcMar>
               <w:top w:w="80" w:type="dxa"/>
@@ -2643,7 +3030,7 @@
         <w:tc>
           <w:tcPr>
             <w:tcW w:type="dxa" w:w="2513"/>
-            <w:shd w:fill="FFF9E8"/>
+            <w:shd w:fill="F3EFF9"/>
             <w:vAlign w:val="center"/>
             <w:tcMar>
               <w:top w:w="80" w:type="dxa"/>
@@ -2711,7 +3098,7 @@
         <w:tc>
           <w:tcPr>
             <w:tcW w:type="dxa" w:w="2783"/>
-            <w:shd w:fill="FFF9E8"/>
+            <w:shd w:fill="F3EFF9"/>
             <w:vAlign w:val="center"/>
             <w:tcMar>
               <w:top w:w="80" w:type="dxa"/>
@@ -2740,7 +3127,7 @@
         <w:tc>
           <w:tcPr>
             <w:tcW w:type="dxa" w:w="2423"/>
-            <w:shd w:fill="FFF9E8"/>
+            <w:shd w:fill="F3EFF9"/>
             <w:vAlign w:val="center"/>
             <w:tcMar>
               <w:top w:w="80" w:type="dxa"/>
@@ -2769,7 +3156,7 @@
         <w:tc>
           <w:tcPr>
             <w:tcW w:type="dxa" w:w="1257"/>
-            <w:shd w:fill="FFF9E8"/>
+            <w:shd w:fill="F3EFF9"/>
             <w:vAlign w:val="center"/>
             <w:tcMar>
               <w:top w:w="80" w:type="dxa"/>
@@ -2798,7 +3185,7 @@
         <w:tc>
           <w:tcPr>
             <w:tcW w:type="dxa" w:w="1705"/>
-            <w:shd w:fill="FFF9E8"/>
+            <w:shd w:fill="F3EFF9"/>
             <w:vAlign w:val="center"/>
             <w:tcMar>
               <w:top w:w="80" w:type="dxa"/>
@@ -2827,7 +3214,7 @@
         <w:tc>
           <w:tcPr>
             <w:tcW w:type="dxa" w:w="1616"/>
-            <w:shd w:fill="FFF9E8"/>
+            <w:shd w:fill="F3EFF9"/>
             <w:vAlign w:val="center"/>
             <w:tcMar>
               <w:top w:w="80" w:type="dxa"/>
@@ -2856,7 +3243,7 @@
         <w:tc>
           <w:tcPr>
             <w:tcW w:type="dxa" w:w="1616"/>
-            <w:shd w:fill="FFF9E8"/>
+            <w:shd w:fill="F3EFF9"/>
             <w:vAlign w:val="center"/>
             <w:tcMar>
               <w:top w:w="80" w:type="dxa"/>
@@ -2885,7 +3272,7 @@
         <w:tc>
           <w:tcPr>
             <w:tcW w:type="dxa" w:w="2513"/>
-            <w:shd w:fill="FFF9E8"/>
+            <w:shd w:fill="F3EFF9"/>
             <w:vAlign w:val="center"/>
             <w:tcMar>
               <w:top w:w="80" w:type="dxa"/>
@@ -2952,7 +3339,7 @@
         <w:tc>
           <w:tcPr>
             <w:tcW w:type="dxa" w:w="2783"/>
-            <w:shd w:fill="FFF9E8"/>
+            <w:shd w:fill="F3EFF9"/>
             <w:vAlign w:val="center"/>
             <w:tcMar>
               <w:top w:w="80" w:type="dxa"/>
@@ -2981,7 +3368,7 @@
         <w:tc>
           <w:tcPr>
             <w:tcW w:type="dxa" w:w="2423"/>
-            <w:shd w:fill="FFF9E8"/>
+            <w:shd w:fill="F3EFF9"/>
             <w:vAlign w:val="center"/>
             <w:tcMar>
               <w:top w:w="80" w:type="dxa"/>
@@ -3010,7 +3397,7 @@
         <w:tc>
           <w:tcPr>
             <w:tcW w:type="dxa" w:w="1257"/>
-            <w:shd w:fill="FFF9E8"/>
+            <w:shd w:fill="F3EFF9"/>
             <w:vAlign w:val="center"/>
             <w:tcMar>
               <w:top w:w="80" w:type="dxa"/>
@@ -3039,7 +3426,7 @@
         <w:tc>
           <w:tcPr>
             <w:tcW w:type="dxa" w:w="1705"/>
-            <w:shd w:fill="FFF9E8"/>
+            <w:shd w:fill="F3EFF9"/>
             <w:vAlign w:val="center"/>
             <w:tcMar>
               <w:top w:w="80" w:type="dxa"/>
@@ -3068,7 +3455,7 @@
         <w:tc>
           <w:tcPr>
             <w:tcW w:type="dxa" w:w="1616"/>
-            <w:shd w:fill="FFF9E8"/>
+            <w:shd w:fill="F3EFF9"/>
             <w:vAlign w:val="center"/>
             <w:tcMar>
               <w:top w:w="80" w:type="dxa"/>
@@ -3097,7 +3484,7 @@
         <w:tc>
           <w:tcPr>
             <w:tcW w:type="dxa" w:w="1616"/>
-            <w:shd w:fill="FFF9E8"/>
+            <w:shd w:fill="F3EFF9"/>
             <w:vAlign w:val="center"/>
             <w:tcMar>
               <w:top w:w="80" w:type="dxa"/>
@@ -3126,7 +3513,7 @@
         <w:tc>
           <w:tcPr>
             <w:tcW w:type="dxa" w:w="2513"/>
-            <w:shd w:fill="FFF9E8"/>
+            <w:shd w:fill="F3EFF9"/>
             <w:vAlign w:val="center"/>
             <w:tcMar>
               <w:top w:w="80" w:type="dxa"/>
@@ -3192,7 +3579,7 @@
         <w:tc>
           <w:tcPr>
             <w:tcW w:type="dxa" w:w="2783"/>
-            <w:shd w:fill="FFF9E8"/>
+            <w:shd w:fill="F3EFF9"/>
             <w:vAlign w:val="center"/>
             <w:tcMar>
               <w:top w:w="80" w:type="dxa"/>
@@ -3221,7 +3608,7 @@
         <w:tc>
           <w:tcPr>
             <w:tcW w:type="dxa" w:w="2423"/>
-            <w:shd w:fill="FFF9E8"/>
+            <w:shd w:fill="F3EFF9"/>
             <w:vAlign w:val="center"/>
             <w:tcMar>
               <w:top w:w="80" w:type="dxa"/>
@@ -3250,7 +3637,7 @@
         <w:tc>
           <w:tcPr>
             <w:tcW w:type="dxa" w:w="1257"/>
-            <w:shd w:fill="FFF9E8"/>
+            <w:shd w:fill="F3EFF9"/>
             <w:vAlign w:val="center"/>
             <w:tcMar>
               <w:top w:w="80" w:type="dxa"/>
@@ -3279,7 +3666,7 @@
         <w:tc>
           <w:tcPr>
             <w:tcW w:type="dxa" w:w="1705"/>
-            <w:shd w:fill="FFF9E8"/>
+            <w:shd w:fill="F3EFF9"/>
             <w:vAlign w:val="center"/>
             <w:tcMar>
               <w:top w:w="80" w:type="dxa"/>
@@ -3308,7 +3695,7 @@
         <w:tc>
           <w:tcPr>
             <w:tcW w:type="dxa" w:w="1616"/>
-            <w:shd w:fill="FFF9E8"/>
+            <w:shd w:fill="F3EFF9"/>
             <w:vAlign w:val="center"/>
             <w:tcMar>
               <w:top w:w="80" w:type="dxa"/>
@@ -3337,7 +3724,7 @@
         <w:tc>
           <w:tcPr>
             <w:tcW w:type="dxa" w:w="1616"/>
-            <w:shd w:fill="FFF9E8"/>
+            <w:shd w:fill="F3EFF9"/>
             <w:vAlign w:val="center"/>
             <w:tcMar>
               <w:top w:w="80" w:type="dxa"/>
@@ -3366,7 +3753,7 @@
         <w:tc>
           <w:tcPr>
             <w:tcW w:type="dxa" w:w="2513"/>
-            <w:shd w:fill="FFF9E8"/>
+            <w:shd w:fill="F3EFF9"/>
             <w:vAlign w:val="center"/>
             <w:tcMar>
               <w:top w:w="80" w:type="dxa"/>
@@ -3431,7 +3818,7 @@
         <w:tc>
           <w:tcPr>
             <w:tcW w:type="dxa" w:w="2783"/>
-            <w:shd w:fill="FFF9E8"/>
+            <w:shd w:fill="F3EFF9"/>
             <w:vAlign w:val="center"/>
             <w:tcMar>
               <w:top w:w="80" w:type="dxa"/>
@@ -3460,7 +3847,7 @@
         <w:tc>
           <w:tcPr>
             <w:tcW w:type="dxa" w:w="2423"/>
-            <w:shd w:fill="FFF9E8"/>
+            <w:shd w:fill="F3EFF9"/>
             <w:vAlign w:val="center"/>
             <w:tcMar>
               <w:top w:w="80" w:type="dxa"/>
@@ -3489,7 +3876,7 @@
         <w:tc>
           <w:tcPr>
             <w:tcW w:type="dxa" w:w="1257"/>
-            <w:shd w:fill="FFF9E8"/>
+            <w:shd w:fill="F3EFF9"/>
             <w:vAlign w:val="center"/>
             <w:tcMar>
               <w:top w:w="80" w:type="dxa"/>
@@ -3518,7 +3905,7 @@
         <w:tc>
           <w:tcPr>
             <w:tcW w:type="dxa" w:w="1705"/>
-            <w:shd w:fill="FFF9E8"/>
+            <w:shd w:fill="F3EFF9"/>
             <w:vAlign w:val="center"/>
             <w:tcMar>
               <w:top w:w="80" w:type="dxa"/>
@@ -3547,7 +3934,7 @@
         <w:tc>
           <w:tcPr>
             <w:tcW w:type="dxa" w:w="1616"/>
-            <w:shd w:fill="FFF9E8"/>
+            <w:shd w:fill="F3EFF9"/>
             <w:vAlign w:val="center"/>
             <w:tcMar>
               <w:top w:w="80" w:type="dxa"/>
@@ -3576,7 +3963,7 @@
         <w:tc>
           <w:tcPr>
             <w:tcW w:type="dxa" w:w="1616"/>
-            <w:shd w:fill="FFF9E8"/>
+            <w:shd w:fill="F3EFF9"/>
             <w:vAlign w:val="center"/>
             <w:tcMar>
               <w:top w:w="80" w:type="dxa"/>
@@ -3605,7 +3992,7 @@
         <w:tc>
           <w:tcPr>
             <w:tcW w:type="dxa" w:w="2513"/>
-            <w:shd w:fill="FFF9E8"/>
+            <w:shd w:fill="F3EFF9"/>
             <w:vAlign w:val="center"/>
             <w:tcMar>
               <w:top w:w="80" w:type="dxa"/>
@@ -3637,50 +4024,50 @@
       <w:pPr>
         <w:pStyle w:val="Heading2"/>
         <w:keepNext/>
+        <w:pageBreakBefore/>
       </w:pPr>
       <w:r>
         <w:rPr>
           <w:rFonts w:ascii="Microsoft YaHei" w:hAnsi="Microsoft YaHei" w:eastAsia="Microsoft YaHei"/>
           <w:b/>
           <w:i w:val="0"/>
-          <w:color w:val="1769E0"/>
+          <w:color w:val="6D4AA2"/>
           <w:sz w:val="26"/>
         </w:rPr>
-        <w:t>三、质量核对</w:t>
+        <w:t>三、样例验证与版本发布</w:t>
       </w:r>
     </w:p>
     <w:tbl>
       <w:tblPr>
         <w:tblStyle w:val="TableGrid"/>
         <w:tblW w:type="dxa" w:w="14900"/>
+        <w:jc w:val="left"/>
         <w:tblLayout w:type="fixed"/>
         <w:tblLook w:firstColumn="1" w:firstRow="1" w:lastColumn="0" w:lastRow="0" w:noHBand="0" w:noVBand="1" w:val="04A0"/>
-        <w:jc w:val="left"/>
         <w:tblInd w:w="120" w:type="dxa"/>
         <w:tblBorders>
-          <w:top w:val="single" w:sz="5" w:color="C8D8EA"/>
-          <w:left w:val="single" w:sz="5" w:color="C8D8EA"/>
-          <w:bottom w:val="single" w:sz="5" w:color="C8D8EA"/>
-          <w:right w:val="single" w:sz="5" w:color="C8D8EA"/>
-          <w:insideH w:val="single" w:sz="5" w:color="C8D8EA"/>
-          <w:insideV w:val="single" w:sz="5" w:color="C8D8EA"/>
+          <w:top w:val="single" w:sz="5" w:color="6D4AA2"/>
+          <w:left w:val="single" w:sz="5" w:color="6D4AA2"/>
+          <w:bottom w:val="single" w:sz="5" w:color="6D4AA2"/>
+          <w:right w:val="single" w:sz="5" w:color="6D4AA2"/>
+          <w:insideH w:val="single" w:sz="5" w:color="6D4AA2"/>
+          <w:insideV w:val="single" w:sz="5" w:color="6D4AA2"/>
         </w:tblBorders>
       </w:tblPr>
       <w:tblGrid>
-        <w:gridCol w:w="1104"/>
-        <w:gridCol w:w="2299"/>
-        <w:gridCol w:w="9014"/>
-        <w:gridCol w:w="2483"/>
+        <w:gridCol w:w="2682"/>
+        <w:gridCol w:w="4917"/>
+        <w:gridCol w:w="2235"/>
+        <w:gridCol w:w="5066"/>
       </w:tblGrid>
       <w:tr>
         <w:trPr>
           <w:cantSplit/>
-          <w:cantSplit/>
         </w:trPr>
         <w:tc>
           <w:tcPr>
-            <w:tcW w:type="dxa" w:w="1104"/>
-            <w:shd w:fill="17365D"/>
+            <w:tcW w:type="dxa" w:w="2682"/>
+            <w:shd w:fill="6D4AA2"/>
             <w:vAlign w:val="center"/>
             <w:tcMar>
               <w:top w:w="80" w:type="dxa"/>
@@ -3703,14 +4090,14 @@
                 <w:color w:val="FFFFFF"/>
                 <w:sz w:val="17"/>
               </w:rPr>
-              <w:t>序号</w:t>
+              <w:t>模板/样例</w:t>
             </w:r>
           </w:p>
         </w:tc>
         <w:tc>
           <w:tcPr>
-            <w:tcW w:type="dxa" w:w="2299"/>
-            <w:shd w:fill="17365D"/>
+            <w:tcW w:type="dxa" w:w="4917"/>
+            <w:shd w:fill="6D4AA2"/>
             <w:vAlign w:val="center"/>
             <w:tcMar>
               <w:top w:w="80" w:type="dxa"/>
@@ -3733,14 +4120,14 @@
                 <w:color w:val="FFFFFF"/>
                 <w:sz w:val="17"/>
               </w:rPr>
-              <w:t>检查维度</w:t>
+              <w:t>验证场景</w:t>
             </w:r>
           </w:p>
         </w:tc>
         <w:tc>
           <w:tcPr>
-            <w:tcW w:type="dxa" w:w="9014"/>
-            <w:shd w:fill="17365D"/>
+            <w:tcW w:type="dxa" w:w="2235"/>
+            <w:shd w:fill="6D4AA2"/>
             <w:vAlign w:val="center"/>
             <w:tcMar>
               <w:top w:w="80" w:type="dxa"/>
@@ -3763,14 +4150,14 @@
                 <w:color w:val="FFFFFF"/>
                 <w:sz w:val="17"/>
               </w:rPr>
-              <w:t>核对要求</w:t>
+              <w:t>确认意见</w:t>
             </w:r>
           </w:p>
         </w:tc>
         <w:tc>
           <w:tcPr>
-            <w:tcW w:type="dxa" w:w="2483"/>
-            <w:shd w:fill="17365D"/>
+            <w:tcW w:type="dxa" w:w="5066"/>
+            <w:shd w:fill="6D4AA2"/>
             <w:vAlign w:val="center"/>
             <w:tcMar>
               <w:top w:w="80" w:type="dxa"/>
@@ -3793,7 +4180,7 @@
                 <w:color w:val="FFFFFF"/>
                 <w:sz w:val="17"/>
               </w:rPr>
-              <w:t>结论</w:t>
+              <w:t>发布版本/日期</w:t>
             </w:r>
           </w:p>
         </w:tc>
@@ -3801,71 +4188,10 @@
       <w:tr>
         <w:trPr>
           <w:cantSplit/>
-          <w:cantSplit/>
         </w:trPr>
         <w:tc>
           <w:tcPr>
-            <w:tcW w:type="dxa" w:w="1104"/>
-            <w:shd w:fill="FFFFFF"/>
-            <w:vAlign w:val="center"/>
-            <w:tcMar>
-              <w:top w:w="80" w:type="dxa"/>
-              <w:start w:w="120" w:type="dxa"/>
-              <w:bottom w:w="80" w:type="dxa"/>
-              <w:end w:w="120" w:type="dxa"/>
-            </w:tcMar>
-          </w:tcPr>
-          <w:p>
-            <w:pPr>
-              <w:spacing w:before="40" w:after="40" w:line="276" w:lineRule="auto"/>
-              <w:jc w:val="center"/>
-            </w:pPr>
-            <w:r/>
-            <w:r>
-              <w:rPr>
-                <w:rFonts w:ascii="Microsoft YaHei" w:hAnsi="Microsoft YaHei" w:eastAsia="Microsoft YaHei"/>
-                <w:b w:val="0"/>
-                <w:i w:val="0"/>
-                <w:color w:val="24364B"/>
-                <w:sz w:val="17"/>
-              </w:rPr>
-              <w:t>1</w:t>
-            </w:r>
-          </w:p>
-        </w:tc>
-        <w:tc>
-          <w:tcPr>
-            <w:tcW w:type="dxa" w:w="2299"/>
-            <w:shd w:fill="FFFFFF"/>
-            <w:vAlign w:val="center"/>
-            <w:tcMar>
-              <w:top w:w="80" w:type="dxa"/>
-              <w:start w:w="120" w:type="dxa"/>
-              <w:bottom w:w="80" w:type="dxa"/>
-              <w:end w:w="120" w:type="dxa"/>
-            </w:tcMar>
-          </w:tcPr>
-          <w:p>
-            <w:pPr>
-              <w:spacing w:before="40" w:after="40" w:line="276" w:lineRule="auto"/>
-              <w:jc w:val="center"/>
-            </w:pPr>
-            <w:r/>
-            <w:r>
-              <w:rPr>
-                <w:rFonts w:ascii="Microsoft YaHei" w:hAnsi="Microsoft YaHei" w:eastAsia="Microsoft YaHei"/>
-                <w:b w:val="0"/>
-                <w:i w:val="0"/>
-                <w:color w:val="24364B"/>
-                <w:sz w:val="17"/>
-              </w:rPr>
-              <w:t>内容完整性</w:t>
-            </w:r>
-          </w:p>
-        </w:tc>
-        <w:tc>
-          <w:tcPr>
-            <w:tcW w:type="dxa" w:w="9014"/>
+            <w:tcW w:type="dxa" w:w="2682"/>
             <w:shd w:fill="FFFFFF"/>
             <w:vAlign w:val="center"/>
             <w:tcMar>
@@ -3889,14 +4215,13 @@
                 <w:color w:val="24364B"/>
                 <w:sz w:val="17"/>
               </w:rPr>
-              <w:t>字段、口径、排序及页眉页脚已确认</w:t>
             </w:r>
           </w:p>
         </w:tc>
         <w:tc>
           <w:tcPr>
-            <w:tcW w:type="dxa" w:w="2483"/>
-            <w:shd w:fill="FFF9E8"/>
+            <w:tcW w:type="dxa" w:w="4917"/>
+            <w:shd w:fill="F3EFF9"/>
             <w:vAlign w:val="center"/>
             <w:tcMar>
               <w:top w:w="80" w:type="dxa"/>
@@ -3908,7 +4233,7 @@
           <w:p>
             <w:pPr>
               <w:spacing w:before="40" w:after="40" w:line="276" w:lineRule="auto"/>
-              <w:jc w:val="center"/>
+              <w:jc w:val="left"/>
             </w:pPr>
             <w:r/>
             <w:r>
@@ -3919,20 +4244,13 @@
                 <w:color w:val="24364B"/>
                 <w:sz w:val="17"/>
               </w:rPr>
-              <w:t>☐ 通过  ☐ 不通过  ☐ 不适用</w:t>
             </w:r>
           </w:p>
         </w:tc>
-      </w:tr>
-      <w:tr>
-        <w:trPr>
-          <w:cantSplit/>
-          <w:cantSplit/>
-        </w:trPr>
         <w:tc>
           <w:tcPr>
-            <w:tcW w:type="dxa" w:w="1104"/>
-            <w:shd w:fill="FFFFFF"/>
+            <w:tcW w:type="dxa" w:w="2235"/>
+            <w:shd w:fill="F3EFF9"/>
             <w:vAlign w:val="center"/>
             <w:tcMar>
               <w:top w:w="80" w:type="dxa"/>
@@ -3944,7 +4262,7 @@
           <w:p>
             <w:pPr>
               <w:spacing w:before="40" w:after="40" w:line="276" w:lineRule="auto"/>
-              <w:jc w:val="center"/>
+              <w:jc w:val="left"/>
             </w:pPr>
             <w:r/>
             <w:r>
@@ -3955,14 +4273,13 @@
                 <w:color w:val="24364B"/>
                 <w:sz w:val="17"/>
               </w:rPr>
-              <w:t>2</w:t>
             </w:r>
           </w:p>
         </w:tc>
         <w:tc>
           <w:tcPr>
-            <w:tcW w:type="dxa" w:w="2299"/>
-            <w:shd w:fill="FFFFFF"/>
+            <w:tcW w:type="dxa" w:w="5066"/>
+            <w:shd w:fill="F3EFF9"/>
             <w:vAlign w:val="center"/>
             <w:tcMar>
               <w:top w:w="80" w:type="dxa"/>
@@ -3974,7 +4291,7 @@
           <w:p>
             <w:pPr>
               <w:spacing w:before="40" w:after="40" w:line="276" w:lineRule="auto"/>
-              <w:jc w:val="center"/>
+              <w:jc w:val="left"/>
             </w:pPr>
             <w:r/>
             <w:r>
@@ -3985,13 +4302,17 @@
                 <w:color w:val="24364B"/>
                 <w:sz w:val="17"/>
               </w:rPr>
-              <w:t>打印适配</w:t>
             </w:r>
           </w:p>
         </w:tc>
+      </w:tr>
+      <w:tr>
+        <w:trPr>
+          <w:cantSplit/>
+        </w:trPr>
         <w:tc>
           <w:tcPr>
-            <w:tcW w:type="dxa" w:w="9014"/>
+            <w:tcW w:type="dxa" w:w="2682"/>
             <w:shd w:fill="FFFFFF"/>
             <w:vAlign w:val="center"/>
             <w:tcMar>
@@ -4015,14 +4336,13 @@
                 <w:color w:val="24364B"/>
                 <w:sz w:val="17"/>
               </w:rPr>
-              <w:t>纸张、方向、边距、条码及打印机已验证</w:t>
             </w:r>
           </w:p>
         </w:tc>
         <w:tc>
           <w:tcPr>
-            <w:tcW w:type="dxa" w:w="2483"/>
-            <w:shd w:fill="FFF9E8"/>
+            <w:tcW w:type="dxa" w:w="4917"/>
+            <w:shd w:fill="F3EFF9"/>
             <w:vAlign w:val="center"/>
             <w:tcMar>
               <w:top w:w="80" w:type="dxa"/>
@@ -4034,7 +4354,7 @@
           <w:p>
             <w:pPr>
               <w:spacing w:before="40" w:after="40" w:line="276" w:lineRule="auto"/>
-              <w:jc w:val="center"/>
+              <w:jc w:val="left"/>
             </w:pPr>
             <w:r/>
             <w:r>
@@ -4045,20 +4365,13 @@
                 <w:color w:val="24364B"/>
                 <w:sz w:val="17"/>
               </w:rPr>
-              <w:t>☐ 通过  ☐ 不通过  ☐ 不适用</w:t>
             </w:r>
           </w:p>
         </w:tc>
-      </w:tr>
-      <w:tr>
-        <w:trPr>
-          <w:cantSplit/>
-          <w:cantSplit/>
-        </w:trPr>
         <w:tc>
           <w:tcPr>
-            <w:tcW w:type="dxa" w:w="1104"/>
-            <w:shd w:fill="FFFFFF"/>
+            <w:tcW w:type="dxa" w:w="2235"/>
+            <w:shd w:fill="F3EFF9"/>
             <w:vAlign w:val="center"/>
             <w:tcMar>
               <w:top w:w="80" w:type="dxa"/>
@@ -4070,7 +4383,7 @@
           <w:p>
             <w:pPr>
               <w:spacing w:before="40" w:after="40" w:line="276" w:lineRule="auto"/>
-              <w:jc w:val="center"/>
+              <w:jc w:val="left"/>
             </w:pPr>
             <w:r/>
             <w:r>
@@ -4081,14 +4394,13 @@
                 <w:color w:val="24364B"/>
                 <w:sz w:val="17"/>
               </w:rPr>
-              <w:t>3</w:t>
             </w:r>
           </w:p>
         </w:tc>
         <w:tc>
           <w:tcPr>
-            <w:tcW w:type="dxa" w:w="2299"/>
-            <w:shd w:fill="FFFFFF"/>
+            <w:tcW w:type="dxa" w:w="5066"/>
+            <w:shd w:fill="F3EFF9"/>
             <w:vAlign w:val="center"/>
             <w:tcMar>
               <w:top w:w="80" w:type="dxa"/>
@@ -4100,7 +4412,7 @@
           <w:p>
             <w:pPr>
               <w:spacing w:before="40" w:after="40" w:line="276" w:lineRule="auto"/>
-              <w:jc w:val="center"/>
+              <w:jc w:val="left"/>
             </w:pPr>
             <w:r/>
             <w:r>
@@ -4111,13 +4423,17 @@
                 <w:color w:val="24364B"/>
                 <w:sz w:val="17"/>
               </w:rPr>
-              <w:t>版本管理</w:t>
             </w:r>
           </w:p>
         </w:tc>
+      </w:tr>
+      <w:tr>
+        <w:trPr>
+          <w:cantSplit/>
+        </w:trPr>
         <w:tc>
           <w:tcPr>
-            <w:tcW w:type="dxa" w:w="9014"/>
+            <w:tcW w:type="dxa" w:w="2682"/>
             <w:shd w:fill="FFFFFF"/>
             <w:vAlign w:val="center"/>
             <w:tcMar>
@@ -4141,117 +4457,13 @@
                 <w:color w:val="24364B"/>
                 <w:sz w:val="17"/>
               </w:rPr>
-              <w:t>正式版本、样例文件和变更记录可追溯</w:t>
             </w:r>
           </w:p>
         </w:tc>
         <w:tc>
           <w:tcPr>
-            <w:tcW w:type="dxa" w:w="2483"/>
-            <w:shd w:fill="FFF9E8"/>
-            <w:vAlign w:val="center"/>
-            <w:tcMar>
-              <w:top w:w="80" w:type="dxa"/>
-              <w:start w:w="120" w:type="dxa"/>
-              <w:bottom w:w="80" w:type="dxa"/>
-              <w:end w:w="120" w:type="dxa"/>
-            </w:tcMar>
-          </w:tcPr>
-          <w:p>
-            <w:pPr>
-              <w:spacing w:before="40" w:after="40" w:line="276" w:lineRule="auto"/>
-              <w:jc w:val="center"/>
-            </w:pPr>
-            <w:r/>
-            <w:r>
-              <w:rPr>
-                <w:rFonts w:ascii="Microsoft YaHei" w:hAnsi="Microsoft YaHei" w:eastAsia="Microsoft YaHei"/>
-                <w:b w:val="0"/>
-                <w:i w:val="0"/>
-                <w:color w:val="24364B"/>
-                <w:sz w:val="17"/>
-              </w:rPr>
-              <w:t>☐ 通过  ☐ 不通过  ☐ 不适用</w:t>
-            </w:r>
-          </w:p>
-        </w:tc>
-      </w:tr>
-    </w:tbl>
-    <w:p>
-      <w:pPr>
-        <w:pStyle w:val="Heading2"/>
-        <w:keepNext/>
-      </w:pPr>
-      <w:r>
-        <w:rPr>
-          <w:rFonts w:ascii="Microsoft YaHei" w:hAnsi="Microsoft YaHei" w:eastAsia="Microsoft YaHei"/>
-          <w:b/>
-          <w:i w:val="0"/>
-          <w:color w:val="1769E0"/>
-          <w:sz w:val="26"/>
-        </w:rPr>
-        <w:t>四、结论与遗留事项</w:t>
-      </w:r>
-    </w:p>
-    <w:tbl>
-      <w:tblPr>
-        <w:tblStyle w:val="TableGrid"/>
-        <w:tblW w:type="dxa" w:w="14900"/>
-        <w:jc w:val="left"/>
-        <w:tblLayout w:type="fixed"/>
-        <w:tblLook w:firstColumn="1" w:firstRow="1" w:lastColumn="0" w:lastRow="0" w:noHBand="0" w:noVBand="1" w:val="04A0"/>
-        <w:tblInd w:w="120" w:type="dxa"/>
-        <w:tblBorders>
-          <w:top w:val="single" w:sz="5" w:color="C8D8EA"/>
-          <w:left w:val="single" w:sz="5" w:color="C8D8EA"/>
-          <w:bottom w:val="single" w:sz="5" w:color="C8D8EA"/>
-          <w:right w:val="single" w:sz="5" w:color="C8D8EA"/>
-          <w:insideH w:val="single" w:sz="5" w:color="C8D8EA"/>
-          <w:insideV w:val="single" w:sz="5" w:color="C8D8EA"/>
-        </w:tblBorders>
-      </w:tblPr>
-      <w:tblGrid>
-        <w:gridCol w:w="1639"/>
-        <w:gridCol w:w="13261"/>
-      </w:tblGrid>
-      <w:tr>
-        <w:trPr>
-          <w:cantSplit/>
-        </w:trPr>
-        <w:tc>
-          <w:tcPr>
-            <w:tcW w:type="dxa" w:w="1639"/>
-            <w:shd w:fill="EDF5FF"/>
-            <w:vAlign w:val="center"/>
-            <w:tcMar>
-              <w:top w:w="80" w:type="dxa"/>
-              <w:start w:w="120" w:type="dxa"/>
-              <w:bottom w:w="80" w:type="dxa"/>
-              <w:end w:w="120" w:type="dxa"/>
-            </w:tcMar>
-          </w:tcPr>
-          <w:p>
-            <w:pPr>
-              <w:spacing w:before="40" w:after="40" w:line="276" w:lineRule="auto"/>
-              <w:jc w:val="center"/>
-            </w:pPr>
-            <w:r/>
-            <w:r>
-              <w:rPr>
-                <w:rFonts w:ascii="Microsoft YaHei" w:hAnsi="Microsoft YaHei" w:eastAsia="Microsoft YaHei"/>
-                <w:b/>
-                <w:i w:val="0"/>
-                <w:color w:val="17365D"/>
-                <w:sz w:val="18"/>
-              </w:rPr>
-              <w:t>总体结论</w:t>
-            </w:r>
-          </w:p>
-        </w:tc>
-        <w:tc>
-          <w:tcPr>
-            <w:tcW w:type="dxa" w:w="13261"/>
-            <w:shd w:fill="FFF9E8"/>
+            <w:tcW w:type="dxa" w:w="4917"/>
+            <w:shd w:fill="F3EFF9"/>
             <w:vAlign w:val="center"/>
             <w:tcMar>
               <w:top w:w="80" w:type="dxa"/>
@@ -4272,51 +4484,15 @@
                 <w:b w:val="0"/>
                 <w:i w:val="0"/>
                 <w:color w:val="24364B"/>
-                <w:sz w:val="18"/>
+                <w:sz w:val="17"/>
               </w:rPr>
-              <w:t>☐ 通过  ☐ 有条件通过  ☐ 不通过</w:t>
-            </w:r>
-          </w:p>
-        </w:tc>
-      </w:tr>
-      <w:tr>
-        <w:trPr>
-          <w:cantSplit/>
-        </w:trPr>
-        <w:tc>
-          <w:tcPr>
-            <w:tcW w:type="dxa" w:w="1639"/>
-            <w:shd w:fill="EDF5FF"/>
-            <w:vAlign w:val="center"/>
-            <w:tcMar>
-              <w:top w:w="80" w:type="dxa"/>
-              <w:start w:w="120" w:type="dxa"/>
-              <w:bottom w:w="80" w:type="dxa"/>
-              <w:end w:w="120" w:type="dxa"/>
-            </w:tcMar>
-          </w:tcPr>
-          <w:p>
-            <w:pPr>
-              <w:spacing w:before="40" w:after="40" w:line="276" w:lineRule="auto"/>
-              <w:jc w:val="center"/>
-            </w:pPr>
-            <w:r/>
-            <w:r>
-              <w:rPr>
-                <w:rFonts w:ascii="Microsoft YaHei" w:hAnsi="Microsoft YaHei" w:eastAsia="Microsoft YaHei"/>
-                <w:b/>
-                <w:i w:val="0"/>
-                <w:color w:val="17365D"/>
-                <w:sz w:val="18"/>
-              </w:rPr>
-              <w:t>遗留事项/风险</w:t>
             </w:r>
           </w:p>
         </w:tc>
         <w:tc>
           <w:tcPr>
-            <w:tcW w:type="dxa" w:w="13261"/>
-            <w:shd w:fill="FFF9E8"/>
+            <w:tcW w:type="dxa" w:w="2235"/>
+            <w:shd w:fill="F3EFF9"/>
             <w:vAlign w:val="center"/>
             <w:tcMar>
               <w:top w:w="80" w:type="dxa"/>
@@ -4337,50 +4513,15 @@
                 <w:b w:val="0"/>
                 <w:i w:val="0"/>
                 <w:color w:val="24364B"/>
-                <w:sz w:val="18"/>
+                <w:sz w:val="17"/>
               </w:rPr>
-            </w:r>
-          </w:p>
-        </w:tc>
-      </w:tr>
-      <w:tr>
-        <w:trPr>
-          <w:cantSplit/>
-        </w:trPr>
-        <w:tc>
-          <w:tcPr>
-            <w:tcW w:type="dxa" w:w="1639"/>
-            <w:shd w:fill="EDF5FF"/>
-            <w:vAlign w:val="center"/>
-            <w:tcMar>
-              <w:top w:w="80" w:type="dxa"/>
-              <w:start w:w="120" w:type="dxa"/>
-              <w:bottom w:w="80" w:type="dxa"/>
-              <w:end w:w="120" w:type="dxa"/>
-            </w:tcMar>
-          </w:tcPr>
-          <w:p>
-            <w:pPr>
-              <w:spacing w:before="40" w:after="40" w:line="276" w:lineRule="auto"/>
-              <w:jc w:val="center"/>
-            </w:pPr>
-            <w:r/>
-            <w:r>
-              <w:rPr>
-                <w:rFonts w:ascii="Microsoft YaHei" w:hAnsi="Microsoft YaHei" w:eastAsia="Microsoft YaHei"/>
-                <w:b/>
-                <w:i w:val="0"/>
-                <w:color w:val="17365D"/>
-                <w:sz w:val="18"/>
-              </w:rPr>
-              <w:t>附件与证据</w:t>
             </w:r>
           </w:p>
         </w:tc>
         <w:tc>
           <w:tcPr>
-            <w:tcW w:type="dxa" w:w="13261"/>
-            <w:shd w:fill="FFF9E8"/>
+            <w:tcW w:type="dxa" w:w="5066"/>
+            <w:shd w:fill="F3EFF9"/>
             <w:vAlign w:val="center"/>
             <w:tcMar>
               <w:top w:w="80" w:type="dxa"/>
@@ -4401,7 +4542,128 @@
                 <w:b w:val="0"/>
                 <w:i w:val="0"/>
                 <w:color w:val="24364B"/>
-                <w:sz w:val="18"/>
+                <w:sz w:val="17"/>
+              </w:rPr>
+            </w:r>
+          </w:p>
+        </w:tc>
+      </w:tr>
+      <w:tr>
+        <w:trPr>
+          <w:cantSplit/>
+        </w:trPr>
+        <w:tc>
+          <w:tcPr>
+            <w:tcW w:type="dxa" w:w="2682"/>
+            <w:shd w:fill="FFFFFF"/>
+            <w:vAlign w:val="center"/>
+            <w:tcMar>
+              <w:top w:w="80" w:type="dxa"/>
+              <w:start w:w="120" w:type="dxa"/>
+              <w:bottom w:w="80" w:type="dxa"/>
+              <w:end w:w="120" w:type="dxa"/>
+            </w:tcMar>
+          </w:tcPr>
+          <w:p>
+            <w:pPr>
+              <w:spacing w:before="40" w:after="40" w:line="276" w:lineRule="auto"/>
+              <w:jc w:val="left"/>
+            </w:pPr>
+            <w:r/>
+            <w:r>
+              <w:rPr>
+                <w:rFonts w:ascii="Microsoft YaHei" w:hAnsi="Microsoft YaHei" w:eastAsia="Microsoft YaHei"/>
+                <w:b w:val="0"/>
+                <w:i w:val="0"/>
+                <w:color w:val="24364B"/>
+                <w:sz w:val="17"/>
+              </w:rPr>
+            </w:r>
+          </w:p>
+        </w:tc>
+        <w:tc>
+          <w:tcPr>
+            <w:tcW w:type="dxa" w:w="4917"/>
+            <w:shd w:fill="F3EFF9"/>
+            <w:vAlign w:val="center"/>
+            <w:tcMar>
+              <w:top w:w="80" w:type="dxa"/>
+              <w:start w:w="120" w:type="dxa"/>
+              <w:bottom w:w="80" w:type="dxa"/>
+              <w:end w:w="120" w:type="dxa"/>
+            </w:tcMar>
+          </w:tcPr>
+          <w:p>
+            <w:pPr>
+              <w:spacing w:before="40" w:after="40" w:line="276" w:lineRule="auto"/>
+              <w:jc w:val="left"/>
+            </w:pPr>
+            <w:r/>
+            <w:r>
+              <w:rPr>
+                <w:rFonts w:ascii="Microsoft YaHei" w:hAnsi="Microsoft YaHei" w:eastAsia="Microsoft YaHei"/>
+                <w:b w:val="0"/>
+                <w:i w:val="0"/>
+                <w:color w:val="24364B"/>
+                <w:sz w:val="17"/>
+              </w:rPr>
+            </w:r>
+          </w:p>
+        </w:tc>
+        <w:tc>
+          <w:tcPr>
+            <w:tcW w:type="dxa" w:w="2235"/>
+            <w:shd w:fill="F3EFF9"/>
+            <w:vAlign w:val="center"/>
+            <w:tcMar>
+              <w:top w:w="80" w:type="dxa"/>
+              <w:start w:w="120" w:type="dxa"/>
+              <w:bottom w:w="80" w:type="dxa"/>
+              <w:end w:w="120" w:type="dxa"/>
+            </w:tcMar>
+          </w:tcPr>
+          <w:p>
+            <w:pPr>
+              <w:spacing w:before="40" w:after="40" w:line="276" w:lineRule="auto"/>
+              <w:jc w:val="left"/>
+            </w:pPr>
+            <w:r/>
+            <w:r>
+              <w:rPr>
+                <w:rFonts w:ascii="Microsoft YaHei" w:hAnsi="Microsoft YaHei" w:eastAsia="Microsoft YaHei"/>
+                <w:b w:val="0"/>
+                <w:i w:val="0"/>
+                <w:color w:val="24364B"/>
+                <w:sz w:val="17"/>
+              </w:rPr>
+            </w:r>
+          </w:p>
+        </w:tc>
+        <w:tc>
+          <w:tcPr>
+            <w:tcW w:type="dxa" w:w="5066"/>
+            <w:shd w:fill="F3EFF9"/>
+            <w:vAlign w:val="center"/>
+            <w:tcMar>
+              <w:top w:w="80" w:type="dxa"/>
+              <w:start w:w="120" w:type="dxa"/>
+              <w:bottom w:w="80" w:type="dxa"/>
+              <w:end w:w="120" w:type="dxa"/>
+            </w:tcMar>
+          </w:tcPr>
+          <w:p>
+            <w:pPr>
+              <w:spacing w:before="40" w:after="40" w:line="276" w:lineRule="auto"/>
+              <w:jc w:val="left"/>
+            </w:pPr>
+            <w:r/>
+            <w:r>
+              <w:rPr>
+                <w:rFonts w:ascii="Microsoft YaHei" w:hAnsi="Microsoft YaHei" w:eastAsia="Microsoft YaHei"/>
+                <w:b w:val="0"/>
+                <w:i w:val="0"/>
+                <w:color w:val="24364B"/>
+                <w:sz w:val="17"/>
               </w:rPr>
             </w:r>
           </w:p>
@@ -4412,16 +4674,167 @@
       <w:pPr>
         <w:pStyle w:val="Heading2"/>
         <w:keepNext/>
+        <w:pageBreakBefore w:val="0"/>
       </w:pPr>
       <w:r>
         <w:rPr>
           <w:rFonts w:ascii="Microsoft YaHei" w:hAnsi="Microsoft YaHei" w:eastAsia="Microsoft YaHei"/>
           <w:b/>
           <w:i w:val="0"/>
-          <w:color w:val="1769E0"/>
+          <w:color w:val="6D4AA2"/>
           <w:sz w:val="26"/>
         </w:rPr>
-        <w:t>五、审核确认</w:t>
+        <w:t>四、交付门禁</w:t>
+      </w:r>
+    </w:p>
+    <w:tbl>
+      <w:tblPr>
+        <w:tblStyle w:val="TableGrid"/>
+        <w:tblW w:type="dxa" w:w="14900"/>
+        <w:jc w:val="left"/>
+        <w:tblLayout w:type="fixed"/>
+        <w:tblLook w:firstColumn="1" w:firstRow="1" w:lastColumn="0" w:lastRow="0" w:noHBand="0" w:noVBand="1" w:val="04A0"/>
+        <w:tblInd w:w="120" w:type="dxa"/>
+        <w:tblBorders>
+          <w:top w:val="single" w:sz="5" w:color="6D4AA2"/>
+          <w:left w:val="single" w:sz="5" w:color="6D4AA2"/>
+          <w:bottom w:val="single" w:sz="5" w:color="6D4AA2"/>
+          <w:right w:val="single" w:sz="5" w:color="6D4AA2"/>
+          <w:insideH w:val="single" w:sz="5" w:color="6D4AA2"/>
+          <w:insideV w:val="single" w:sz="5" w:color="6D4AA2"/>
+        </w:tblBorders>
+      </w:tblPr>
+      <w:tblGrid>
+        <w:gridCol w:w="4967"/>
+        <w:gridCol w:w="4967"/>
+        <w:gridCol w:w="4966"/>
+      </w:tblGrid>
+      <w:tr>
+        <w:trPr>
+          <w:cantSplit/>
+        </w:trPr>
+        <w:tc>
+          <w:tcPr>
+            <w:tcW w:type="dxa" w:w="4967"/>
+            <w:shd w:fill="F3EFF9"/>
+          </w:tcPr>
+          <w:p>
+            <w:pPr>
+              <w:spacing w:before="100" w:after="100"/>
+            </w:pPr>
+            <w:r/>
+            <w:r>
+              <w:rPr>
+                <w:rFonts w:ascii="Microsoft YaHei" w:hAnsi="Microsoft YaHei" w:eastAsia="Microsoft YaHei"/>
+                <w:b/>
+                <w:i w:val="0"/>
+                <w:color w:val="6D4AA2"/>
+                <w:sz w:val="18"/>
+              </w:rPr>
+              <w:t>内容完整性</w:t>
+              <w:br/>
+            </w:r>
+            <w:r>
+              <w:rPr>
+                <w:rFonts w:ascii="Microsoft YaHei" w:hAnsi="Microsoft YaHei" w:eastAsia="Microsoft YaHei"/>
+                <w:b w:val="0"/>
+                <w:i w:val="0"/>
+                <w:color w:val="24364B"/>
+                <w:sz w:val="17"/>
+              </w:rPr>
+              <w:t>字段、口径、排序及页眉页脚已确认</w:t>
+              <w:br/>
+              <w:t>☐ 通过  ☐ 待整改  ☐ 不适用</w:t>
+            </w:r>
+          </w:p>
+        </w:tc>
+        <w:tc>
+          <w:tcPr>
+            <w:tcW w:type="dxa" w:w="4967"/>
+            <w:shd w:fill="F3EFF9"/>
+          </w:tcPr>
+          <w:p>
+            <w:pPr>
+              <w:spacing w:before="100" w:after="100"/>
+            </w:pPr>
+            <w:r/>
+            <w:r>
+              <w:rPr>
+                <w:rFonts w:ascii="Microsoft YaHei" w:hAnsi="Microsoft YaHei" w:eastAsia="Microsoft YaHei"/>
+                <w:b/>
+                <w:i w:val="0"/>
+                <w:color w:val="6D4AA2"/>
+                <w:sz w:val="18"/>
+              </w:rPr>
+              <w:t>打印适配</w:t>
+              <w:br/>
+            </w:r>
+            <w:r>
+              <w:rPr>
+                <w:rFonts w:ascii="Microsoft YaHei" w:hAnsi="Microsoft YaHei" w:eastAsia="Microsoft YaHei"/>
+                <w:b w:val="0"/>
+                <w:i w:val="0"/>
+                <w:color w:val="24364B"/>
+                <w:sz w:val="17"/>
+              </w:rPr>
+              <w:t>纸张、方向、边距、条码及打印机已验证</w:t>
+              <w:br/>
+              <w:t>☐ 通过  ☐ 待整改  ☐ 不适用</w:t>
+            </w:r>
+          </w:p>
+        </w:tc>
+        <w:tc>
+          <w:tcPr>
+            <w:tcW w:type="dxa" w:w="4966"/>
+            <w:shd w:fill="F3EFF9"/>
+          </w:tcPr>
+          <w:p>
+            <w:pPr>
+              <w:spacing w:before="100" w:after="100"/>
+            </w:pPr>
+            <w:r/>
+            <w:r>
+              <w:rPr>
+                <w:rFonts w:ascii="Microsoft YaHei" w:hAnsi="Microsoft YaHei" w:eastAsia="Microsoft YaHei"/>
+                <w:b/>
+                <w:i w:val="0"/>
+                <w:color w:val="6D4AA2"/>
+                <w:sz w:val="18"/>
+              </w:rPr>
+              <w:t>版本管理</w:t>
+              <w:br/>
+            </w:r>
+            <w:r>
+              <w:rPr>
+                <w:rFonts w:ascii="Microsoft YaHei" w:hAnsi="Microsoft YaHei" w:eastAsia="Microsoft YaHei"/>
+                <w:b w:val="0"/>
+                <w:i w:val="0"/>
+                <w:color w:val="24364B"/>
+                <w:sz w:val="17"/>
+              </w:rPr>
+              <w:t>正式版本、样例文件和变更记录可追溯</w:t>
+              <w:br/>
+              <w:t>☐ 通过  ☐ 待整改  ☐ 不适用</w:t>
+            </w:r>
+          </w:p>
+        </w:tc>
+      </w:tr>
+    </w:tbl>
+    <w:p>
+      <w:pPr>
+        <w:pStyle w:val="Heading2"/>
+        <w:keepNext/>
+        <w:pageBreakBefore/>
+      </w:pPr>
+      <w:r>
+        <w:rPr>
+          <w:rFonts w:ascii="Microsoft YaHei" w:hAnsi="Microsoft YaHei" w:eastAsia="Microsoft YaHei"/>
+          <w:b/>
+          <w:i w:val="0"/>
+          <w:color w:val="6D4AA2"/>
+          <w:sz w:val="26"/>
+        </w:rPr>
+        <w:t>五、责任确认</w:t>
       </w:r>
     </w:p>
     <w:tbl>
@@ -4454,7 +4867,7 @@
         <w:tc>
           <w:tcPr>
             <w:tcW w:type="dxa" w:w="1862"/>
-            <w:shd w:fill="17365D"/>
+            <w:shd w:fill="6D4AA2"/>
             <w:vAlign w:val="center"/>
             <w:tcMar>
               <w:top w:w="80" w:type="dxa"/>
@@ -4484,7 +4897,7 @@
         <w:tc>
           <w:tcPr>
             <w:tcW w:type="dxa" w:w="2682"/>
-            <w:shd w:fill="17365D"/>
+            <w:shd w:fill="6D4AA2"/>
             <w:vAlign w:val="center"/>
             <w:tcMar>
               <w:top w:w="80" w:type="dxa"/>
@@ -4514,7 +4927,7 @@
         <w:tc>
           <w:tcPr>
             <w:tcW w:type="dxa" w:w="8120"/>
-            <w:shd w:fill="17365D"/>
+            <w:shd w:fill="6D4AA2"/>
             <w:vAlign w:val="center"/>
             <w:tcMar>
               <w:top w:w="80" w:type="dxa"/>
@@ -4544,7 +4957,7 @@
         <w:tc>
           <w:tcPr>
             <w:tcW w:type="dxa" w:w="2236"/>
-            <w:shd w:fill="17365D"/>
+            <w:shd w:fill="6D4AA2"/>
             <w:vAlign w:val="center"/>
             <w:tcMar>
               <w:top w:w="80" w:type="dxa"/>
@@ -4602,14 +5015,14 @@
                 <w:color w:val="17365D"/>
                 <w:sz w:val="17"/>
               </w:rPr>
-              <w:t>实施方负责人</w:t>
+              <w:t>模板维护人</w:t>
             </w:r>
           </w:p>
         </w:tc>
         <w:tc>
           <w:tcPr>
             <w:tcW w:type="dxa" w:w="2682"/>
-            <w:shd w:fill="FFF9E8"/>
+            <w:shd w:fill="F3EFF9"/>
             <w:vAlign w:val="center"/>
             <w:tcMar>
               <w:top w:w="80" w:type="dxa"/>
@@ -4638,7 +5051,7 @@
         <w:tc>
           <w:tcPr>
             <w:tcW w:type="dxa" w:w="8120"/>
-            <w:shd w:fill="FFF9E8"/>
+            <w:shd w:fill="F3EFF9"/>
             <w:vAlign w:val="center"/>
             <w:tcMar>
               <w:top w:w="80" w:type="dxa"/>
@@ -4667,7 +5080,7 @@
         <w:tc>
           <w:tcPr>
             <w:tcW w:type="dxa" w:w="2236"/>
-            <w:shd w:fill="FFF9E8"/>
+            <w:shd w:fill="F3EFF9"/>
             <w:vAlign w:val="center"/>
             <w:tcMar>
               <w:top w:w="80" w:type="dxa"/>
@@ -4724,14 +5137,14 @@
                 <w:color w:val="17365D"/>
                 <w:sz w:val="17"/>
               </w:rPr>
-              <w:t>客户项目负责人</w:t>
+              <w:t>业务代表</w:t>
             </w:r>
           </w:p>
         </w:tc>
         <w:tc>
           <w:tcPr>
             <w:tcW w:type="dxa" w:w="2682"/>
-            <w:shd w:fill="FFF9E8"/>
+            <w:shd w:fill="F3EFF9"/>
             <w:vAlign w:val="center"/>
             <w:tcMar>
               <w:top w:w="80" w:type="dxa"/>
@@ -4760,7 +5173,7 @@
         <w:tc>
           <w:tcPr>
             <w:tcW w:type="dxa" w:w="8120"/>
-            <w:shd w:fill="FFF9E8"/>
+            <w:shd w:fill="F3EFF9"/>
             <w:vAlign w:val="center"/>
             <w:tcMar>
               <w:top w:w="80" w:type="dxa"/>
@@ -4789,7 +5202,7 @@
         <w:tc>
           <w:tcPr>
             <w:tcW w:type="dxa" w:w="2236"/>
-            <w:shd w:fill="FFF9E8"/>
+            <w:shd w:fill="F3EFF9"/>
             <w:vAlign w:val="center"/>
             <w:tcMar>
               <w:top w:w="80" w:type="dxa"/>
@@ -4846,14 +5259,14 @@
                 <w:color w:val="17365D"/>
                 <w:sz w:val="17"/>
               </w:rPr>
-              <w:t>业务/信息部门</w:t>
+              <w:t>项目经理</w:t>
             </w:r>
           </w:p>
         </w:tc>
         <w:tc>
           <w:tcPr>
             <w:tcW w:type="dxa" w:w="2682"/>
-            <w:shd w:fill="FFF9E8"/>
+            <w:shd w:fill="F3EFF9"/>
             <w:vAlign w:val="center"/>
             <w:tcMar>
               <w:top w:w="80" w:type="dxa"/>
@@ -4882,7 +5295,7 @@
         <w:tc>
           <w:tcPr>
             <w:tcW w:type="dxa" w:w="8120"/>
-            <w:shd w:fill="FFF9E8"/>
+            <w:shd w:fill="F3EFF9"/>
             <w:vAlign w:val="center"/>
             <w:tcMar>
               <w:top w:w="80" w:type="dxa"/>
@@ -4911,7 +5324,7 @@
         <w:tc>
           <w:tcPr>
             <w:tcW w:type="dxa" w:w="2236"/>
-            <w:shd w:fill="FFF9E8"/>
+            <w:shd w:fill="F3EFF9"/>
             <w:vAlign w:val="center"/>
             <w:tcMar>
               <w:top w:w="80" w:type="dxa"/>
@@ -4952,7 +5365,7 @@
           <w:color w:val="667A90"/>
           <w:sz w:val="16"/>
         </w:rPr>
-        <w:t>版本记录：V2.0 · 蓝白医疗信息化模板首版 · 2026-07-28</w:t>
+        <w:t>版本记录：V2.1 · 模板目录差异化改版 · 2026-07-28</w:t>
       </w:r>
     </w:p>
     <w:sectPr>
@@ -5055,10 +5468,10 @@
               <w:rFonts w:ascii="Microsoft YaHei" w:hAnsi="Microsoft YaHei" w:eastAsia="Microsoft YaHei"/>
               <w:b/>
               <w:i w:val="0"/>
-              <w:color w:val="667A90"/>
+              <w:color w:val="6D4AA2"/>
               <w:sz w:val="17"/>
             </w:rPr>
-            <w:t>实施项目管理平台 · SOP 交付物</w:t>
+            <w:t>实施项目管理平台 · 模板目录</w:t>
           </w:r>
         </w:p>
       </w:tc>
@@ -5087,7 +5500,7 @@
               <w:color w:val="667A90"/>
               <w:sz w:val="17"/>
             </w:rPr>
-            <w:t>报告模板清单  |  V2.0</w:t>
+            <w:t>报告模板清单  |  V2.1</w:t>
           </w:r>
         </w:p>
       </w:tc>

--- a/templates/report-template-list.docx
+++ b/templates/report-template-list.docx
@@ -4,24 +4,8 @@
   <w:body>
     <w:p>
       <w:pPr>
-        <w:spacing w:before="60" w:after="0"/>
-        <w:jc w:val="left"/>
-      </w:pPr>
-      <w:r>
-        <w:rPr>
-          <w:rFonts w:ascii="Microsoft YaHei" w:hAnsi="Microsoft YaHei" w:eastAsia="Microsoft YaHei"/>
-          <w:b/>
-          <w:i w:val="0"/>
-          <w:color w:val="6D4AA2"/>
-          <w:sz w:val="19"/>
-        </w:rPr>
-        <w:t>模板目录 · 事前准备</w:t>
-      </w:r>
-    </w:p>
-    <w:p>
-      <w:pPr>
         <w:keepNext/>
-        <w:spacing w:before="0" w:after="60"/>
+        <w:spacing w:before="60" w:after="60"/>
         <w:jc w:val="left"/>
       </w:pPr>
       <w:r>
